--- a/public/devis/Devis_VTC_pratique.docx
+++ b/public/devis/Devis_VTC_pratique.docx
@@ -8,6 +8,7 @@
           <w:tab w:val="center" w:pos="7468"/>
         </w:tabs>
         <w:spacing w:after="4" w:line="260" w:lineRule="auto"/>
+        <w:ind w:left="-15" w:firstLine="0"/>
         <w:rPr>
           <w:color w:val="363636"/>
           <w:sz w:val="18"/>
@@ -31,26 +32,7 @@
           <w:tab w:val="center" w:pos="7468"/>
         </w:tabs>
         <w:spacing w:after="4" w:line="260" w:lineRule="auto"/>
-        <w:ind w:left="-15" w:firstLine="0"/>
-      </w:pPr>
-      <w:r>
-        <w:rPr>
-          <w:color w:val="363636"/>
-          <w:sz w:val="18"/>
-        </w:rPr>
-        <w:tab/>
-      </w:r>
-    </w:p>
-    <w:p>
-      <w:pPr>
-        <w:spacing w:after="237" w:line="260" w:lineRule="auto"/>
-        <w:ind w:left="-5"/>
         <w:jc w:val="center"/>
-        <w:rPr>
-          <w:b/>
-          <w:sz w:val="32"/>
-          <w:szCs w:val="32"/>
-        </w:rPr>
       </w:pPr>
       <w:r>
         <w:rPr>
@@ -64,24 +46,24 @@
     <w:tbl>
       <w:tblPr>
         <w:tblStyle w:val="TableauGrille4-Accentuation5"/>
-        <w:tblW w:w="11210" w:type="dxa"/>
+        <w:tblW w:w="10768" w:type="dxa"/>
         <w:tblLook w:val="04A0" w:firstRow="1" w:lastRow="0" w:firstColumn="1" w:lastColumn="0" w:noHBand="0" w:noVBand="1"/>
       </w:tblPr>
       <w:tblGrid>
-        <w:gridCol w:w="3503"/>
-        <w:gridCol w:w="4248"/>
-        <w:gridCol w:w="1161"/>
-        <w:gridCol w:w="2298"/>
+        <w:gridCol w:w="2413"/>
+        <w:gridCol w:w="4670"/>
+        <w:gridCol w:w="1276"/>
+        <w:gridCol w:w="2409"/>
       </w:tblGrid>
       <w:tr>
         <w:trPr>
           <w:cnfStyle w:val="100000000000" w:firstRow="1" w:lastRow="0" w:firstColumn="0" w:lastColumn="0" w:oddVBand="0" w:evenVBand="0" w:oddHBand="0" w:evenHBand="0" w:firstRowFirstColumn="0" w:firstRowLastColumn="0" w:lastRowFirstColumn="0" w:lastRowLastColumn="0"/>
-          <w:trHeight w:val="547"/>
+          <w:trHeight w:val="241"/>
         </w:trPr>
         <w:tc>
           <w:tcPr>
             <w:cnfStyle w:val="001000000000" w:firstRow="0" w:lastRow="0" w:firstColumn="1" w:lastColumn="0" w:oddVBand="0" w:evenVBand="0" w:oddHBand="0" w:evenHBand="0" w:firstRowFirstColumn="0" w:firstRowLastColumn="0" w:lastRowFirstColumn="0" w:lastRowLastColumn="0"/>
-            <w:tcW w:w="2218" w:type="dxa"/>
+            <w:tcW w:w="2413" w:type="dxa"/>
           </w:tcPr>
           <w:p>
             <w:pPr>
@@ -91,7 +73,7 @@
         </w:tc>
         <w:tc>
           <w:tcPr>
-            <w:tcW w:w="5104" w:type="dxa"/>
+            <w:tcW w:w="4670" w:type="dxa"/>
           </w:tcPr>
           <w:p>
             <w:pPr>
@@ -110,7 +92,7 @@
         </w:tc>
         <w:tc>
           <w:tcPr>
-            <w:tcW w:w="1196" w:type="dxa"/>
+            <w:tcW w:w="1276" w:type="dxa"/>
           </w:tcPr>
           <w:p>
             <w:pPr>
@@ -129,7 +111,7 @@
         </w:tc>
         <w:tc>
           <w:tcPr>
-            <w:tcW w:w="2692" w:type="dxa"/>
+            <w:tcW w:w="2409" w:type="dxa"/>
           </w:tcPr>
           <w:p>
             <w:pPr>
@@ -150,12 +132,12 @@
       <w:tr>
         <w:trPr>
           <w:cnfStyle w:val="000000100000" w:firstRow="0" w:lastRow="0" w:firstColumn="0" w:lastColumn="0" w:oddVBand="0" w:evenVBand="0" w:oddHBand="1" w:evenHBand="0" w:firstRowFirstColumn="0" w:firstRowLastColumn="0" w:lastRowFirstColumn="0" w:lastRowLastColumn="0"/>
-          <w:trHeight w:val="1759"/>
+          <w:trHeight w:val="1359"/>
         </w:trPr>
         <w:tc>
           <w:tcPr>
             <w:cnfStyle w:val="001000000000" w:firstRow="0" w:lastRow="0" w:firstColumn="1" w:lastColumn="0" w:oddVBand="0" w:evenVBand="0" w:oddHBand="0" w:evenHBand="0" w:firstRowFirstColumn="0" w:firstRowLastColumn="0" w:lastRowFirstColumn="0" w:lastRowLastColumn="0"/>
-            <w:tcW w:w="2218" w:type="dxa"/>
+            <w:tcW w:w="2413" w:type="dxa"/>
           </w:tcPr>
           <w:p>
             <w:pPr>
@@ -185,7 +167,7 @@
         </w:tc>
         <w:tc>
           <w:tcPr>
-            <w:tcW w:w="5104" w:type="dxa"/>
+            <w:tcW w:w="4670" w:type="dxa"/>
           </w:tcPr>
           <w:p>
             <w:pPr>
@@ -205,7 +187,7 @@
                 <w:sz w:val="24"/>
                 <w:szCs w:val="24"/>
               </w:rPr>
-              <w:t>Formation VTC pour chauffeurs TAXI E-learning</w:t>
+              <w:t xml:space="preserve">Formation VTC </w:t>
             </w:r>
           </w:p>
           <w:p>
@@ -231,10 +213,11 @@
           </w:p>
           <w:p>
             <w:pPr>
-              <w:spacing w:after="1" w:line="259" w:lineRule="auto"/>
+              <w:ind w:left="0" w:firstLine="0"/>
               <w:cnfStyle w:val="000000100000" w:firstRow="0" w:lastRow="0" w:firstColumn="0" w:lastColumn="0" w:oddVBand="0" w:evenVBand="0" w:oddHBand="1" w:evenHBand="0" w:firstRowFirstColumn="0" w:firstRowLastColumn="0" w:lastRowFirstColumn="0" w:lastRowLastColumn="0"/>
               <w:rPr>
                 <w:rFonts w:ascii="Times New Roman" w:hAnsi="Times New Roman" w:cs="Times New Roman"/>
+                <w:color w:val="363636"/>
                 <w:sz w:val="24"/>
                 <w:szCs w:val="24"/>
               </w:rPr>
@@ -242,18 +225,20 @@
             <w:r>
               <w:rPr>
                 <w:rFonts w:ascii="Times New Roman" w:hAnsi="Times New Roman" w:cs="Times New Roman"/>
+                <w:color w:val="363636"/>
                 <w:sz w:val="24"/>
                 <w:szCs w:val="24"/>
               </w:rPr>
-              <w:t xml:space="preserve">Mise à disposition du véhicule à double commande pour l’examen pratique </w:t>
+              <w:t>Mise à disposition du véhicule pour l’examen sur Lyon</w:t>
             </w:r>
           </w:p>
           <w:p>
             <w:pPr>
-              <w:spacing w:after="1" w:line="259" w:lineRule="auto"/>
+              <w:ind w:left="0" w:firstLine="0"/>
               <w:cnfStyle w:val="000000100000" w:firstRow="0" w:lastRow="0" w:firstColumn="0" w:lastColumn="0" w:oddVBand="0" w:evenVBand="0" w:oddHBand="1" w:evenHBand="0" w:firstRowFirstColumn="0" w:firstRowLastColumn="0" w:lastRowFirstColumn="0" w:lastRowLastColumn="0"/>
               <w:rPr>
                 <w:rFonts w:ascii="Times New Roman" w:hAnsi="Times New Roman" w:cs="Times New Roman"/>
+                <w:color w:val="363636"/>
                 <w:sz w:val="24"/>
                 <w:szCs w:val="24"/>
               </w:rPr>
@@ -261,16 +246,17 @@
             <w:r>
               <w:rPr>
                 <w:rFonts w:ascii="Times New Roman" w:hAnsi="Times New Roman" w:cs="Times New Roman"/>
+                <w:color w:val="363636"/>
                 <w:sz w:val="24"/>
                 <w:szCs w:val="24"/>
               </w:rPr>
-              <w:t>Entrainement pratique VTC : 3h en solo ou 6h en groupe</w:t>
+              <w:t>Frais d’examen de la chambre des métiers et de l’artisanat</w:t>
             </w:r>
           </w:p>
         </w:tc>
         <w:tc>
           <w:tcPr>
-            <w:tcW w:w="1196" w:type="dxa"/>
+            <w:tcW w:w="1276" w:type="dxa"/>
           </w:tcPr>
           <w:p>
             <w:pPr>
@@ -287,38 +273,27 @@
         </w:tc>
         <w:tc>
           <w:tcPr>
-            <w:tcW w:w="2692" w:type="dxa"/>
+            <w:tcW w:w="2409" w:type="dxa"/>
           </w:tcPr>
-          <w:p>
-            <w:pPr>
-              <w:tabs>
-                <w:tab w:val="left" w:pos="4536"/>
-              </w:tabs>
-              <w:spacing w:after="0" w:line="240" w:lineRule="auto"/>
-              <w:ind w:left="0" w:firstLine="0"/>
-              <w:contextualSpacing/>
-              <w:cnfStyle w:val="000000100000" w:firstRow="0" w:lastRow="0" w:firstColumn="0" w:lastColumn="0" w:oddVBand="0" w:evenVBand="0" w:oddHBand="1" w:evenHBand="0" w:firstRowFirstColumn="0" w:firstRowLastColumn="0" w:lastRowFirstColumn="0" w:lastRowLastColumn="0"/>
-            </w:pPr>
-            <w:r>
-              <w:t>999 €</w:t>
-            </w:r>
-          </w:p>
           <w:p>
             <w:pPr>
               <w:ind w:left="0" w:firstLine="0"/>
               <w:cnfStyle w:val="000000100000" w:firstRow="0" w:lastRow="0" w:firstColumn="0" w:lastColumn="0" w:oddVBand="0" w:evenVBand="0" w:oddHBand="1" w:evenHBand="0" w:firstRowFirstColumn="0" w:firstRowLastColumn="0" w:lastRowFirstColumn="0" w:lastRowLastColumn="0"/>
             </w:pPr>
+            <w:r>
+              <w:t>1 499 €</w:t>
+            </w:r>
           </w:p>
         </w:tc>
       </w:tr>
       <w:tr>
         <w:trPr>
-          <w:trHeight w:val="547"/>
+          <w:trHeight w:val="688"/>
         </w:trPr>
         <w:tc>
           <w:tcPr>
             <w:cnfStyle w:val="001000000000" w:firstRow="0" w:lastRow="0" w:firstColumn="1" w:lastColumn="0" w:oddVBand="0" w:evenVBand="0" w:oddHBand="0" w:evenHBand="0" w:firstRowFirstColumn="0" w:firstRowLastColumn="0" w:lastRowFirstColumn="0" w:lastRowLastColumn="0"/>
-            <w:tcW w:w="2218" w:type="dxa"/>
+            <w:tcW w:w="2413" w:type="dxa"/>
           </w:tcPr>
           <w:p>
             <w:pPr>
@@ -331,21 +306,21 @@
                 <w:sz w:val="24"/>
                 <w:szCs w:val="24"/>
               </w:rPr>
-              <w:t>Mise à disposition de la plateforme www.gestion.ftransport.fr/cours</w:t>
+              <w:t xml:space="preserve">Durée   </w:t>
             </w:r>
           </w:p>
         </w:tc>
         <w:tc>
           <w:tcPr>
-            <w:tcW w:w="5104" w:type="dxa"/>
+            <w:tcW w:w="4670" w:type="dxa"/>
           </w:tcPr>
           <w:p>
             <w:pPr>
-              <w:spacing w:after="1" w:line="259" w:lineRule="auto"/>
               <w:ind w:left="0" w:firstLine="0"/>
               <w:cnfStyle w:val="000000000000" w:firstRow="0" w:lastRow="0" w:firstColumn="0" w:lastColumn="0" w:oddVBand="0" w:evenVBand="0" w:oddHBand="0" w:evenHBand="0" w:firstRowFirstColumn="0" w:firstRowLastColumn="0" w:lastRowFirstColumn="0" w:lastRowLastColumn="0"/>
               <w:rPr>
                 <w:rFonts w:ascii="Times New Roman" w:hAnsi="Times New Roman" w:cs="Times New Roman"/>
+                <w:bCs/>
                 <w:sz w:val="24"/>
                 <w:szCs w:val="24"/>
               </w:rPr>
@@ -353,22 +328,17 @@
             <w:r>
               <w:rPr>
                 <w:rFonts w:ascii="Times New Roman" w:hAnsi="Times New Roman" w:cs="Times New Roman"/>
+                <w:bCs/>
                 <w:sz w:val="24"/>
                 <w:szCs w:val="24"/>
               </w:rPr>
-              <w:t>3 mois</w:t>
+              <w:t xml:space="preserve">Nombre d’heures : 66h </w:t>
             </w:r>
-          </w:p>
-          <w:p>
-            <w:pPr>
-              <w:ind w:left="0" w:firstLine="0"/>
-              <w:cnfStyle w:val="000000000000" w:firstRow="0" w:lastRow="0" w:firstColumn="0" w:lastColumn="0" w:oddVBand="0" w:evenVBand="0" w:oddHBand="0" w:evenHBand="0" w:firstRowFirstColumn="0" w:firstRowLastColumn="0" w:lastRowFirstColumn="0" w:lastRowLastColumn="0"/>
-            </w:pPr>
           </w:p>
         </w:tc>
         <w:tc>
           <w:tcPr>
-            <w:tcW w:w="1196" w:type="dxa"/>
+            <w:tcW w:w="1276" w:type="dxa"/>
           </w:tcPr>
           <w:p>
             <w:pPr>
@@ -379,7 +349,7 @@
         </w:tc>
         <w:tc>
           <w:tcPr>
-            <w:tcW w:w="2692" w:type="dxa"/>
+            <w:tcW w:w="2409" w:type="dxa"/>
           </w:tcPr>
           <w:p>
             <w:pPr>
@@ -392,12 +362,12 @@
       <w:tr>
         <w:trPr>
           <w:cnfStyle w:val="000000100000" w:firstRow="0" w:lastRow="0" w:firstColumn="0" w:lastColumn="0" w:oddVBand="0" w:evenVBand="0" w:oddHBand="1" w:evenHBand="0" w:firstRowFirstColumn="0" w:firstRowLastColumn="0" w:lastRowFirstColumn="0" w:lastRowLastColumn="0"/>
-          <w:trHeight w:val="369"/>
+          <w:trHeight w:val="434"/>
         </w:trPr>
         <w:tc>
           <w:tcPr>
             <w:cnfStyle w:val="001000000000" w:firstRow="0" w:lastRow="0" w:firstColumn="1" w:lastColumn="0" w:oddVBand="0" w:evenVBand="0" w:oddHBand="0" w:evenHBand="0" w:firstRowFirstColumn="0" w:firstRowLastColumn="0" w:lastRowFirstColumn="0" w:lastRowLastColumn="0"/>
-            <w:tcW w:w="2218" w:type="dxa"/>
+            <w:tcW w:w="2413" w:type="dxa"/>
           </w:tcPr>
           <w:p>
             <w:pPr>
@@ -418,21 +388,10 @@
               <w:t>Lieu</w:t>
             </w:r>
           </w:p>
-          <w:p>
-            <w:pPr>
-              <w:ind w:left="0" w:firstLine="0"/>
-              <w:rPr>
-                <w:rFonts w:ascii="Times New Roman" w:hAnsi="Times New Roman" w:cs="Times New Roman"/>
-                <w:color w:val="363636"/>
-                <w:sz w:val="24"/>
-                <w:szCs w:val="24"/>
-              </w:rPr>
-            </w:pPr>
-          </w:p>
         </w:tc>
         <w:tc>
           <w:tcPr>
-            <w:tcW w:w="5104" w:type="dxa"/>
+            <w:tcW w:w="4670" w:type="dxa"/>
           </w:tcPr>
           <w:p>
             <w:pPr>
@@ -456,22 +415,10 @@
               <w:t>LYON (69)</w:t>
             </w:r>
           </w:p>
-          <w:p>
-            <w:pPr>
-              <w:spacing w:after="1" w:line="259" w:lineRule="auto"/>
-              <w:ind w:left="0" w:firstLine="0"/>
-              <w:cnfStyle w:val="000000100000" w:firstRow="0" w:lastRow="0" w:firstColumn="0" w:lastColumn="0" w:oddVBand="0" w:evenVBand="0" w:oddHBand="1" w:evenHBand="0" w:firstRowFirstColumn="0" w:firstRowLastColumn="0" w:lastRowFirstColumn="0" w:lastRowLastColumn="0"/>
-              <w:rPr>
-                <w:rFonts w:asciiTheme="minorHAnsi" w:hAnsiTheme="minorHAnsi" w:cstheme="minorHAnsi"/>
-                <w:sz w:val="24"/>
-                <w:szCs w:val="24"/>
-              </w:rPr>
-            </w:pPr>
-          </w:p>
         </w:tc>
         <w:tc>
           <w:tcPr>
-            <w:tcW w:w="1196" w:type="dxa"/>
+            <w:tcW w:w="1276" w:type="dxa"/>
           </w:tcPr>
           <w:p>
             <w:pPr>
@@ -482,7 +429,7 @@
         </w:tc>
         <w:tc>
           <w:tcPr>
-            <w:tcW w:w="2692" w:type="dxa"/>
+            <w:tcW w:w="2409" w:type="dxa"/>
           </w:tcPr>
           <w:p>
             <w:pPr>
@@ -494,17 +441,93 @@
       </w:tr>
       <w:tr>
         <w:trPr>
-          <w:trHeight w:val="576"/>
+          <w:trHeight w:val="559"/>
         </w:trPr>
         <w:tc>
           <w:tcPr>
             <w:cnfStyle w:val="001000000000" w:firstRow="0" w:lastRow="0" w:firstColumn="1" w:lastColumn="0" w:oddVBand="0" w:evenVBand="0" w:oddHBand="0" w:evenHBand="0" w:firstRowFirstColumn="0" w:firstRowLastColumn="0" w:lastRowFirstColumn="0" w:lastRowLastColumn="0"/>
-            <w:tcW w:w="2218" w:type="dxa"/>
+            <w:tcW w:w="2413" w:type="dxa"/>
+          </w:tcPr>
+          <w:p>
+            <w:pPr>
+              <w:spacing w:after="1" w:line="259" w:lineRule="auto"/>
+              <w:rPr>
+                <w:rFonts w:ascii="Times New Roman" w:hAnsi="Times New Roman" w:cs="Times New Roman"/>
+                <w:color w:val="363636"/>
+                <w:sz w:val="24"/>
+                <w:szCs w:val="24"/>
+              </w:rPr>
+            </w:pPr>
+            <w:r>
+              <w:rPr>
+                <w:rFonts w:ascii="Times New Roman" w:hAnsi="Times New Roman" w:cs="Times New Roman"/>
+                <w:color w:val="363636"/>
+                <w:sz w:val="24"/>
+                <w:szCs w:val="24"/>
+              </w:rPr>
+              <w:t xml:space="preserve">Dates </w:t>
+            </w:r>
+          </w:p>
+        </w:tc>
+        <w:tc>
+          <w:tcPr>
+            <w:tcW w:w="4670" w:type="dxa"/>
           </w:tcPr>
           <w:p>
             <w:pPr>
               <w:spacing w:after="1" w:line="259" w:lineRule="auto"/>
               <w:ind w:left="0" w:firstLine="0"/>
+              <w:cnfStyle w:val="000000000000" w:firstRow="0" w:lastRow="0" w:firstColumn="0" w:lastColumn="0" w:oddVBand="0" w:evenVBand="0" w:oddHBand="0" w:evenHBand="0" w:firstRowFirstColumn="0" w:firstRowLastColumn="0" w:lastRowFirstColumn="0" w:lastRowLastColumn="0"/>
+              <w:rPr>
+                <w:rFonts w:asciiTheme="minorHAnsi" w:hAnsiTheme="minorHAnsi" w:cstheme="minorHAnsi"/>
+                <w:color w:val="363636"/>
+                <w:sz w:val="24"/>
+                <w:szCs w:val="24"/>
+              </w:rPr>
+            </w:pPr>
+            <w:r>
+              <w:t>${devis_ligne_produit_date1}</w:t>
+            </w:r>
+          </w:p>
+        </w:tc>
+        <w:tc>
+          <w:tcPr>
+            <w:tcW w:w="1276" w:type="dxa"/>
+          </w:tcPr>
+          <w:p>
+            <w:pPr>
+              <w:ind w:left="0" w:firstLine="0"/>
+              <w:cnfStyle w:val="000000000000" w:firstRow="0" w:lastRow="0" w:firstColumn="0" w:lastColumn="0" w:oddVBand="0" w:evenVBand="0" w:oddHBand="0" w:evenHBand="0" w:firstRowFirstColumn="0" w:firstRowLastColumn="0" w:lastRowFirstColumn="0" w:lastRowLastColumn="0"/>
+            </w:pPr>
+          </w:p>
+        </w:tc>
+        <w:tc>
+          <w:tcPr>
+            <w:tcW w:w="2409" w:type="dxa"/>
+          </w:tcPr>
+          <w:p>
+            <w:pPr>
+              <w:ind w:left="0" w:firstLine="0"/>
+              <w:cnfStyle w:val="000000000000" w:firstRow="0" w:lastRow="0" w:firstColumn="0" w:lastColumn="0" w:oddVBand="0" w:evenVBand="0" w:oddHBand="0" w:evenHBand="0" w:firstRowFirstColumn="0" w:firstRowLastColumn="0" w:lastRowFirstColumn="0" w:lastRowLastColumn="0"/>
+            </w:pPr>
+          </w:p>
+        </w:tc>
+      </w:tr>
+      <w:tr>
+        <w:trPr>
+          <w:cnfStyle w:val="000000100000" w:firstRow="0" w:lastRow="0" w:firstColumn="0" w:lastColumn="0" w:oddVBand="0" w:evenVBand="0" w:oddHBand="1" w:evenHBand="0" w:firstRowFirstColumn="0" w:firstRowLastColumn="0" w:lastRowFirstColumn="0" w:lastRowLastColumn="0"/>
+          <w:trHeight w:val="271"/>
+        </w:trPr>
+        <w:tc>
+          <w:tcPr>
+            <w:cnfStyle w:val="001000000000" w:firstRow="0" w:lastRow="0" w:firstColumn="1" w:lastColumn="0" w:oddVBand="0" w:evenVBand="0" w:oddHBand="0" w:evenHBand="0" w:firstRowFirstColumn="0" w:firstRowLastColumn="0" w:lastRowFirstColumn="0" w:lastRowLastColumn="0"/>
+            <w:tcW w:w="2413" w:type="dxa"/>
+            <w:hideMark/>
+          </w:tcPr>
+          <w:p>
+            <w:pPr>
+              <w:spacing w:after="1" w:line="256" w:lineRule="auto"/>
+              <w:ind w:left="100" w:firstLine="0"/>
               <w:rPr>
                 <w:rFonts w:ascii="Times New Roman" w:hAnsi="Times New Roman" w:cs="Times New Roman"/>
                 <w:color w:val="363636"/>
@@ -525,13 +548,14 @@
         </w:tc>
         <w:tc>
           <w:tcPr>
-            <w:tcW w:w="5104" w:type="dxa"/>
+            <w:tcW w:w="4670" w:type="dxa"/>
+            <w:hideMark/>
           </w:tcPr>
           <w:p>
             <w:pPr>
-              <w:spacing w:after="1" w:line="259" w:lineRule="auto"/>
+              <w:spacing w:after="1" w:line="256" w:lineRule="auto"/>
               <w:ind w:left="0" w:firstLine="0"/>
-              <w:cnfStyle w:val="000000000000" w:firstRow="0" w:lastRow="0" w:firstColumn="0" w:lastColumn="0" w:oddVBand="0" w:evenVBand="0" w:oddHBand="0" w:evenHBand="0" w:firstRowFirstColumn="0" w:firstRowLastColumn="0" w:lastRowFirstColumn="0" w:lastRowLastColumn="0"/>
+              <w:cnfStyle w:val="000000100000" w:firstRow="0" w:lastRow="0" w:firstColumn="0" w:lastColumn="0" w:oddVBand="0" w:evenVBand="0" w:oddHBand="1" w:evenHBand="0" w:firstRowFirstColumn="0" w:firstRowLastColumn="0" w:lastRowFirstColumn="0" w:lastRowLastColumn="0"/>
               <w:rPr>
                 <w:rFonts w:asciiTheme="minorHAnsi" w:hAnsiTheme="minorHAnsi" w:cstheme="minorHAnsi"/>
                 <w:color w:val="363636"/>
@@ -546,23 +570,23 @@
         </w:tc>
         <w:tc>
           <w:tcPr>
-            <w:tcW w:w="1196" w:type="dxa"/>
+            <w:tcW w:w="1276" w:type="dxa"/>
           </w:tcPr>
           <w:p>
             <w:pPr>
               <w:ind w:left="0" w:firstLine="0"/>
-              <w:cnfStyle w:val="000000000000" w:firstRow="0" w:lastRow="0" w:firstColumn="0" w:lastColumn="0" w:oddVBand="0" w:evenVBand="0" w:oddHBand="0" w:evenHBand="0" w:firstRowFirstColumn="0" w:firstRowLastColumn="0" w:lastRowFirstColumn="0" w:lastRowLastColumn="0"/>
+              <w:cnfStyle w:val="000000100000" w:firstRow="0" w:lastRow="0" w:firstColumn="0" w:lastColumn="0" w:oddVBand="0" w:evenVBand="0" w:oddHBand="1" w:evenHBand="0" w:firstRowFirstColumn="0" w:firstRowLastColumn="0" w:lastRowFirstColumn="0" w:lastRowLastColumn="0"/>
             </w:pPr>
           </w:p>
         </w:tc>
         <w:tc>
           <w:tcPr>
-            <w:tcW w:w="2692" w:type="dxa"/>
+            <w:tcW w:w="2409" w:type="dxa"/>
           </w:tcPr>
           <w:p>
             <w:pPr>
               <w:ind w:left="0" w:firstLine="0"/>
-              <w:cnfStyle w:val="000000000000" w:firstRow="0" w:lastRow="0" w:firstColumn="0" w:lastColumn="0" w:oddVBand="0" w:evenVBand="0" w:oddHBand="0" w:evenHBand="0" w:firstRowFirstColumn="0" w:firstRowLastColumn="0" w:lastRowFirstColumn="0" w:lastRowLastColumn="0"/>
+              <w:cnfStyle w:val="000000100000" w:firstRow="0" w:lastRow="0" w:firstColumn="0" w:lastColumn="0" w:oddVBand="0" w:evenVBand="0" w:oddHBand="1" w:evenHBand="0" w:firstRowFirstColumn="0" w:firstRowLastColumn="0" w:lastRowFirstColumn="0" w:lastRowLastColumn="0"/>
             </w:pPr>
           </w:p>
         </w:tc>
@@ -586,7 +610,7 @@
           <w:sz w:val="24"/>
           <w:szCs w:val="24"/>
         </w:rPr>
-        <w:t xml:space="preserve">Centre de formation agréé par la préfecture : n°69-18-001 – NDA : 84 69 15114 69 – SIRET : 823 461 561 000 18. Certifié Qualiopi au titre des actions de formation. Ftransport n’est pas assujetti à la TVA. Les prix sont nets de taxe. </w:t>
+        <w:t xml:space="preserve">Centre de formation agréé par la préfecture : n° VTC16-15 – NDA : 84 69 15114 69 – SIRET : 823 461 561 000 18. Certifié Qualiopi au titre des actions de formation. Ftransport n’est pas assujetti à la TVA. Les prix sont nets de taxe. </w:t>
       </w:r>
     </w:p>
     <w:p>
@@ -882,7 +906,39 @@
         <w:spacing w:after="4" w:line="260" w:lineRule="auto"/>
         <w:rPr>
           <w:rFonts w:ascii="Times New Roman" w:hAnsi="Times New Roman" w:cs="Times New Roman"/>
-          <w:color w:val="363636"/>
+          <w:sz w:val="24"/>
+          <w:szCs w:val="24"/>
+        </w:rPr>
+      </w:pPr>
+      <w:r>
+        <w:rPr>
+          <w:rFonts w:ascii="Calibri" w:eastAsia="Calibri" w:hAnsi="Calibri" w:cs="Times New Roman"/>
+          <w:color w:val="auto"/>
+          <w:sz w:val="22"/>
+          <w:lang w:eastAsia="en-US"/>
+        </w:rPr>
+        <w:t>Fait à Lyon, le</w:t>
+      </w:r>
+      <w:r>
+        <w:rPr>
+          <w:rFonts w:ascii="Calibri" w:eastAsia="Calibri" w:hAnsi="Calibri" w:cs="Times New Roman"/>
+          <w:color w:val="auto"/>
+          <w:sz w:val="24"/>
+          <w:szCs w:val="24"/>
+          <w:lang w:eastAsia="en-US"/>
+        </w:rPr>
+        <w:t xml:space="preserve"> $</w:t>
+      </w:r>
+      <w:r>
+        <w:t>{devis_date}</w:t>
+      </w:r>
+    </w:p>
+    <w:p>
+      <w:pPr>
+        <w:spacing w:after="0"/>
+        <w:ind w:left="-5" w:right="2259"/>
+        <w:rPr>
+          <w:rFonts w:ascii="Times New Roman" w:hAnsi="Times New Roman" w:cs="Times New Roman"/>
           <w:sz w:val="24"/>
           <w:szCs w:val="24"/>
         </w:rPr>
@@ -894,31 +950,6 @@
           <w:sz w:val="24"/>
           <w:szCs w:val="24"/>
         </w:rPr>
-        <w:tab/>
-        <w:t>Fait à Lyon, le $</w:t>
-      </w:r>
-      <w:r>
-        <w:t>{devis_date}</w:t>
-      </w:r>
-    </w:p>
-    <w:p>
-      <w:pPr>
-        <w:spacing w:after="0"/>
-        <w:ind w:left="-5" w:right="2259"/>
-        <w:rPr>
-          <w:rFonts w:ascii="Times New Roman" w:hAnsi="Times New Roman" w:cs="Times New Roman"/>
-          <w:sz w:val="24"/>
-          <w:szCs w:val="24"/>
-        </w:rPr>
-      </w:pPr>
-      <w:r>
-        <w:rPr>
-          <w:rFonts w:ascii="Times New Roman" w:hAnsi="Times New Roman" w:cs="Times New Roman"/>
-          <w:color w:val="363636"/>
-          <w:sz w:val="24"/>
-          <w:szCs w:val="24"/>
-        </w:rPr>
-        <w:lastRenderedPageBreak/>
         <w:t>Signature précédée de la mention manuscrite</w:t>
       </w:r>
     </w:p>
@@ -955,7 +986,7 @@
         <w:sectPr>
           <w:type w:val="continuous"/>
           <w:pgSz w:w="11906" w:h="16838"/>
-          <w:pgMar w:top="1417" w:right="1417" w:bottom="1276" w:left="567" w:header="708" w:footer="708" w:gutter="0"/>
+          <w:pgMar w:top="1135" w:right="1417" w:bottom="1276" w:left="567" w:header="708" w:footer="708" w:gutter="0"/>
           <w:cols w:space="708"/>
           <w:docGrid w:linePitch="360"/>
         </w:sectPr>
@@ -975,6 +1006,7 @@
     <w:p>
       <w:pPr>
         <w:spacing w:after="0" w:line="259" w:lineRule="auto"/>
+        <w:ind w:left="0" w:firstLine="0"/>
         <w:jc w:val="center"/>
         <w:rPr>
           <w:b/>
@@ -982,6 +1014,7 @@
           <w:sz w:val="28"/>
         </w:rPr>
       </w:pPr>
+      <w:bookmarkStart w:id="0" w:name="_Hlk95212294"/>
       <w:r>
         <w:rPr>
           <w:b/>
@@ -993,17 +1026,6 @@
     </w:p>
     <w:p>
       <w:pPr>
-        <w:spacing w:after="0" w:line="259" w:lineRule="auto"/>
-        <w:ind w:left="0" w:firstLine="0"/>
-        <w:rPr>
-          <w:b/>
-          <w:color w:val="FF0000"/>
-          <w:sz w:val="28"/>
-        </w:rPr>
-      </w:pPr>
-    </w:p>
-    <w:p>
-      <w:pPr>
         <w:spacing w:after="1" w:line="259" w:lineRule="auto"/>
         <w:rPr>
           <w:rFonts w:ascii="Times New Roman" w:hAnsi="Times New Roman" w:cs="Times New Roman"/>
@@ -1040,13 +1062,37 @@
           <w:sz w:val="24"/>
           <w:szCs w:val="24"/>
         </w:rPr>
-        <w:t>Formation VTC pour chauffeurs TAXI</w:t>
-      </w:r>
-    </w:p>
-    <w:p>
-      <w:pPr>
-        <w:spacing w:after="160" w:line="259" w:lineRule="auto"/>
+        <w:t xml:space="preserve">Formation VTC </w:t>
+      </w:r>
+    </w:p>
+    <w:p>
+      <w:pPr>
+        <w:spacing w:after="1" w:line="259" w:lineRule="auto"/>
+        <w:rPr>
+          <w:rFonts w:ascii="Times New Roman" w:hAnsi="Times New Roman" w:cs="Times New Roman"/>
+          <w:color w:val="363636"/>
+          <w:sz w:val="24"/>
+          <w:szCs w:val="24"/>
+        </w:rPr>
+      </w:pPr>
+    </w:p>
+    <w:p>
+      <w:pPr>
+        <w:tabs>
+          <w:tab w:val="left" w:pos="4536"/>
+        </w:tabs>
+        <w:spacing w:after="0" w:line="240" w:lineRule="auto"/>
         <w:ind w:left="0" w:firstLine="0"/>
+        <w:contextualSpacing/>
+        <w:rPr>
+          <w:rStyle w:val="document-layout-shortcodesshortcode"/>
+          <w:rFonts w:asciiTheme="minorHAnsi" w:hAnsiTheme="minorHAnsi" w:cstheme="minorHAnsi"/>
+          <w:bCs/>
+          <w:sz w:val="24"/>
+          <w:szCs w:val="24"/>
+        </w:rPr>
+      </w:pPr>
+      <w:r>
         <w:rPr>
           <w:rFonts w:asciiTheme="minorHAnsi" w:eastAsia="Calibri" w:hAnsiTheme="minorHAnsi" w:cstheme="minorHAnsi"/>
           <w:bCs/>
@@ -1055,6 +1101,26 @@
           <w:szCs w:val="24"/>
           <w:lang w:eastAsia="en-US"/>
         </w:rPr>
+        <w:t>Dates de formation : $</w:t>
+      </w:r>
+      <w:r>
+        <w:t>{devis_ligne_produit_date1}</w:t>
+      </w:r>
+    </w:p>
+    <w:p>
+      <w:pPr>
+        <w:tabs>
+          <w:tab w:val="left" w:pos="4536"/>
+        </w:tabs>
+        <w:spacing w:after="0" w:line="240" w:lineRule="auto"/>
+        <w:ind w:left="0" w:firstLine="0"/>
+        <w:contextualSpacing/>
+        <w:rPr>
+          <w:rFonts w:asciiTheme="minorHAnsi" w:hAnsiTheme="minorHAnsi" w:cstheme="minorHAnsi"/>
+          <w:bCs/>
+          <w:sz w:val="24"/>
+          <w:szCs w:val="24"/>
+        </w:rPr>
       </w:pPr>
     </w:p>
     <w:p>
@@ -1079,7 +1145,7 @@
           <w:szCs w:val="24"/>
           <w:lang w:eastAsia="en-US"/>
         </w:rPr>
-        <w:t xml:space="preserve">Prénom et Nom : </w:t>
+        <w:t>Prénom et Nom : $</w:t>
       </w:r>
       <w:r>
         <w:rPr>
@@ -1121,7 +1187,7 @@
           <w:szCs w:val="24"/>
           <w:lang w:eastAsia="en-US"/>
         </w:rPr>
-        <w:t xml:space="preserve">Adresse personnelle : </w:t>
+        <w:t>Adresse personnelle : $</w:t>
       </w:r>
       <w:r>
         <w:t>{client_adresse1}</w:t>
@@ -1147,8 +1213,7 @@
           <w:szCs w:val="24"/>
           <w:lang w:eastAsia="en-US"/>
         </w:rPr>
-        <w:lastRenderedPageBreak/>
-        <w:t xml:space="preserve">Code postal : </w:t>
+        <w:t>Code postal : $</w:t>
       </w:r>
       <w:r>
         <w:t>{client_codep}</w:t>
@@ -1176,7 +1241,7 @@
           <w:szCs w:val="24"/>
           <w:lang w:eastAsia="en-US"/>
         </w:rPr>
-        <w:t xml:space="preserve">Ville : </w:t>
+        <w:t>Ville : $</w:t>
       </w:r>
       <w:r>
         <w:t>{client_ville}</w:t>
@@ -1225,7 +1290,7 @@
           <w:color w:val="000000" w:themeColor="text1"/>
           <w:szCs w:val="24"/>
         </w:rPr>
-        <w:t xml:space="preserve"> </w:t>
+        <w:t xml:space="preserve"> $</w:t>
       </w:r>
       <w:r>
         <w:t>{client_tel}</w:t>
@@ -1269,26 +1334,11 @@
           <w:color w:val="000000" w:themeColor="text1"/>
           <w:szCs w:val="24"/>
         </w:rPr>
-        <w:t xml:space="preserve"> {</w:t>
+        <w:t xml:space="preserve"> ${</w:t>
       </w:r>
       <w:r>
         <w:t>client_mail}</w:t>
       </w:r>
-    </w:p>
-    <w:p>
-      <w:pPr>
-        <w:spacing w:after="160" w:line="259" w:lineRule="auto"/>
-        <w:ind w:left="0" w:firstLine="0"/>
-        <w:rPr>
-          <w:rFonts w:ascii="Calibri" w:eastAsia="Calibri" w:hAnsi="Calibri" w:cs="Times New Roman"/>
-          <w:b/>
-          <w:color w:val="auto"/>
-          <w:sz w:val="24"/>
-          <w:szCs w:val="24"/>
-          <w:u w:val="single"/>
-          <w:lang w:eastAsia="en-US"/>
-        </w:rPr>
-      </w:pPr>
     </w:p>
     <w:p>
       <w:pPr>
@@ -1360,20 +1410,6 @@
         </w:rPr>
         <w:t>(Attention il doit avoir plus de 3 ans ou 2 ans si conduite accompagnée) :</w:t>
       </w:r>
-    </w:p>
-    <w:p>
-      <w:pPr>
-        <w:spacing w:after="0" w:line="240" w:lineRule="auto"/>
-        <w:ind w:left="284" w:hanging="142"/>
-        <w:contextualSpacing/>
-        <w:rPr>
-          <w:rFonts w:ascii="Calibri" w:eastAsia="Calibri" w:hAnsi="Calibri" w:cs="Times New Roman"/>
-          <w:color w:val="auto"/>
-          <w:sz w:val="24"/>
-          <w:szCs w:val="24"/>
-          <w:lang w:eastAsia="en-US"/>
-        </w:rPr>
-      </w:pPr>
     </w:p>
     <w:p>
       <w:pPr>
@@ -1550,27 +1586,6 @@
     </w:p>
     <w:p>
       <w:pPr>
-        <w:tabs>
-          <w:tab w:val="left" w:pos="709"/>
-          <w:tab w:val="left" w:pos="2552"/>
-          <w:tab w:val="left" w:pos="2835"/>
-          <w:tab w:val="left" w:pos="5103"/>
-        </w:tabs>
-        <w:spacing w:after="0" w:line="240" w:lineRule="auto"/>
-        <w:ind w:left="284" w:hanging="142"/>
-        <w:contextualSpacing/>
-        <w:rPr>
-          <w:rFonts w:ascii="Calibri" w:eastAsia="Calibri" w:hAnsi="Calibri" w:cs="Times New Roman"/>
-          <w:b/>
-          <w:color w:val="auto"/>
-          <w:sz w:val="24"/>
-          <w:szCs w:val="24"/>
-          <w:lang w:eastAsia="en-US"/>
-        </w:rPr>
-      </w:pPr>
-    </w:p>
-    <w:p>
-      <w:pPr>
         <w:spacing w:after="160" w:line="259" w:lineRule="auto"/>
         <w:ind w:left="0" w:firstLine="0"/>
         <w:rPr>
@@ -1839,20 +1854,6 @@
           <w:rFonts w:ascii="Calibri" w:eastAsia="Calibri" w:hAnsi="Calibri" w:cs="Times New Roman"/>
           <w:b/>
           <w:color w:val="auto"/>
-          <w:sz w:val="24"/>
-          <w:szCs w:val="24"/>
-          <w:lang w:eastAsia="en-US"/>
-        </w:rPr>
-      </w:pPr>
-    </w:p>
-    <w:p>
-      <w:pPr>
-        <w:spacing w:after="160" w:line="259" w:lineRule="auto"/>
-        <w:ind w:left="0" w:firstLine="0"/>
-        <w:rPr>
-          <w:rFonts w:ascii="Calibri" w:eastAsia="Calibri" w:hAnsi="Calibri" w:cs="Times New Roman"/>
-          <w:b/>
-          <w:color w:val="auto"/>
           <w:sz w:val="22"/>
           <w:lang w:eastAsia="en-US"/>
         </w:rPr>
@@ -1982,26 +1983,6 @@
     </w:p>
     <w:p>
       <w:pPr>
-        <w:tabs>
-          <w:tab w:val="left" w:pos="709"/>
-          <w:tab w:val="left" w:pos="2552"/>
-          <w:tab w:val="left" w:pos="2835"/>
-          <w:tab w:val="left" w:pos="5103"/>
-        </w:tabs>
-        <w:spacing w:after="0" w:line="240" w:lineRule="auto"/>
-        <w:ind w:left="284" w:hanging="142"/>
-        <w:contextualSpacing/>
-        <w:rPr>
-          <w:rFonts w:ascii="Calibri" w:eastAsia="Calibri" w:hAnsi="Calibri" w:cs="Times New Roman"/>
-          <w:color w:val="auto"/>
-          <w:sz w:val="24"/>
-          <w:szCs w:val="24"/>
-          <w:lang w:eastAsia="en-US"/>
-        </w:rPr>
-      </w:pPr>
-    </w:p>
-    <w:p>
-      <w:pPr>
         <w:spacing w:after="160" w:line="259" w:lineRule="auto"/>
         <w:ind w:left="0" w:firstLine="0"/>
         <w:rPr>
@@ -2154,32 +2135,13 @@
         <w:contextualSpacing/>
         <w:rPr>
           <w:rFonts w:ascii="Calibri" w:eastAsia="Calibri" w:hAnsi="Calibri" w:cs="Times New Roman"/>
-          <w:color w:val="auto"/>
-          <w:sz w:val="24"/>
-          <w:szCs w:val="24"/>
-          <w:lang w:eastAsia="en-US"/>
-        </w:rPr>
-      </w:pPr>
-    </w:p>
-    <w:p>
-      <w:pPr>
-        <w:spacing w:after="0" w:line="240" w:lineRule="auto"/>
-        <w:ind w:left="284" w:hanging="142"/>
-        <w:contextualSpacing/>
-        <w:rPr>
-          <w:rFonts w:ascii="Calibri" w:eastAsia="Calibri" w:hAnsi="Calibri" w:cs="Times New Roman"/>
           <w:b/>
           <w:color w:val="auto"/>
           <w:sz w:val="22"/>
           <w:lang w:eastAsia="en-US"/>
         </w:rPr>
       </w:pPr>
-    </w:p>
-    <w:p>
-      <w:pPr>
-        <w:spacing w:after="0" w:line="240" w:lineRule="auto"/>
-        <w:ind w:left="284" w:hanging="142"/>
-        <w:contextualSpacing/>
+      <w:r>
         <w:rPr>
           <w:rFonts w:ascii="Calibri" w:eastAsia="Calibri" w:hAnsi="Calibri" w:cs="Times New Roman"/>
           <w:b/>
@@ -2187,45 +2149,8 @@
           <w:sz w:val="22"/>
           <w:lang w:eastAsia="en-US"/>
         </w:rPr>
-      </w:pPr>
-    </w:p>
-    <w:p>
-      <w:pPr>
-        <w:spacing w:after="0" w:line="240" w:lineRule="auto"/>
-        <w:ind w:left="284" w:hanging="142"/>
-        <w:contextualSpacing/>
-        <w:rPr>
-          <w:rFonts w:ascii="Calibri" w:eastAsia="Calibri" w:hAnsi="Calibri" w:cs="Times New Roman"/>
-          <w:b/>
-          <w:color w:val="auto"/>
-          <w:sz w:val="22"/>
-          <w:lang w:eastAsia="en-US"/>
-        </w:rPr>
-      </w:pPr>
-      <w:r>
-        <w:rPr>
-          <w:rFonts w:ascii="Calibri" w:eastAsia="Calibri" w:hAnsi="Calibri" w:cs="Times New Roman"/>
-          <w:b/>
-          <w:color w:val="auto"/>
-          <w:sz w:val="22"/>
-          <w:lang w:eastAsia="en-US"/>
-        </w:rPr>
-        <w:t xml:space="preserve">Formation VTC pour chauffeurs TAXI déjà réalisée ? </w:t>
-      </w:r>
-    </w:p>
-    <w:p>
-      <w:pPr>
-        <w:spacing w:after="0" w:line="240" w:lineRule="auto"/>
-        <w:ind w:left="284" w:hanging="142"/>
-        <w:contextualSpacing/>
-        <w:rPr>
-          <w:rFonts w:ascii="Calibri" w:eastAsia="Calibri" w:hAnsi="Calibri" w:cs="Times New Roman"/>
-          <w:b/>
-          <w:color w:val="auto"/>
-          <w:sz w:val="22"/>
-          <w:lang w:eastAsia="en-US"/>
-        </w:rPr>
-      </w:pPr>
+        <w:t xml:space="preserve">Formation VTC déjà réalisée ? </w:t>
+      </w:r>
     </w:p>
     <w:p>
       <w:pPr>
@@ -2392,20 +2317,6 @@
           <w:szCs w:val="24"/>
           <w:lang w:eastAsia="en-US"/>
         </w:rPr>
-      </w:pPr>
-    </w:p>
-    <w:p>
-      <w:pPr>
-        <w:spacing w:after="0" w:line="240" w:lineRule="auto"/>
-        <w:ind w:left="284" w:hanging="142"/>
-        <w:contextualSpacing/>
-        <w:rPr>
-          <w:rFonts w:ascii="Calibri" w:eastAsia="Calibri" w:hAnsi="Calibri" w:cs="Times New Roman"/>
-          <w:color w:val="auto"/>
-          <w:sz w:val="24"/>
-          <w:szCs w:val="24"/>
-          <w:lang w:eastAsia="en-US"/>
-        </w:rPr>
         <w:sectPr>
           <w:footerReference w:type="default" r:id="rId13"/>
           <w:type w:val="continuous"/>
@@ -2434,7 +2345,7 @@
           <w:tab w:val="left" w:pos="5670"/>
         </w:tabs>
         <w:spacing w:after="0" w:line="240" w:lineRule="auto"/>
-        <w:ind w:left="142" w:firstLine="0"/>
+        <w:ind w:left="1134" w:firstLine="0"/>
         <w:contextualSpacing/>
         <w:rPr>
           <w:rFonts w:ascii="Calibri" w:eastAsia="Calibri" w:hAnsi="Calibri" w:cs="Times New Roman"/>
@@ -2454,6 +2365,107 @@
     </w:p>
     <w:p>
       <w:pPr>
+        <w:spacing w:after="120" w:line="240" w:lineRule="auto"/>
+        <w:rPr>
+          <w:rFonts w:ascii="Calibri" w:hAnsi="Calibri" w:cs="Times New Roman"/>
+          <w:b/>
+          <w:sz w:val="24"/>
+          <w:szCs w:val="24"/>
+        </w:rPr>
+      </w:pPr>
+      <w:r>
+        <w:rPr>
+          <w:rFonts w:ascii="Calibri" w:hAnsi="Calibri" w:cs="Times New Roman"/>
+          <w:b/>
+          <w:sz w:val="24"/>
+          <w:szCs w:val="24"/>
+        </w:rPr>
+        <w:t xml:space="preserve">□  Je reconnais que la date de début de la formation intervient avant l’expiration du délai légal de rétractation de 14 jours. En acceptant ce devis, je demande expressément le démarrage immédiat de </w:t>
+      </w:r>
+      <w:r>
+        <w:rPr>
+          <w:rFonts w:ascii="Calibri" w:hAnsi="Calibri" w:cs="Times New Roman"/>
+          <w:b/>
+          <w:sz w:val="24"/>
+          <w:szCs w:val="24"/>
+        </w:rPr>
+        <w:lastRenderedPageBreak/>
+        <w:t>la prestation et renonce en conséquence à mon droit de rétractation, conformément à l’article L221-25 du Code de la consommation.</w:t>
+      </w:r>
+    </w:p>
+    <w:p>
+      <w:pPr>
+        <w:tabs>
+          <w:tab w:val="left" w:pos="284"/>
+          <w:tab w:val="left" w:pos="2835"/>
+          <w:tab w:val="left" w:pos="5670"/>
+        </w:tabs>
+        <w:spacing w:after="0" w:line="240" w:lineRule="auto"/>
+        <w:contextualSpacing/>
+        <w:rPr>
+          <w:rFonts w:ascii="Calibri" w:eastAsia="Calibri" w:hAnsi="Calibri" w:cs="Times New Roman"/>
+          <w:color w:val="auto"/>
+          <w:sz w:val="24"/>
+          <w:szCs w:val="24"/>
+          <w:lang w:eastAsia="en-US"/>
+        </w:rPr>
+      </w:pPr>
+      <w:r>
+        <w:rPr>
+          <w:rFonts w:ascii="Calibri" w:eastAsia="Calibri" w:hAnsi="Calibri" w:cs="Times New Roman"/>
+          <w:color w:val="auto"/>
+          <w:sz w:val="22"/>
+          <w:lang w:eastAsia="en-US"/>
+        </w:rPr>
+        <w:t xml:space="preserve"> </w:t>
+      </w:r>
+      <w:bookmarkStart w:id="1" w:name="_Hlk64384229"/>
+      <w:r>
+        <w:rPr>
+          <w:rFonts w:ascii="Calibri" w:eastAsia="Calibri" w:hAnsi="Calibri" w:cs="Times New Roman"/>
+          <w:color w:val="auto"/>
+          <w:sz w:val="22"/>
+          <w:lang w:eastAsia="en-US"/>
+        </w:rPr>
+        <w:t xml:space="preserve"> Fait à Lyon, le</w:t>
+      </w:r>
+      <w:r>
+        <w:rPr>
+          <w:rFonts w:ascii="Calibri" w:eastAsia="Calibri" w:hAnsi="Calibri" w:cs="Times New Roman"/>
+          <w:color w:val="auto"/>
+          <w:sz w:val="24"/>
+          <w:szCs w:val="24"/>
+          <w:lang w:eastAsia="en-US"/>
+        </w:rPr>
+        <w:t xml:space="preserve"> </w:t>
+      </w:r>
+      <w:bookmarkEnd w:id="1"/>
+      <w:r>
+        <w:rPr>
+          <w:rFonts w:ascii="Calibri" w:eastAsia="Calibri" w:hAnsi="Calibri" w:cs="Times New Roman"/>
+          <w:color w:val="auto"/>
+          <w:sz w:val="24"/>
+          <w:szCs w:val="24"/>
+          <w:lang w:eastAsia="en-US"/>
+        </w:rPr>
+        <w:t>$</w:t>
+      </w:r>
+      <w:r>
+        <w:t>{devis_date}</w:t>
+      </w:r>
+      <w:r>
+        <w:rPr>
+          <w:rFonts w:ascii="Calibri" w:eastAsia="Calibri" w:hAnsi="Calibri" w:cs="Times New Roman"/>
+          <w:color w:val="auto"/>
+          <w:sz w:val="24"/>
+          <w:szCs w:val="24"/>
+          <w:lang w:eastAsia="en-US"/>
+        </w:rPr>
+        <w:t xml:space="preserve"> Signature, précédée de la mention « Lu et approuvé, Bon pour accord » </w:t>
+      </w:r>
+    </w:p>
+    <w:p>
+      <w:pPr>
         <w:tabs>
           <w:tab w:val="left" w:pos="284"/>
           <w:tab w:val="left" w:pos="2835"/>
@@ -2469,107 +2481,15 @@
           <w:szCs w:val="24"/>
           <w:lang w:eastAsia="en-US"/>
         </w:rPr>
-      </w:pPr>
-      <w:r>
-        <w:rPr>
-          <w:rFonts w:ascii="Calibri" w:eastAsia="Calibri" w:hAnsi="Calibri" w:cs="Times New Roman"/>
-          <w:color w:val="auto"/>
-          <w:sz w:val="22"/>
-          <w:lang w:eastAsia="en-US"/>
-        </w:rPr>
-        <w:t xml:space="preserve"> </w:t>
-      </w:r>
-      <w:bookmarkStart w:id="0" w:name="_Hlk64384229"/>
-      <w:r>
-        <w:rPr>
-          <w:rFonts w:ascii="Calibri" w:eastAsia="Calibri" w:hAnsi="Calibri" w:cs="Times New Roman"/>
-          <w:color w:val="auto"/>
-          <w:sz w:val="22"/>
-          <w:lang w:eastAsia="en-US"/>
-        </w:rPr>
-        <w:t xml:space="preserve"> Fait à Lyon, le</w:t>
-      </w:r>
-      <w:r>
-        <w:rPr>
-          <w:rFonts w:ascii="Calibri" w:eastAsia="Calibri" w:hAnsi="Calibri" w:cs="Times New Roman"/>
-          <w:color w:val="auto"/>
-          <w:sz w:val="24"/>
-          <w:szCs w:val="24"/>
-          <w:lang w:eastAsia="en-US"/>
-        </w:rPr>
-        <w:t xml:space="preserve"> </w:t>
-      </w:r>
-      <w:bookmarkEnd w:id="0"/>
-      <w:r>
-        <w:t>{devis_date}</w:t>
-      </w:r>
-    </w:p>
-    <w:p>
-      <w:pPr>
-        <w:tabs>
-          <w:tab w:val="left" w:pos="284"/>
-          <w:tab w:val="left" w:pos="2835"/>
-          <w:tab w:val="left" w:pos="5670"/>
-        </w:tabs>
-        <w:spacing w:after="0" w:line="240" w:lineRule="auto"/>
-        <w:ind w:left="1134" w:firstLine="0"/>
-        <w:contextualSpacing/>
-        <w:rPr>
-          <w:rFonts w:ascii="Calibri" w:eastAsia="Calibri" w:hAnsi="Calibri" w:cs="Times New Roman"/>
-          <w:color w:val="auto"/>
-          <w:sz w:val="24"/>
-          <w:szCs w:val="24"/>
-          <w:lang w:eastAsia="en-US"/>
-        </w:rPr>
-      </w:pPr>
-    </w:p>
-    <w:p>
-      <w:pPr>
-        <w:spacing w:after="120" w:line="240" w:lineRule="auto"/>
-        <w:rPr>
-          <w:rFonts w:ascii="Calibri" w:hAnsi="Calibri" w:cs="Times New Roman"/>
-          <w:b/>
-          <w:sz w:val="24"/>
-          <w:szCs w:val="24"/>
-        </w:rPr>
-      </w:pPr>
-      <w:r>
-        <w:rPr>
-          <w:rFonts w:ascii="Calibri" w:hAnsi="Calibri" w:cs="Times New Roman"/>
-          <w:b/>
-          <w:sz w:val="24"/>
-          <w:szCs w:val="24"/>
-        </w:rPr>
-        <w:lastRenderedPageBreak/>
-        <w:t>□  Je reconnais que la date de début de la formation intervient avant l’expiration du délai légal de rétractation de 14 jours. En acceptant ce devis, je demande expressément le démarrage immédiat de la prestation et renonce en conséquence à mon droit de rétractation, conformément à l’article L221-25 du Code de la consommation.</w:t>
-      </w:r>
-    </w:p>
-    <w:p>
-      <w:pPr>
-        <w:tabs>
-          <w:tab w:val="left" w:pos="1134"/>
-        </w:tabs>
-        <w:spacing w:after="0" w:line="240" w:lineRule="auto"/>
-        <w:ind w:left="1134" w:right="-3055" w:firstLine="0"/>
-        <w:contextualSpacing/>
-        <w:rPr>
-          <w:rFonts w:ascii="Calibri" w:eastAsia="Calibri" w:hAnsi="Calibri" w:cs="Times New Roman"/>
-          <w:color w:val="auto"/>
-          <w:sz w:val="24"/>
-          <w:szCs w:val="24"/>
-          <w:lang w:eastAsia="en-US"/>
-        </w:rPr>
-      </w:pPr>
-      <w:r>
-        <w:rPr>
-          <w:rFonts w:ascii="Calibri" w:eastAsia="Calibri" w:hAnsi="Calibri" w:cs="Times New Roman"/>
-          <w:color w:val="auto"/>
-          <w:sz w:val="24"/>
-          <w:szCs w:val="24"/>
-          <w:lang w:eastAsia="en-US"/>
-        </w:rPr>
-        <w:t xml:space="preserve">  Signature, précédée de la mention « Lu et approuvé, Bon pour accord » </w:t>
-      </w:r>
+        <w:sectPr>
+          <w:headerReference w:type="default" r:id="rId16"/>
+          <w:footerReference w:type="even" r:id="rId17"/>
+          <w:type w:val="continuous"/>
+          <w:pgSz w:w="11906" w:h="16838"/>
+          <w:pgMar w:top="1417" w:right="1417" w:bottom="1417" w:left="284" w:header="720" w:footer="0" w:gutter="0"/>
+          <w:cols w:space="851"/>
+        </w:sectPr>
+      </w:pPr>
     </w:p>
     <w:p>
       <w:pPr>
@@ -2583,32 +2503,6 @@
         <w:contextualSpacing/>
         <w:rPr>
           <w:rFonts w:ascii="Calibri" w:eastAsia="Calibri" w:hAnsi="Calibri" w:cs="Times New Roman"/>
-          <w:b/>
-          <w:color w:val="auto"/>
-          <w:sz w:val="24"/>
-          <w:szCs w:val="24"/>
-          <w:lang w:eastAsia="en-US"/>
-        </w:rPr>
-        <w:sectPr>
-          <w:type w:val="continuous"/>
-          <w:pgSz w:w="11906" w:h="16838"/>
-          <w:pgMar w:top="1417" w:right="1417" w:bottom="1417" w:left="284" w:header="720" w:footer="0" w:gutter="0"/>
-          <w:cols w:space="851"/>
-        </w:sectPr>
-      </w:pPr>
-    </w:p>
-    <w:p>
-      <w:pPr>
-        <w:tabs>
-          <w:tab w:val="left" w:pos="284"/>
-          <w:tab w:val="left" w:pos="2835"/>
-          <w:tab w:val="left" w:pos="5670"/>
-        </w:tabs>
-        <w:spacing w:after="0" w:line="240" w:lineRule="auto"/>
-        <w:ind w:left="0" w:firstLine="0"/>
-        <w:contextualSpacing/>
-        <w:rPr>
-          <w:rFonts w:ascii="Calibri" w:eastAsia="Calibri" w:hAnsi="Calibri" w:cs="Times New Roman"/>
           <w:color w:val="auto"/>
           <w:sz w:val="24"/>
           <w:szCs w:val="24"/>
@@ -2622,709 +2516,7 @@
         </w:sectPr>
       </w:pPr>
     </w:p>
-    <w:p>
-      <w:pPr>
-        <w:tabs>
-          <w:tab w:val="left" w:pos="284"/>
-          <w:tab w:val="left" w:pos="2835"/>
-          <w:tab w:val="left" w:pos="5670"/>
-        </w:tabs>
-        <w:spacing w:after="0" w:line="240" w:lineRule="auto"/>
-        <w:ind w:left="0" w:firstLine="0"/>
-        <w:contextualSpacing/>
-        <w:rPr>
-          <w:rFonts w:ascii="Calibri" w:eastAsia="Calibri" w:hAnsi="Calibri" w:cs="Times New Roman"/>
-          <w:color w:val="auto"/>
-          <w:sz w:val="24"/>
-          <w:szCs w:val="24"/>
-          <w:lang w:eastAsia="en-US"/>
-        </w:rPr>
-      </w:pPr>
-    </w:p>
-    <w:p>
-      <w:pPr>
-        <w:tabs>
-          <w:tab w:val="left" w:pos="284"/>
-          <w:tab w:val="left" w:pos="2835"/>
-          <w:tab w:val="left" w:pos="5670"/>
-        </w:tabs>
-        <w:spacing w:after="0" w:line="240" w:lineRule="auto"/>
-        <w:ind w:left="0" w:firstLine="0"/>
-        <w:contextualSpacing/>
-        <w:rPr>
-          <w:rFonts w:ascii="Calibri" w:eastAsia="Calibri" w:hAnsi="Calibri" w:cs="Times New Roman"/>
-          <w:color w:val="auto"/>
-          <w:sz w:val="24"/>
-          <w:szCs w:val="24"/>
-          <w:lang w:eastAsia="en-US"/>
-        </w:rPr>
-      </w:pPr>
-    </w:p>
-    <w:p>
-      <w:pPr>
-        <w:tabs>
-          <w:tab w:val="left" w:pos="284"/>
-          <w:tab w:val="left" w:pos="2835"/>
-          <w:tab w:val="left" w:pos="5670"/>
-        </w:tabs>
-        <w:spacing w:after="0" w:line="240" w:lineRule="auto"/>
-        <w:ind w:left="0" w:firstLine="0"/>
-        <w:contextualSpacing/>
-        <w:rPr>
-          <w:rFonts w:ascii="Calibri" w:eastAsia="Calibri" w:hAnsi="Calibri" w:cs="Times New Roman"/>
-          <w:color w:val="auto"/>
-          <w:sz w:val="24"/>
-          <w:szCs w:val="24"/>
-          <w:lang w:eastAsia="en-US"/>
-        </w:rPr>
-      </w:pPr>
-    </w:p>
-    <w:p>
-      <w:pPr>
-        <w:tabs>
-          <w:tab w:val="left" w:pos="284"/>
-          <w:tab w:val="left" w:pos="2835"/>
-          <w:tab w:val="left" w:pos="5670"/>
-        </w:tabs>
-        <w:spacing w:after="0" w:line="240" w:lineRule="auto"/>
-        <w:ind w:left="0" w:firstLine="0"/>
-        <w:contextualSpacing/>
-        <w:rPr>
-          <w:rFonts w:ascii="Calibri" w:eastAsia="Calibri" w:hAnsi="Calibri" w:cs="Times New Roman"/>
-          <w:color w:val="auto"/>
-          <w:sz w:val="24"/>
-          <w:szCs w:val="24"/>
-          <w:lang w:eastAsia="en-US"/>
-        </w:rPr>
-      </w:pPr>
-    </w:p>
-    <w:p>
-      <w:pPr>
-        <w:tabs>
-          <w:tab w:val="left" w:pos="284"/>
-          <w:tab w:val="left" w:pos="2835"/>
-          <w:tab w:val="left" w:pos="5670"/>
-        </w:tabs>
-        <w:spacing w:after="0" w:line="240" w:lineRule="auto"/>
-        <w:ind w:left="0" w:firstLine="0"/>
-        <w:contextualSpacing/>
-        <w:rPr>
-          <w:rFonts w:ascii="Calibri" w:eastAsia="Calibri" w:hAnsi="Calibri" w:cs="Times New Roman"/>
-          <w:color w:val="auto"/>
-          <w:sz w:val="24"/>
-          <w:szCs w:val="24"/>
-          <w:lang w:eastAsia="en-US"/>
-        </w:rPr>
-      </w:pPr>
-    </w:p>
-    <w:p>
-      <w:pPr>
-        <w:tabs>
-          <w:tab w:val="left" w:pos="284"/>
-          <w:tab w:val="left" w:pos="2835"/>
-          <w:tab w:val="left" w:pos="5670"/>
-        </w:tabs>
-        <w:spacing w:after="0" w:line="240" w:lineRule="auto"/>
-        <w:ind w:left="0" w:firstLine="0"/>
-        <w:contextualSpacing/>
-        <w:rPr>
-          <w:rFonts w:ascii="Calibri" w:eastAsia="Calibri" w:hAnsi="Calibri" w:cs="Times New Roman"/>
-          <w:color w:val="auto"/>
-          <w:sz w:val="24"/>
-          <w:szCs w:val="24"/>
-          <w:lang w:eastAsia="en-US"/>
-        </w:rPr>
-      </w:pPr>
-    </w:p>
-    <w:p>
-      <w:pPr>
-        <w:tabs>
-          <w:tab w:val="left" w:pos="284"/>
-          <w:tab w:val="left" w:pos="2835"/>
-          <w:tab w:val="left" w:pos="5670"/>
-        </w:tabs>
-        <w:spacing w:after="0" w:line="240" w:lineRule="auto"/>
-        <w:ind w:left="0" w:firstLine="0"/>
-        <w:contextualSpacing/>
-        <w:rPr>
-          <w:rFonts w:ascii="Calibri" w:eastAsia="Calibri" w:hAnsi="Calibri" w:cs="Times New Roman"/>
-          <w:color w:val="auto"/>
-          <w:sz w:val="24"/>
-          <w:szCs w:val="24"/>
-          <w:lang w:eastAsia="en-US"/>
-        </w:rPr>
-      </w:pPr>
-    </w:p>
-    <w:p>
-      <w:pPr>
-        <w:tabs>
-          <w:tab w:val="left" w:pos="284"/>
-          <w:tab w:val="left" w:pos="2835"/>
-          <w:tab w:val="left" w:pos="5670"/>
-        </w:tabs>
-        <w:spacing w:after="0" w:line="240" w:lineRule="auto"/>
-        <w:ind w:left="0" w:firstLine="0"/>
-        <w:contextualSpacing/>
-        <w:rPr>
-          <w:rFonts w:ascii="Calibri" w:eastAsia="Calibri" w:hAnsi="Calibri" w:cs="Times New Roman"/>
-          <w:color w:val="auto"/>
-          <w:sz w:val="24"/>
-          <w:szCs w:val="24"/>
-          <w:lang w:eastAsia="en-US"/>
-        </w:rPr>
-      </w:pPr>
-    </w:p>
-    <w:p>
-      <w:pPr>
-        <w:tabs>
-          <w:tab w:val="left" w:pos="284"/>
-          <w:tab w:val="left" w:pos="2835"/>
-          <w:tab w:val="left" w:pos="5670"/>
-        </w:tabs>
-        <w:spacing w:after="0" w:line="240" w:lineRule="auto"/>
-        <w:ind w:left="0" w:firstLine="0"/>
-        <w:contextualSpacing/>
-        <w:rPr>
-          <w:rFonts w:ascii="Calibri" w:eastAsia="Calibri" w:hAnsi="Calibri" w:cs="Times New Roman"/>
-          <w:color w:val="auto"/>
-          <w:sz w:val="24"/>
-          <w:szCs w:val="24"/>
-          <w:lang w:eastAsia="en-US"/>
-        </w:rPr>
-      </w:pPr>
-    </w:p>
-    <w:p>
-      <w:pPr>
-        <w:tabs>
-          <w:tab w:val="left" w:pos="284"/>
-          <w:tab w:val="left" w:pos="2835"/>
-          <w:tab w:val="left" w:pos="5670"/>
-        </w:tabs>
-        <w:spacing w:after="0" w:line="240" w:lineRule="auto"/>
-        <w:ind w:left="0" w:firstLine="0"/>
-        <w:contextualSpacing/>
-        <w:rPr>
-          <w:rFonts w:ascii="Calibri" w:eastAsia="Calibri" w:hAnsi="Calibri" w:cs="Times New Roman"/>
-          <w:color w:val="auto"/>
-          <w:sz w:val="24"/>
-          <w:szCs w:val="24"/>
-          <w:lang w:eastAsia="en-US"/>
-        </w:rPr>
-      </w:pPr>
-    </w:p>
-    <w:p>
-      <w:pPr>
-        <w:tabs>
-          <w:tab w:val="left" w:pos="284"/>
-          <w:tab w:val="left" w:pos="2835"/>
-          <w:tab w:val="left" w:pos="5670"/>
-        </w:tabs>
-        <w:spacing w:after="0" w:line="240" w:lineRule="auto"/>
-        <w:ind w:left="0" w:firstLine="0"/>
-        <w:contextualSpacing/>
-        <w:rPr>
-          <w:rFonts w:ascii="Calibri" w:eastAsia="Calibri" w:hAnsi="Calibri" w:cs="Times New Roman"/>
-          <w:color w:val="auto"/>
-          <w:sz w:val="24"/>
-          <w:szCs w:val="24"/>
-          <w:lang w:eastAsia="en-US"/>
-        </w:rPr>
-      </w:pPr>
-    </w:p>
-    <w:p>
-      <w:pPr>
-        <w:tabs>
-          <w:tab w:val="left" w:pos="284"/>
-          <w:tab w:val="left" w:pos="2835"/>
-          <w:tab w:val="left" w:pos="5670"/>
-        </w:tabs>
-        <w:spacing w:after="0" w:line="240" w:lineRule="auto"/>
-        <w:ind w:left="0" w:firstLine="0"/>
-        <w:contextualSpacing/>
-        <w:rPr>
-          <w:rFonts w:ascii="Calibri" w:eastAsia="Calibri" w:hAnsi="Calibri" w:cs="Times New Roman"/>
-          <w:color w:val="auto"/>
-          <w:sz w:val="24"/>
-          <w:szCs w:val="24"/>
-          <w:lang w:eastAsia="en-US"/>
-        </w:rPr>
-      </w:pPr>
-    </w:p>
-    <w:p>
-      <w:pPr>
-        <w:tabs>
-          <w:tab w:val="left" w:pos="284"/>
-          <w:tab w:val="left" w:pos="2835"/>
-          <w:tab w:val="left" w:pos="5670"/>
-        </w:tabs>
-        <w:spacing w:after="0" w:line="240" w:lineRule="auto"/>
-        <w:ind w:left="0" w:firstLine="0"/>
-        <w:contextualSpacing/>
-        <w:rPr>
-          <w:rFonts w:ascii="Calibri" w:eastAsia="Calibri" w:hAnsi="Calibri" w:cs="Times New Roman"/>
-          <w:color w:val="auto"/>
-          <w:sz w:val="24"/>
-          <w:szCs w:val="24"/>
-          <w:lang w:eastAsia="en-US"/>
-        </w:rPr>
-      </w:pPr>
-    </w:p>
-    <w:p>
-      <w:pPr>
-        <w:tabs>
-          <w:tab w:val="left" w:pos="284"/>
-          <w:tab w:val="left" w:pos="2835"/>
-          <w:tab w:val="left" w:pos="5670"/>
-        </w:tabs>
-        <w:spacing w:after="0" w:line="240" w:lineRule="auto"/>
-        <w:ind w:left="0" w:firstLine="0"/>
-        <w:contextualSpacing/>
-        <w:rPr>
-          <w:rFonts w:ascii="Calibri" w:eastAsia="Calibri" w:hAnsi="Calibri" w:cs="Times New Roman"/>
-          <w:color w:val="auto"/>
-          <w:sz w:val="24"/>
-          <w:szCs w:val="24"/>
-          <w:lang w:eastAsia="en-US"/>
-        </w:rPr>
-      </w:pPr>
-    </w:p>
-    <w:p>
-      <w:pPr>
-        <w:tabs>
-          <w:tab w:val="left" w:pos="284"/>
-          <w:tab w:val="left" w:pos="2835"/>
-          <w:tab w:val="left" w:pos="5670"/>
-        </w:tabs>
-        <w:spacing w:after="0" w:line="240" w:lineRule="auto"/>
-        <w:ind w:left="0" w:firstLine="0"/>
-        <w:contextualSpacing/>
-        <w:rPr>
-          <w:rFonts w:ascii="Calibri" w:eastAsia="Calibri" w:hAnsi="Calibri" w:cs="Times New Roman"/>
-          <w:color w:val="auto"/>
-          <w:sz w:val="24"/>
-          <w:szCs w:val="24"/>
-          <w:lang w:eastAsia="en-US"/>
-        </w:rPr>
-      </w:pPr>
-    </w:p>
-    <w:p>
-      <w:pPr>
-        <w:tabs>
-          <w:tab w:val="left" w:pos="284"/>
-          <w:tab w:val="left" w:pos="2835"/>
-          <w:tab w:val="left" w:pos="5670"/>
-        </w:tabs>
-        <w:spacing w:after="0" w:line="240" w:lineRule="auto"/>
-        <w:ind w:left="0" w:firstLine="0"/>
-        <w:contextualSpacing/>
-        <w:rPr>
-          <w:rFonts w:ascii="Calibri" w:eastAsia="Calibri" w:hAnsi="Calibri" w:cs="Times New Roman"/>
-          <w:color w:val="auto"/>
-          <w:sz w:val="24"/>
-          <w:szCs w:val="24"/>
-          <w:lang w:eastAsia="en-US"/>
-        </w:rPr>
-      </w:pPr>
-    </w:p>
-    <w:p>
-      <w:pPr>
-        <w:tabs>
-          <w:tab w:val="left" w:pos="284"/>
-          <w:tab w:val="left" w:pos="2835"/>
-          <w:tab w:val="left" w:pos="5670"/>
-        </w:tabs>
-        <w:spacing w:after="0" w:line="240" w:lineRule="auto"/>
-        <w:ind w:left="0" w:firstLine="0"/>
-        <w:contextualSpacing/>
-        <w:rPr>
-          <w:rFonts w:ascii="Calibri" w:eastAsia="Calibri" w:hAnsi="Calibri" w:cs="Times New Roman"/>
-          <w:color w:val="auto"/>
-          <w:sz w:val="24"/>
-          <w:szCs w:val="24"/>
-          <w:lang w:eastAsia="en-US"/>
-        </w:rPr>
-      </w:pPr>
-    </w:p>
-    <w:p>
-      <w:pPr>
-        <w:tabs>
-          <w:tab w:val="left" w:pos="284"/>
-          <w:tab w:val="left" w:pos="2835"/>
-          <w:tab w:val="left" w:pos="5670"/>
-        </w:tabs>
-        <w:spacing w:after="0" w:line="240" w:lineRule="auto"/>
-        <w:ind w:left="0" w:firstLine="0"/>
-        <w:contextualSpacing/>
-        <w:rPr>
-          <w:rFonts w:ascii="Calibri" w:eastAsia="Calibri" w:hAnsi="Calibri" w:cs="Times New Roman"/>
-          <w:color w:val="auto"/>
-          <w:sz w:val="24"/>
-          <w:szCs w:val="24"/>
-          <w:lang w:eastAsia="en-US"/>
-        </w:rPr>
-      </w:pPr>
-    </w:p>
-    <w:p>
-      <w:pPr>
-        <w:tabs>
-          <w:tab w:val="left" w:pos="284"/>
-          <w:tab w:val="left" w:pos="2835"/>
-          <w:tab w:val="left" w:pos="5670"/>
-        </w:tabs>
-        <w:spacing w:after="0" w:line="240" w:lineRule="auto"/>
-        <w:ind w:left="0" w:firstLine="0"/>
-        <w:contextualSpacing/>
-        <w:rPr>
-          <w:rFonts w:ascii="Calibri" w:eastAsia="Calibri" w:hAnsi="Calibri" w:cs="Times New Roman"/>
-          <w:color w:val="auto"/>
-          <w:sz w:val="24"/>
-          <w:szCs w:val="24"/>
-          <w:lang w:eastAsia="en-US"/>
-        </w:rPr>
-      </w:pPr>
-    </w:p>
-    <w:p>
-      <w:pPr>
-        <w:tabs>
-          <w:tab w:val="left" w:pos="284"/>
-          <w:tab w:val="left" w:pos="2835"/>
-          <w:tab w:val="left" w:pos="5670"/>
-        </w:tabs>
-        <w:spacing w:after="0" w:line="240" w:lineRule="auto"/>
-        <w:ind w:left="0" w:firstLine="0"/>
-        <w:contextualSpacing/>
-        <w:rPr>
-          <w:rFonts w:ascii="Calibri" w:eastAsia="Calibri" w:hAnsi="Calibri" w:cs="Times New Roman"/>
-          <w:color w:val="auto"/>
-          <w:sz w:val="24"/>
-          <w:szCs w:val="24"/>
-          <w:lang w:eastAsia="en-US"/>
-        </w:rPr>
-      </w:pPr>
-    </w:p>
-    <w:p>
-      <w:pPr>
-        <w:tabs>
-          <w:tab w:val="left" w:pos="284"/>
-          <w:tab w:val="left" w:pos="2835"/>
-          <w:tab w:val="left" w:pos="5670"/>
-        </w:tabs>
-        <w:spacing w:after="0" w:line="240" w:lineRule="auto"/>
-        <w:ind w:left="0" w:firstLine="0"/>
-        <w:contextualSpacing/>
-        <w:rPr>
-          <w:rFonts w:ascii="Calibri" w:eastAsia="Calibri" w:hAnsi="Calibri" w:cs="Times New Roman"/>
-          <w:color w:val="auto"/>
-          <w:sz w:val="24"/>
-          <w:szCs w:val="24"/>
-          <w:lang w:eastAsia="en-US"/>
-        </w:rPr>
-      </w:pPr>
-    </w:p>
-    <w:p>
-      <w:pPr>
-        <w:tabs>
-          <w:tab w:val="left" w:pos="284"/>
-          <w:tab w:val="left" w:pos="2835"/>
-          <w:tab w:val="left" w:pos="5670"/>
-        </w:tabs>
-        <w:spacing w:after="0" w:line="240" w:lineRule="auto"/>
-        <w:ind w:left="0" w:firstLine="0"/>
-        <w:contextualSpacing/>
-        <w:rPr>
-          <w:rFonts w:ascii="Calibri" w:eastAsia="Calibri" w:hAnsi="Calibri" w:cs="Times New Roman"/>
-          <w:color w:val="auto"/>
-          <w:sz w:val="24"/>
-          <w:szCs w:val="24"/>
-          <w:lang w:eastAsia="en-US"/>
-        </w:rPr>
-      </w:pPr>
-    </w:p>
-    <w:p>
-      <w:pPr>
-        <w:tabs>
-          <w:tab w:val="left" w:pos="284"/>
-          <w:tab w:val="left" w:pos="2835"/>
-          <w:tab w:val="left" w:pos="5670"/>
-        </w:tabs>
-        <w:spacing w:after="0" w:line="240" w:lineRule="auto"/>
-        <w:ind w:left="0" w:firstLine="0"/>
-        <w:contextualSpacing/>
-        <w:rPr>
-          <w:rFonts w:ascii="Calibri" w:eastAsia="Calibri" w:hAnsi="Calibri" w:cs="Times New Roman"/>
-          <w:color w:val="auto"/>
-          <w:sz w:val="24"/>
-          <w:szCs w:val="24"/>
-          <w:lang w:eastAsia="en-US"/>
-        </w:rPr>
-      </w:pPr>
-    </w:p>
-    <w:p>
-      <w:pPr>
-        <w:tabs>
-          <w:tab w:val="left" w:pos="284"/>
-          <w:tab w:val="left" w:pos="2835"/>
-          <w:tab w:val="left" w:pos="5670"/>
-        </w:tabs>
-        <w:spacing w:after="0" w:line="240" w:lineRule="auto"/>
-        <w:ind w:left="0" w:firstLine="0"/>
-        <w:contextualSpacing/>
-        <w:rPr>
-          <w:rFonts w:ascii="Calibri" w:eastAsia="Calibri" w:hAnsi="Calibri" w:cs="Times New Roman"/>
-          <w:color w:val="auto"/>
-          <w:sz w:val="24"/>
-          <w:szCs w:val="24"/>
-          <w:lang w:eastAsia="en-US"/>
-        </w:rPr>
-      </w:pPr>
-    </w:p>
-    <w:p>
-      <w:pPr>
-        <w:tabs>
-          <w:tab w:val="left" w:pos="284"/>
-          <w:tab w:val="left" w:pos="2835"/>
-          <w:tab w:val="left" w:pos="5670"/>
-        </w:tabs>
-        <w:spacing w:after="0" w:line="240" w:lineRule="auto"/>
-        <w:ind w:left="0" w:firstLine="0"/>
-        <w:contextualSpacing/>
-        <w:rPr>
-          <w:rFonts w:ascii="Calibri" w:eastAsia="Calibri" w:hAnsi="Calibri" w:cs="Times New Roman"/>
-          <w:color w:val="auto"/>
-          <w:sz w:val="24"/>
-          <w:szCs w:val="24"/>
-          <w:lang w:eastAsia="en-US"/>
-        </w:rPr>
-      </w:pPr>
-    </w:p>
-    <w:p>
-      <w:pPr>
-        <w:tabs>
-          <w:tab w:val="left" w:pos="284"/>
-          <w:tab w:val="left" w:pos="2835"/>
-          <w:tab w:val="left" w:pos="5670"/>
-        </w:tabs>
-        <w:spacing w:after="0" w:line="240" w:lineRule="auto"/>
-        <w:ind w:left="0" w:firstLine="0"/>
-        <w:contextualSpacing/>
-        <w:rPr>
-          <w:rFonts w:ascii="Calibri" w:eastAsia="Calibri" w:hAnsi="Calibri" w:cs="Times New Roman"/>
-          <w:color w:val="auto"/>
-          <w:sz w:val="24"/>
-          <w:szCs w:val="24"/>
-          <w:lang w:eastAsia="en-US"/>
-        </w:rPr>
-      </w:pPr>
-    </w:p>
-    <w:p>
-      <w:pPr>
-        <w:tabs>
-          <w:tab w:val="left" w:pos="284"/>
-          <w:tab w:val="left" w:pos="2835"/>
-          <w:tab w:val="left" w:pos="5670"/>
-        </w:tabs>
-        <w:spacing w:after="0" w:line="240" w:lineRule="auto"/>
-        <w:ind w:left="0" w:firstLine="0"/>
-        <w:contextualSpacing/>
-        <w:rPr>
-          <w:rFonts w:ascii="Calibri" w:eastAsia="Calibri" w:hAnsi="Calibri" w:cs="Times New Roman"/>
-          <w:color w:val="auto"/>
-          <w:sz w:val="24"/>
-          <w:szCs w:val="24"/>
-          <w:lang w:eastAsia="en-US"/>
-        </w:rPr>
-      </w:pPr>
-    </w:p>
-    <w:p>
-      <w:pPr>
-        <w:tabs>
-          <w:tab w:val="left" w:pos="284"/>
-          <w:tab w:val="left" w:pos="2835"/>
-          <w:tab w:val="left" w:pos="5670"/>
-        </w:tabs>
-        <w:spacing w:after="0" w:line="240" w:lineRule="auto"/>
-        <w:ind w:left="0" w:firstLine="0"/>
-        <w:contextualSpacing/>
-        <w:rPr>
-          <w:rFonts w:ascii="Calibri" w:eastAsia="Calibri" w:hAnsi="Calibri" w:cs="Times New Roman"/>
-          <w:color w:val="auto"/>
-          <w:sz w:val="24"/>
-          <w:szCs w:val="24"/>
-          <w:lang w:eastAsia="en-US"/>
-        </w:rPr>
-      </w:pPr>
-    </w:p>
-    <w:p>
-      <w:pPr>
-        <w:tabs>
-          <w:tab w:val="left" w:pos="284"/>
-          <w:tab w:val="left" w:pos="2835"/>
-          <w:tab w:val="left" w:pos="5670"/>
-        </w:tabs>
-        <w:spacing w:after="0" w:line="240" w:lineRule="auto"/>
-        <w:ind w:left="0" w:firstLine="0"/>
-        <w:contextualSpacing/>
-        <w:rPr>
-          <w:rFonts w:ascii="Calibri" w:eastAsia="Calibri" w:hAnsi="Calibri" w:cs="Times New Roman"/>
-          <w:color w:val="auto"/>
-          <w:sz w:val="24"/>
-          <w:szCs w:val="24"/>
-          <w:lang w:eastAsia="en-US"/>
-        </w:rPr>
-      </w:pPr>
-    </w:p>
-    <w:p>
-      <w:pPr>
-        <w:tabs>
-          <w:tab w:val="left" w:pos="284"/>
-          <w:tab w:val="left" w:pos="2835"/>
-          <w:tab w:val="left" w:pos="5670"/>
-        </w:tabs>
-        <w:spacing w:after="0" w:line="240" w:lineRule="auto"/>
-        <w:ind w:left="0" w:firstLine="0"/>
-        <w:contextualSpacing/>
-        <w:rPr>
-          <w:rFonts w:ascii="Calibri" w:eastAsia="Calibri" w:hAnsi="Calibri" w:cs="Times New Roman"/>
-          <w:color w:val="auto"/>
-          <w:sz w:val="24"/>
-          <w:szCs w:val="24"/>
-          <w:lang w:eastAsia="en-US"/>
-        </w:rPr>
-      </w:pPr>
-    </w:p>
-    <w:p>
-      <w:pPr>
-        <w:tabs>
-          <w:tab w:val="left" w:pos="284"/>
-          <w:tab w:val="left" w:pos="2835"/>
-          <w:tab w:val="left" w:pos="5670"/>
-        </w:tabs>
-        <w:spacing w:after="0" w:line="240" w:lineRule="auto"/>
-        <w:ind w:left="0" w:firstLine="0"/>
-        <w:contextualSpacing/>
-        <w:rPr>
-          <w:rFonts w:ascii="Calibri" w:eastAsia="Calibri" w:hAnsi="Calibri" w:cs="Times New Roman"/>
-          <w:color w:val="auto"/>
-          <w:sz w:val="24"/>
-          <w:szCs w:val="24"/>
-          <w:lang w:eastAsia="en-US"/>
-        </w:rPr>
-      </w:pPr>
-    </w:p>
-    <w:p>
-      <w:pPr>
-        <w:tabs>
-          <w:tab w:val="left" w:pos="284"/>
-          <w:tab w:val="left" w:pos="2835"/>
-          <w:tab w:val="left" w:pos="5670"/>
-        </w:tabs>
-        <w:spacing w:after="0" w:line="240" w:lineRule="auto"/>
-        <w:ind w:left="0" w:firstLine="0"/>
-        <w:contextualSpacing/>
-        <w:rPr>
-          <w:rFonts w:ascii="Calibri" w:eastAsia="Calibri" w:hAnsi="Calibri" w:cs="Times New Roman"/>
-          <w:color w:val="auto"/>
-          <w:sz w:val="24"/>
-          <w:szCs w:val="24"/>
-          <w:lang w:eastAsia="en-US"/>
-        </w:rPr>
-      </w:pPr>
-    </w:p>
-    <w:p>
-      <w:pPr>
-        <w:tabs>
-          <w:tab w:val="left" w:pos="284"/>
-          <w:tab w:val="left" w:pos="2835"/>
-          <w:tab w:val="left" w:pos="5670"/>
-        </w:tabs>
-        <w:spacing w:after="0" w:line="240" w:lineRule="auto"/>
-        <w:ind w:left="0" w:firstLine="0"/>
-        <w:contextualSpacing/>
-        <w:rPr>
-          <w:rFonts w:ascii="Calibri" w:eastAsia="Calibri" w:hAnsi="Calibri" w:cs="Times New Roman"/>
-          <w:color w:val="auto"/>
-          <w:sz w:val="24"/>
-          <w:szCs w:val="24"/>
-          <w:lang w:eastAsia="en-US"/>
-        </w:rPr>
-      </w:pPr>
-    </w:p>
-    <w:p>
-      <w:pPr>
-        <w:tabs>
-          <w:tab w:val="left" w:pos="284"/>
-          <w:tab w:val="left" w:pos="2835"/>
-          <w:tab w:val="left" w:pos="5670"/>
-        </w:tabs>
-        <w:spacing w:after="0" w:line="240" w:lineRule="auto"/>
-        <w:ind w:left="0" w:firstLine="0"/>
-        <w:contextualSpacing/>
-        <w:rPr>
-          <w:rFonts w:ascii="Calibri" w:eastAsia="Calibri" w:hAnsi="Calibri" w:cs="Times New Roman"/>
-          <w:color w:val="auto"/>
-          <w:sz w:val="24"/>
-          <w:szCs w:val="24"/>
-          <w:lang w:eastAsia="en-US"/>
-        </w:rPr>
-      </w:pPr>
-    </w:p>
-    <w:p>
-      <w:pPr>
-        <w:tabs>
-          <w:tab w:val="left" w:pos="284"/>
-          <w:tab w:val="left" w:pos="2835"/>
-          <w:tab w:val="left" w:pos="5670"/>
-        </w:tabs>
-        <w:spacing w:after="0" w:line="240" w:lineRule="auto"/>
-        <w:ind w:left="0" w:firstLine="0"/>
-        <w:contextualSpacing/>
-        <w:rPr>
-          <w:rFonts w:ascii="Calibri" w:eastAsia="Calibri" w:hAnsi="Calibri" w:cs="Times New Roman"/>
-          <w:color w:val="auto"/>
-          <w:sz w:val="24"/>
-          <w:szCs w:val="24"/>
-          <w:lang w:eastAsia="en-US"/>
-        </w:rPr>
-      </w:pPr>
-    </w:p>
-    <w:p>
-      <w:pPr>
-        <w:tabs>
-          <w:tab w:val="left" w:pos="284"/>
-          <w:tab w:val="left" w:pos="2835"/>
-          <w:tab w:val="left" w:pos="5670"/>
-        </w:tabs>
-        <w:spacing w:after="0" w:line="240" w:lineRule="auto"/>
-        <w:ind w:left="0" w:firstLine="0"/>
-        <w:contextualSpacing/>
-        <w:rPr>
-          <w:rFonts w:ascii="Calibri" w:eastAsia="Calibri" w:hAnsi="Calibri" w:cs="Times New Roman"/>
-          <w:color w:val="auto"/>
-          <w:sz w:val="24"/>
-          <w:szCs w:val="24"/>
-          <w:lang w:eastAsia="en-US"/>
-        </w:rPr>
-      </w:pPr>
-    </w:p>
-    <w:p>
-      <w:pPr>
-        <w:tabs>
-          <w:tab w:val="left" w:pos="284"/>
-          <w:tab w:val="left" w:pos="2835"/>
-          <w:tab w:val="left" w:pos="5670"/>
-        </w:tabs>
-        <w:spacing w:after="0" w:line="240" w:lineRule="auto"/>
-        <w:ind w:left="0" w:firstLine="0"/>
-        <w:contextualSpacing/>
-        <w:rPr>
-          <w:rFonts w:ascii="Calibri" w:eastAsia="Calibri" w:hAnsi="Calibri" w:cs="Times New Roman"/>
-          <w:color w:val="auto"/>
-          <w:sz w:val="24"/>
-          <w:szCs w:val="24"/>
-          <w:lang w:eastAsia="en-US"/>
-        </w:rPr>
-      </w:pPr>
-    </w:p>
+    <w:bookmarkEnd w:id="0"/>
     <w:p>
       <w:pPr>
         <w:pStyle w:val="NormalWeb"/>
@@ -3355,7 +2547,6 @@
         <w:ind w:left="567"/>
       </w:pPr>
       <w:r>
-        <w:lastRenderedPageBreak/>
         <w:t>FTRANSPORT est un organisme de formation professionnelle spécialisé dans le secteur du transport son siège social est fixé au 86 route de genas 69003 Lyon.</w:t>
       </w:r>
     </w:p>
@@ -3527,7 +2718,11 @@
         <w:ind w:left="567"/>
       </w:pPr>
       <w:r>
-        <w:t>En cas de prise en charge partielle par l’OPCO, la différence sera directement facturée par FTRANSPORT au Client. Si l’accord de prise en charge du Client ne parvient pas à FTRANSPORT au plus tard un jour ouvrable avant le démarrage de la formation, FTRANSPORT se réserve la possibilité de refuser l’entrée en formation du Stagiaire ou de facturer la totalité des frais de formation au Client.</w:t>
+        <w:t xml:space="preserve">En cas de prise en charge partielle par l’OPCO, la différence sera directement facturée par FTRANSPORT au Client. Si l’accord de prise en charge du Client ne parvient pas à FTRANSPORT  au plus tard un jour ouvrable avant le démarrage de la formation, FTRANSPORT se réserve la possibilité de refuser l’entrée en formation du Stagiaire ou de facturer la totalité des frais de </w:t>
+      </w:r>
+      <w:r>
+        <w:lastRenderedPageBreak/>
+        <w:t>formation au Client.</w:t>
       </w:r>
       <w:r>
         <w:br/>
@@ -3539,6 +2734,42 @@
         <w:pStyle w:val="NormalWeb"/>
         <w:ind w:left="567"/>
       </w:pPr>
+      <w:r>
+        <w:rPr>
+          <w:rStyle w:val="Strong1"/>
+          <w:rFonts w:eastAsia="Arial"/>
+          <w:b/>
+          <w:bCs/>
+          <w:color w:val="15558C"/>
+        </w:rPr>
+        <w:t>■</w:t>
+      </w:r>
+      <w:r>
+        <w:rPr>
+          <w:color w:val="15558C"/>
+        </w:rPr>
+        <w:t xml:space="preserve"> Dédit et remplacement d’un participant</w:t>
+      </w:r>
+      <w:r>
+        <w:rPr>
+          <w:b/>
+          <w:bCs/>
+        </w:rPr>
+        <w:br/>
+      </w:r>
+      <w:r>
+        <w:br/>
+        <w:t xml:space="preserve">En cas de </w:t>
+      </w:r>
+      <w:r>
+        <w:rPr>
+          <w:color w:val="000000" w:themeColor="text1"/>
+        </w:rPr>
+        <w:t>dédit</w:t>
+      </w:r>
+      <w:r>
+        <w:t xml:space="preserve"> signifié par le Client à FTRANSPORT au moins 7 jours avant le démarrage de la formation, FTRANSPORT offre au Client la possibilité :</w:t>
+      </w:r>
     </w:p>
     <w:p>
       <w:pPr>
@@ -3546,49 +2777,6 @@
         <w:ind w:left="567"/>
       </w:pPr>
       <w:r>
-        <w:rPr>
-          <w:rStyle w:val="Strong1"/>
-          <w:rFonts w:eastAsia="Arial"/>
-          <w:b/>
-          <w:bCs/>
-          <w:color w:val="15558C"/>
-        </w:rPr>
-        <w:t>■</w:t>
-      </w:r>
-      <w:r>
-        <w:rPr>
-          <w:color w:val="15558C"/>
-        </w:rPr>
-        <w:t xml:space="preserve"> Dédit et remplacement d’un participant</w:t>
-      </w:r>
-      <w:r>
-        <w:rPr>
-          <w:b/>
-          <w:bCs/>
-        </w:rPr>
-        <w:br/>
-      </w:r>
-      <w:r>
-        <w:br/>
-        <w:t xml:space="preserve">En cas de </w:t>
-      </w:r>
-      <w:r>
-        <w:rPr>
-          <w:color w:val="000000" w:themeColor="text1"/>
-        </w:rPr>
-        <w:t>dédit</w:t>
-      </w:r>
-      <w:r>
-        <w:t xml:space="preserve"> signifié par le Client à FTRANSPORT au moins 7 jours avant le démarrage de la formation, FTRANSPORT offre au Client la possibilité :</w:t>
-      </w:r>
-    </w:p>
-    <w:p>
-      <w:pPr>
-        <w:pStyle w:val="NormalWeb"/>
-        <w:ind w:left="567"/>
-      </w:pPr>
-      <w:r>
-        <w:lastRenderedPageBreak/>
         <w:t>- de repousser l’inscription du Stagiaire à une formation ultérieure, dûment programmée par FTRANSPORT et après accord éventuel de l’OPCO,</w:t>
       </w:r>
     </w:p>
@@ -3780,6 +2968,9 @@
       </w:r>
       <w:r>
         <w:br/>
+      </w:r>
+      <w:r>
+        <w:lastRenderedPageBreak/>
         <w:t>Sauf indication contraire portée sur la fiche de présentation de la formation et la convocation, la durée quotidienne des formations est fixée à sept heures.</w:t>
       </w:r>
       <w:r>
@@ -3802,6 +2993,7 @@
     <w:p>
       <w:pPr>
         <w:pStyle w:val="NormalWeb"/>
+        <w:ind w:left="567"/>
       </w:pPr>
     </w:p>
     <w:p>
@@ -3810,6 +3002,15 @@
         <w:ind w:left="567"/>
       </w:pPr>
       <w:r>
+        <w:br/>
+      </w:r>
+    </w:p>
+    <w:p>
+      <w:pPr>
+        <w:pStyle w:val="NormalWeb"/>
+        <w:ind w:left="567"/>
+      </w:pPr>
+      <w:r>
         <w:rPr>
           <w:rStyle w:val="Strong1"/>
           <w:rFonts w:eastAsia="Arial"/>
@@ -3901,7 +3102,7 @@
           <w:sz w:val="24"/>
           <w:szCs w:val="24"/>
         </w:rPr>
-        <w:t>En cas d’échec à l’épreuve d’admissibilité du stagiaire organisée par la chambre de métiers et de l’artisanat, le candidat pourra disposer d’un accès à la plateforme en ligne sur www.gestion.ftransport.fr/cours après l’annonce de son échec et jusqu’au passage de son prochain examen pratique VTC. Les identifiants sont transmis par email automatiquement lors de l’inscription. Cet accès est maintenu jusqu’au passage de l’épreuve d’admission VTC, sauf si le candidat a déjà bénéficié d’une formation e-learning TAXI ou VTC dans les trois mois précédents.</w:t>
+        <w:t>En cas d’échec à l’épreuve d’admissibilité du stagiaire organisée par la chambre de métiers et de l’artisanat, le candidat pourra disposer d’une plateforme de cours en e-learning après l’annonce de son échec et jusqu’à la date du prochain examen théorique uniquement sauf si le candidat a déjà réalisé une formation e-learning comme la formation TAXI et VTC pendant les trois mois.</w:t>
       </w:r>
     </w:p>
     <w:p>
@@ -4007,7 +3208,17 @@
           <w:sz w:val="24"/>
           <w:szCs w:val="24"/>
         </w:rPr>
-        <w:t>La formation pratique peut être déplacée en dehors des horaires de formation dans ce cas-là, le stagiaire en sera averti, en cas d’absence du stagiaire à un examen théorique (épreuve d’admissibilité) ou pratique (épreuve d’admission), il doit en avertir le centre de formation FTRANSPORT, si ce dernier ne nous en informe pas ou qu’il nous donne plus de signe de contact écrit dans les 6 mois, Ftransport se donne le droit de lui annulé la formation théorique ou pratique et il n’en sera pas dédommagé.</w:t>
+        <w:t xml:space="preserve">La formation pratique peut être déplacée en dehors des horaires de formation dans ce cas-là, le stagiaire en sera averti, en cas d’absence du stagiaire à un examen théorique (épreuve d’admissibilité) ou pratique (épreuve d’admission), il doit en avertir le centre de formation FTRANSPORT, si ce dernier ne nous en informe pas ou qu’il nous donne plus de signe de contact </w:t>
+      </w:r>
+      <w:r>
+        <w:rPr>
+          <w:rFonts w:ascii="Times New Roman" w:eastAsia="Times New Roman" w:hAnsi="Times New Roman" w:cs="Times New Roman"/>
+          <w:color w:val="000000" w:themeColor="text1"/>
+          <w:sz w:val="24"/>
+          <w:szCs w:val="24"/>
+        </w:rPr>
+        <w:lastRenderedPageBreak/>
+        <w:t>écrit dans les 6 mois, Ftransport se donne le droit de lui annulé la formation théorique ou pratique et il n’en sera pas dédommagé.</w:t>
       </w:r>
     </w:p>
     <w:p>
@@ -4022,14 +3233,7 @@
         <w:rPr>
           <w:color w:val="000000" w:themeColor="text1"/>
         </w:rPr>
-        <w:t xml:space="preserve">FTRANSPORT ne pourra être tenue responsable à l’égard de ses Clients ou de ses Stagiaires en cas d’inexécution de ses obligations résultant d’un évènement fortuit ou de force majeure. Sont ici considérés comme cas fortuit ou de force majeure, outre ceux habituellement reconnus par la jurisprudence : la maladie ou l’accident d’un intervenant ou d’un responsable pédagogique, les grèves ou conflits sociaux externes à FTRANSPORT, les désastres naturels, les incendies, </w:t>
-      </w:r>
-      <w:r>
-        <w:rPr>
-          <w:color w:val="000000" w:themeColor="text1"/>
-        </w:rPr>
-        <w:lastRenderedPageBreak/>
-        <w:t>l’interruption des télécommunications, de l’approvisionnement en énergie, ou des transports de tout type, ou toute autre circonstance échappant au contrôle raisonnable de FTRANSPORT.</w:t>
+        <w:t>FTRANSPORT ne pourra être tenue responsable à l’égard de ses Clients ou de ses Stagiaires en cas d’inexécution de ses obligations résultant d’un évènement fortuit ou de force majeure. Sont ici considérés comme cas fortuit ou de force majeure, outre ceux habituellement reconnus par la jurisprudence : la maladie ou l’accident d’un intervenant ou d’un responsable pédagogique, les grèves ou conflits sociaux externes à FTRANSPORT, les désastres naturels, les incendies, l’interruption des télécommunications, de l’approvisionnement en énergie, ou des transports de tout type, ou toute autre circonstance échappant au contrôle raisonnable de FTRANSPORT.</w:t>
       </w:r>
     </w:p>
     <w:p>
@@ -4125,7 +3329,7 @@
           <w:szCs w:val="24"/>
           <w:u w:val="none"/>
         </w:rPr>
-        <w:t xml:space="preserve">En cas d’impossibilité totale de réalisation de la formation ou de rupture de formation définitive, les élèves seront remboursés au prorata du nombre d’heures ou de jours effectués, cela ne concerne que les élèves qui ont financé leur formation personnellement sans passer par un organisme quelconque. </w:t>
+        <w:t>En cas d’impossibilité totale de réalisation de la formation ou de rupture de formation définitive, les élèves seront remboursés au prorata du nombre d’heures ou de jours effectués, cela ne concerne que les élèves qui ont financé leur formation personnellement sans passer par un organisme quelconque.</w:t>
       </w:r>
     </w:p>
     <w:p>
@@ -4141,12 +3345,10 @@
       </w:pPr>
       <w:r>
         <w:rPr>
-          <w:rStyle w:val="Lienhypertexte"/>
           <w:rFonts w:ascii="Times New Roman" w:hAnsi="Times New Roman" w:cs="Times New Roman"/>
           <w:color w:val="000000" w:themeColor="text1"/>
           <w:sz w:val="24"/>
           <w:szCs w:val="24"/>
-          <w:u w:val="none"/>
         </w:rPr>
         <w:t>Cela correspond au prix de la formation divisé par le nombre de jours de formation (théorie et pratique).</w:t>
       </w:r>
@@ -4257,7 +3459,7 @@
           <w:bCs/>
           <w:color w:val="000000" w:themeColor="text1"/>
         </w:rPr>
-        <w:t>La formation VTC pour chauffeurs TAXI a pour objectif de se préparer au mieux à l’examen de chauffeur Taxi qui est réalisé par la chambre des métiers et de l’artisanat.</w:t>
+        <w:t>La formation VTC a pour but de former les stagiaires au métier de chauffeur VTC et de les préparer au mieux à l’examen VTC (épreuve d’admissibilité et d’admission) organisé par un centre d’examen agréé.</w:t>
       </w:r>
     </w:p>
     <w:p>
@@ -4293,7 +3495,7 @@
           <w:bCs/>
           <w:color w:val="000000" w:themeColor="text1"/>
         </w:rPr>
-        <w:t>La formation demande en amont de savoir lire et écrire, d’avoir le casier judiciaire B2 vierge et d’avoir réussi l’épreuve Théorique TAXI depuis moins de 3 ans.</w:t>
+        <w:t>La formation demande en amont de savoir lire et écrire, avoir le casier judiciaire B2 vierge et avoir plus de 3 ans de permis de conduire ou 2 ans, si le stagiaire a réussi son examen en conduite accompagnée.</w:t>
       </w:r>
     </w:p>
     <w:p>
@@ -4320,6 +3522,7 @@
         <w:pStyle w:val="NormalWeb"/>
         <w:ind w:left="567"/>
         <w:rPr>
+          <w:b/>
           <w:bCs/>
           <w:color w:val="000000" w:themeColor="text1"/>
         </w:rPr>
@@ -4329,7 +3532,15 @@
           <w:bCs/>
           <w:color w:val="000000" w:themeColor="text1"/>
         </w:rPr>
-        <w:t>Les stagiaires ont accès aux cours en ligne sur www.gestion.ftransport.fr/cours. Les identifiants de connexion sont transmis automatiquement par email lors de l’inscription. Des cours et des exercices sont donnés aux stagiaires durant la formation. Des livres pédagogiques sont parfois attribués..</w:t>
+        <w:t>Les stagiaires ont accès aux cours en ligne sur www.gestion.ftransport.fr/cours. Les identifiants de connexion sont transmis automatiquement par email lors de l’inscription. Des cours et des exercices sont donnés aux stagiaires durant la formation. Des livres pédagogiques sont parfois attribués.</w:t>
+      </w:r>
+      <w:r>
+        <w:rPr>
+          <w:b/>
+          <w:bCs/>
+          <w:color w:val="000000" w:themeColor="text1"/>
+        </w:rPr>
+        <w:t xml:space="preserve"> </w:t>
       </w:r>
     </w:p>
     <w:p>
@@ -4365,6 +3576,7 @@
           <w:bCs/>
           <w:color w:val="000000" w:themeColor="text1"/>
         </w:rPr>
+        <w:lastRenderedPageBreak/>
         <w:t>Les stagiaires écoutent le cours puis effectuent des exercices en lien par rapport aux cours.</w:t>
       </w:r>
     </w:p>
@@ -4480,7 +3692,7 @@
         <w:rPr>
           <w:color w:val="000000" w:themeColor="text1"/>
         </w:rPr>
-        <w:t>L’action de formation est organisée pour un effectif de maximum 18 stagiaires.</w:t>
+        <w:t>L’action de formation est organisée pour un effectif de maximum 21 stagiaires.</w:t>
       </w:r>
     </w:p>
     <w:p>
@@ -4525,7 +3737,7 @@
         <w:rPr>
           <w:color w:val="000000" w:themeColor="text1"/>
         </w:rPr>
-        <w:t>Pour le formateur TAXI : Plus de 5 ans d’expériences en tant que chauffeur de TAXI.</w:t>
+        <w:t>Pour le formateur VTC : Plus de 5 ans d’expériences en tant que chauffeur VTC.</w:t>
       </w:r>
     </w:p>
     <w:p>
@@ -4574,7 +3786,6 @@
     <w:p>
       <w:pPr>
         <w:pStyle w:val="NormalWeb"/>
-        <w:ind w:left="567"/>
       </w:pPr>
     </w:p>
     <w:p>
@@ -4599,13 +3810,6 @@
         <w:t xml:space="preserve"> Protection et accès aux informations à caractère personnel</w:t>
       </w:r>
       <w:r>
-        <w:rPr>
-          <w:b/>
-          <w:bCs/>
-        </w:rPr>
-        <w:br/>
-      </w:r>
-      <w:r>
         <w:br/>
         <w:t>FTRANSPORT s’engage à informer chaque Stagiaire que :</w:t>
       </w:r>
@@ -4648,6 +3852,7 @@
         <w:ind w:left="567"/>
       </w:pPr>
       <w:r>
+        <w:lastRenderedPageBreak/>
         <w:t>Le dirigeant a accès aux informations collectées, cependant les autres membres de l’entreprises peuvent en avoir accès sur demande du dirigeant pour une finalité précise.</w:t>
       </w:r>
     </w:p>
@@ -4682,11 +3887,39 @@
     <w:p>
       <w:pPr>
         <w:pStyle w:val="NormalWeb"/>
-      </w:pPr>
-    </w:p>
-    <w:p>
-      <w:pPr>
-        <w:pStyle w:val="NormalWeb"/>
+        <w:ind w:left="567"/>
+      </w:pPr>
+      <w:r>
+        <w:rPr>
+          <w:rStyle w:val="Strong1"/>
+          <w:rFonts w:eastAsia="Arial"/>
+          <w:b/>
+          <w:bCs/>
+          <w:color w:val="15558C"/>
+        </w:rPr>
+        <w:t>■</w:t>
+      </w:r>
+      <w:r>
+        <w:rPr>
+          <w:color w:val="15558C"/>
+        </w:rPr>
+        <w:t xml:space="preserve"> Droit applicable et juridiction compétente</w:t>
+      </w:r>
+      <w:r>
+        <w:rPr>
+          <w:b/>
+          <w:bCs/>
+        </w:rPr>
+        <w:br/>
+      </w:r>
+      <w:r>
+        <w:br/>
+        <w:t>Les conditions générales détaillées dans le présent document sont régies par le droit français. En cas de litige survenant entre le Client et FTRANSPORT  à l’occasion de l’interprétation des présentes ou de l’exécution du contrat, il sera recherché une solution à l’amiable. A défaut, les Tribunaux de  Lyon seront seuls compétents pour régler le litige.</w:t>
+      </w:r>
+    </w:p>
+    <w:p>
+      <w:pPr>
+        <w:pStyle w:val="Standard"/>
       </w:pPr>
     </w:p>
     <w:p>
@@ -4695,58 +3928,22 @@
         <w:ind w:left="567"/>
       </w:pPr>
       <w:r>
-        <w:rPr>
-          <w:rStyle w:val="Strong1"/>
-          <w:rFonts w:eastAsia="Arial"/>
-          <w:b/>
-          <w:bCs/>
-          <w:color w:val="15558C"/>
-        </w:rPr>
-        <w:t>■</w:t>
-      </w:r>
-      <w:r>
-        <w:rPr>
-          <w:color w:val="15558C"/>
-        </w:rPr>
-        <w:t xml:space="preserve"> Droit applicable et juridiction compétente</w:t>
-      </w:r>
-      <w:r>
-        <w:rPr>
-          <w:b/>
-          <w:bCs/>
-        </w:rPr>
-        <w:br/>
-      </w:r>
-      <w:r>
-        <w:br/>
-        <w:t>Les conditions générales détaillées dans le présent document sont régies par le droit français. En cas de litige survenant entre le Client et FTRANSPORT à l’occasion de l’interprétation des présentes ou de l’exécution du contrat, il sera recherché une solution à l’amiable. A défaut, les Tribunaux de  Lyon seront seuls compétents pour régler le litige.</w:t>
-      </w:r>
-    </w:p>
-    <w:p>
-      <w:pPr>
-        <w:pStyle w:val="Standard"/>
-      </w:pPr>
+        <w:t>Fait à Lyon, le ${devis_date} (document à renvoyer)</w:t>
+      </w:r>
     </w:p>
     <w:p>
       <w:pPr>
         <w:pStyle w:val="NormalWeb"/>
-        <w:ind w:left="567"/>
-      </w:pPr>
-      <w:r>
-        <w:t>Fait à Lyon, le {devis_date} (document à renvoyer)</w:t>
-      </w:r>
+        <w:ind w:left="426" w:firstLine="141"/>
+      </w:pPr>
     </w:p>
     <w:p>
       <w:pPr>
         <w:pStyle w:val="NormalWeb"/>
-      </w:pPr>
-    </w:p>
-    <w:p>
-      <w:pPr>
-        <w:pStyle w:val="NormalWeb"/>
+        <w:ind w:left="426" w:firstLine="141"/>
         <w:sectPr>
-          <w:headerReference w:type="default" r:id="rId16"/>
-          <w:footerReference w:type="even" r:id="rId17"/>
+          <w:headerReference w:type="default" r:id="rId18"/>
+          <w:footerReference w:type="even" r:id="rId19"/>
           <w:type w:val="continuous"/>
           <w:pgSz w:w="11906" w:h="16838"/>
           <w:pgMar w:top="1417" w:right="1417" w:bottom="1417" w:left="284" w:header="720" w:footer="0" w:gutter="0"/>
@@ -4757,13 +3954,173 @@
     <w:p>
       <w:pPr>
         <w:pStyle w:val="NormalWeb"/>
-        <w:ind w:left="-567"/>
       </w:pPr>
     </w:p>
     <w:p>
       <w:pPr>
         <w:pStyle w:val="NormalWeb"/>
-        <w:ind w:left="426"/>
+      </w:pPr>
+    </w:p>
+    <w:p>
+      <w:pPr>
+        <w:pStyle w:val="NormalWeb"/>
+      </w:pPr>
+      <w:r>
+        <w:t xml:space="preserve">Le Centre de formation                                                                             </w:t>
+      </w:r>
+    </w:p>
+    <w:p>
+      <w:pPr>
+        <w:pStyle w:val="NormalWeb"/>
+      </w:pPr>
+      <w:r>
+        <w:t xml:space="preserve">FTRANSPORT Services pro                                                                    </w:t>
+      </w:r>
+      <w:r>
+        <w:tab/>
+      </w:r>
+    </w:p>
+    <w:p>
+      <w:pPr>
+        <w:pStyle w:val="Sansinterligne"/>
+        <w:rPr>
+          <w:rFonts w:ascii="Times New Roman" w:hAnsi="Times New Roman" w:cs="Times New Roman"/>
+          <w:sz w:val="24"/>
+          <w:szCs w:val="24"/>
+        </w:rPr>
+      </w:pPr>
+    </w:p>
+    <w:p>
+      <w:pPr>
+        <w:pStyle w:val="Sansinterligne"/>
+        <w:rPr>
+          <w:rFonts w:ascii="Times New Roman" w:hAnsi="Times New Roman" w:cs="Times New Roman"/>
+          <w:sz w:val="24"/>
+          <w:szCs w:val="24"/>
+        </w:rPr>
+      </w:pPr>
+    </w:p>
+    <w:p>
+      <w:pPr>
+        <w:pStyle w:val="Sansinterligne"/>
+        <w:rPr>
+          <w:rFonts w:ascii="Times New Roman" w:hAnsi="Times New Roman" w:cs="Times New Roman"/>
+          <w:sz w:val="24"/>
+          <w:szCs w:val="24"/>
+        </w:rPr>
+      </w:pPr>
+    </w:p>
+    <w:p>
+      <w:pPr>
+        <w:pStyle w:val="Sansinterligne"/>
+        <w:rPr>
+          <w:rFonts w:ascii="Times New Roman" w:hAnsi="Times New Roman" w:cs="Times New Roman"/>
+          <w:sz w:val="24"/>
+          <w:szCs w:val="24"/>
+        </w:rPr>
+      </w:pPr>
+    </w:p>
+    <w:p>
+      <w:pPr>
+        <w:pStyle w:val="Sansinterligne"/>
+        <w:rPr>
+          <w:rFonts w:ascii="Times New Roman" w:hAnsi="Times New Roman" w:cs="Times New Roman"/>
+          <w:sz w:val="24"/>
+          <w:szCs w:val="24"/>
+        </w:rPr>
+      </w:pPr>
+    </w:p>
+    <w:p>
+      <w:pPr>
+        <w:pStyle w:val="Sansinterligne"/>
+        <w:rPr>
+          <w:rFonts w:ascii="Times New Roman" w:hAnsi="Times New Roman" w:cs="Times New Roman"/>
+          <w:sz w:val="24"/>
+          <w:szCs w:val="24"/>
+        </w:rPr>
+      </w:pPr>
+    </w:p>
+    <w:p>
+      <w:pPr>
+        <w:pStyle w:val="Sansinterligne"/>
+        <w:rPr>
+          <w:rFonts w:ascii="Times New Roman" w:hAnsi="Times New Roman" w:cs="Times New Roman"/>
+          <w:sz w:val="24"/>
+          <w:szCs w:val="24"/>
+        </w:rPr>
+      </w:pPr>
+    </w:p>
+    <w:p>
+      <w:pPr>
+        <w:pStyle w:val="Sansinterligne"/>
+        <w:rPr>
+          <w:rFonts w:ascii="Times New Roman" w:hAnsi="Times New Roman" w:cs="Times New Roman"/>
+          <w:sz w:val="24"/>
+          <w:szCs w:val="24"/>
+        </w:rPr>
+      </w:pPr>
+    </w:p>
+    <w:p>
+      <w:pPr>
+        <w:pStyle w:val="Sansinterligne"/>
+        <w:rPr>
+          <w:rFonts w:ascii="Times New Roman" w:hAnsi="Times New Roman" w:cs="Times New Roman"/>
+          <w:sz w:val="24"/>
+          <w:szCs w:val="24"/>
+        </w:rPr>
+      </w:pPr>
+      <w:r>
+        <w:rPr>
+          <w:rFonts w:ascii="Times New Roman" w:hAnsi="Times New Roman" w:cs="Times New Roman"/>
+          <w:sz w:val="24"/>
+          <w:szCs w:val="24"/>
+        </w:rPr>
+        <w:t>Le Client</w:t>
+      </w:r>
+    </w:p>
+    <w:p>
+      <w:pPr>
+        <w:pStyle w:val="Sansinterligne"/>
+        <w:rPr>
+          <w:rFonts w:ascii="Times New Roman" w:hAnsi="Times New Roman" w:cs="Times New Roman"/>
+          <w:sz w:val="24"/>
+          <w:szCs w:val="24"/>
+        </w:rPr>
+        <w:sectPr>
+          <w:type w:val="continuous"/>
+          <w:pgSz w:w="11906" w:h="16838"/>
+          <w:pgMar w:top="1417" w:right="1417" w:bottom="1417" w:left="1417" w:header="720" w:footer="720" w:gutter="0"/>
+          <w:cols w:space="2836"/>
+        </w:sectPr>
+      </w:pPr>
+      <w:r>
+        <w:rPr>
+          <w:rFonts w:ascii="Times New Roman" w:hAnsi="Times New Roman" w:cs="Times New Roman"/>
+          <w:sz w:val="24"/>
+          <w:szCs w:val="24"/>
+        </w:rPr>
+        <w:t xml:space="preserve">Signature précédée de la mention « Lu et approuvé, Bon pour accord »         </w:t>
+      </w:r>
+    </w:p>
+    <w:p>
+      <w:pPr>
+        <w:pStyle w:val="NormalWeb"/>
+      </w:pPr>
+    </w:p>
+    <w:p>
+      <w:pPr>
+        <w:pStyle w:val="NormalWeb"/>
+        <w:sectPr>
+          <w:type w:val="continuous"/>
+          <w:pgSz w:w="11906" w:h="16838"/>
+          <w:pgMar w:top="1417" w:right="1417" w:bottom="1417" w:left="284" w:header="720" w:footer="0" w:gutter="0"/>
+          <w:cols w:num="2" w:space="720"/>
+        </w:sectPr>
+      </w:pPr>
+    </w:p>
+    <w:p>
+      <w:pPr>
+        <w:pStyle w:val="NormalWeb"/>
         <w:sectPr>
           <w:type w:val="continuous"/>
           <w:pgSz w:w="11906" w:h="16838"/>
@@ -4774,208 +4131,22 @@
     </w:p>
     <w:p>
       <w:pPr>
-        <w:pStyle w:val="NormalWeb"/>
-        <w:ind w:left="426"/>
-      </w:pPr>
-      <w:r>
-        <w:t xml:space="preserve">Le Centre de formation                                                                             </w:t>
-      </w:r>
-    </w:p>
-    <w:p>
-      <w:pPr>
-        <w:pStyle w:val="NormalWeb"/>
-        <w:ind w:left="426"/>
-      </w:pPr>
-      <w:r>
-        <w:t xml:space="preserve">FTRANSPORT Services pro                                                                    </w:t>
-      </w:r>
-      <w:r>
-        <w:tab/>
-      </w:r>
-    </w:p>
-    <w:p>
-      <w:pPr>
-        <w:pStyle w:val="Sansinterligne"/>
-        <w:ind w:left="426"/>
-        <w:rPr>
-          <w:rFonts w:ascii="Times New Roman" w:hAnsi="Times New Roman" w:cs="Times New Roman"/>
-          <w:sz w:val="24"/>
-          <w:szCs w:val="24"/>
-        </w:rPr>
-      </w:pPr>
-    </w:p>
-    <w:p>
-      <w:pPr>
-        <w:pStyle w:val="Sansinterligne"/>
-        <w:ind w:left="426"/>
-        <w:rPr>
-          <w:rFonts w:ascii="Times New Roman" w:hAnsi="Times New Roman" w:cs="Times New Roman"/>
-          <w:sz w:val="24"/>
-          <w:szCs w:val="24"/>
-        </w:rPr>
-      </w:pPr>
-    </w:p>
-    <w:p>
-      <w:pPr>
-        <w:pStyle w:val="Sansinterligne"/>
-        <w:ind w:left="426"/>
-        <w:rPr>
-          <w:rFonts w:ascii="Times New Roman" w:hAnsi="Times New Roman" w:cs="Times New Roman"/>
-          <w:sz w:val="24"/>
-          <w:szCs w:val="24"/>
-        </w:rPr>
-      </w:pPr>
-    </w:p>
-    <w:p>
-      <w:pPr>
-        <w:pStyle w:val="Sansinterligne"/>
-        <w:ind w:left="426"/>
-        <w:rPr>
-          <w:rFonts w:ascii="Times New Roman" w:hAnsi="Times New Roman" w:cs="Times New Roman"/>
-          <w:sz w:val="24"/>
-          <w:szCs w:val="24"/>
-        </w:rPr>
-      </w:pPr>
-    </w:p>
-    <w:p>
-      <w:pPr>
-        <w:pStyle w:val="Sansinterligne"/>
-        <w:ind w:left="426"/>
-        <w:rPr>
-          <w:rFonts w:ascii="Times New Roman" w:hAnsi="Times New Roman" w:cs="Times New Roman"/>
-          <w:sz w:val="24"/>
-          <w:szCs w:val="24"/>
-        </w:rPr>
-      </w:pPr>
-    </w:p>
-    <w:p>
-      <w:pPr>
-        <w:pStyle w:val="Sansinterligne"/>
-        <w:ind w:left="426"/>
-        <w:rPr>
-          <w:rFonts w:ascii="Times New Roman" w:hAnsi="Times New Roman" w:cs="Times New Roman"/>
-          <w:sz w:val="24"/>
-          <w:szCs w:val="24"/>
-        </w:rPr>
-      </w:pPr>
-    </w:p>
-    <w:p>
-      <w:pPr>
-        <w:pStyle w:val="Sansinterligne"/>
-        <w:ind w:left="426"/>
-        <w:rPr>
-          <w:rFonts w:ascii="Times New Roman" w:hAnsi="Times New Roman" w:cs="Times New Roman"/>
-          <w:sz w:val="24"/>
-          <w:szCs w:val="24"/>
-        </w:rPr>
-      </w:pPr>
-    </w:p>
-    <w:p>
-      <w:pPr>
-        <w:pStyle w:val="Sansinterligne"/>
-        <w:ind w:left="426"/>
-        <w:rPr>
-          <w:rFonts w:ascii="Times New Roman" w:hAnsi="Times New Roman" w:cs="Times New Roman"/>
-          <w:sz w:val="24"/>
-          <w:szCs w:val="24"/>
-        </w:rPr>
-      </w:pPr>
-    </w:p>
-    <w:p>
-      <w:pPr>
-        <w:pStyle w:val="Sansinterligne"/>
-        <w:ind w:left="426"/>
-        <w:rPr>
-          <w:rFonts w:ascii="Times New Roman" w:hAnsi="Times New Roman" w:cs="Times New Roman"/>
-          <w:sz w:val="24"/>
-          <w:szCs w:val="24"/>
-        </w:rPr>
-      </w:pPr>
-      <w:r>
-        <w:rPr>
-          <w:rFonts w:ascii="Times New Roman" w:hAnsi="Times New Roman" w:cs="Times New Roman"/>
-          <w:sz w:val="24"/>
-          <w:szCs w:val="24"/>
-        </w:rPr>
-        <w:t>Le Client</w:t>
-      </w:r>
-    </w:p>
-    <w:p>
-      <w:pPr>
-        <w:pStyle w:val="Sansinterligne"/>
-        <w:ind w:left="426"/>
-        <w:rPr>
-          <w:rFonts w:ascii="Times New Roman" w:hAnsi="Times New Roman" w:cs="Times New Roman"/>
-          <w:sz w:val="24"/>
-          <w:szCs w:val="24"/>
-        </w:rPr>
-        <w:sectPr>
-          <w:type w:val="continuous"/>
-          <w:pgSz w:w="11906" w:h="16838"/>
-          <w:pgMar w:top="1417" w:right="1417" w:bottom="1417" w:left="1417" w:header="720" w:footer="720" w:gutter="0"/>
-          <w:cols w:space="2836"/>
-        </w:sectPr>
-      </w:pPr>
-      <w:r>
-        <w:rPr>
-          <w:rFonts w:ascii="Times New Roman" w:hAnsi="Times New Roman" w:cs="Times New Roman"/>
-          <w:sz w:val="24"/>
-          <w:szCs w:val="24"/>
-        </w:rPr>
-        <w:t xml:space="preserve">Signature précédée de la mention « Lu et approuvé, Bon pour accord »         </w:t>
-      </w:r>
-    </w:p>
-    <w:p>
-      <w:pPr>
         <w:pStyle w:val="Sansinterligne"/>
         <w:ind w:left="-567"/>
-        <w:rPr>
-          <w:rFonts w:ascii="Times New Roman" w:hAnsi="Times New Roman" w:cs="Times New Roman"/>
-        </w:rPr>
-        <w:sectPr>
-          <w:type w:val="continuous"/>
-          <w:pgSz w:w="11906" w:h="16838"/>
-          <w:pgMar w:top="1417" w:right="1417" w:bottom="1417" w:left="1417" w:header="720" w:footer="720" w:gutter="0"/>
-          <w:cols w:num="2" w:space="2836"/>
-        </w:sectPr>
-      </w:pPr>
-    </w:p>
-    <w:p>
-      <w:pPr>
-        <w:pStyle w:val="Sansinterligne"/>
-        <w:ind w:left="-567"/>
-        <w:rPr>
-          <w:rFonts w:ascii="Times New Roman" w:hAnsi="Times New Roman" w:cs="Times New Roman"/>
-        </w:rPr>
-      </w:pPr>
-      <w:r>
-        <w:rPr>
-          <w:rFonts w:ascii="Times New Roman" w:hAnsi="Times New Roman" w:cs="Times New Roman"/>
-        </w:rPr>
-        <w:t xml:space="preserve">                                     </w:t>
-      </w:r>
-    </w:p>
-    <w:p>
-      <w:pPr>
-        <w:pStyle w:val="Sansinterligne"/>
-        <w:rPr>
-          <w:rFonts w:ascii="Times New Roman" w:hAnsi="Times New Roman" w:cs="Times New Roman"/>
-        </w:rPr>
-        <w:sectPr>
-          <w:type w:val="continuous"/>
-          <w:pgSz w:w="11906" w:h="16838"/>
-          <w:pgMar w:top="1417" w:right="1417" w:bottom="1417" w:left="1417" w:header="720" w:footer="720" w:gutter="0"/>
-          <w:cols w:num="2" w:space="2836"/>
-        </w:sectPr>
-      </w:pPr>
-    </w:p>
-    <w:p>
-      <w:pPr>
-        <w:pStyle w:val="Sansinterligne"/>
-        <w:rPr>
-          <w:rFonts w:ascii="Times New Roman" w:hAnsi="Times New Roman" w:cs="Times New Roman"/>
-        </w:rPr>
-      </w:pPr>
+        <w:jc w:val="center"/>
+        <w:rPr>
+          <w:b/>
+          <w:color w:val="980000"/>
+        </w:rPr>
+      </w:pPr>
+      <w:r>
+        <w:rPr>
+          <w:b/>
+          <w:color w:val="980000"/>
+        </w:rPr>
+        <w:lastRenderedPageBreak/>
+        <w:t>Référentiel de connaissances pour les épreuves théorique</w:t>
+      </w:r>
     </w:p>
     <w:p>
       <w:pPr>
@@ -4986,40 +4157,6 @@
     </w:p>
     <w:p>
       <w:pPr>
-        <w:spacing w:line="240" w:lineRule="auto"/>
-        <w:jc w:val="center"/>
-        <w:rPr>
-          <w:b/>
-          <w:color w:val="980000"/>
-        </w:rPr>
-      </w:pPr>
-      <w:r>
-        <w:rPr>
-          <w:b/>
-          <w:color w:val="980000"/>
-        </w:rPr>
-        <w:t>Référentiel de connaissances pour les épreuves théorique</w:t>
-      </w:r>
-    </w:p>
-    <w:p>
-      <w:pPr>
-        <w:spacing w:line="240" w:lineRule="auto"/>
-        <w:jc w:val="both"/>
-        <w:rPr>
-          <w:b/>
-          <w:color w:val="980000"/>
-        </w:rPr>
-      </w:pPr>
-    </w:p>
-    <w:p>
-      <w:pPr>
-        <w:spacing w:line="240" w:lineRule="auto"/>
-        <w:ind w:left="0" w:firstLine="0"/>
-        <w:jc w:val="both"/>
-      </w:pPr>
-    </w:p>
-    <w:p>
-      <w:pPr>
         <w:spacing w:after="160" w:line="256" w:lineRule="auto"/>
         <w:ind w:left="0" w:firstLine="0"/>
         <w:jc w:val="center"/>
@@ -5027,150 +4164,1290 @@
           <w:rFonts w:ascii="Aptos" w:eastAsia="Aptos" w:hAnsi="Aptos" w:cs="Times New Roman"/>
           <w:b/>
           <w:bCs/>
-          <w:color w:val="C00000"/>
+          <w:color w:val="9A0000"/>
+          <w:sz w:val="24"/>
+          <w:szCs w:val="24"/>
+          <w:lang w:eastAsia="en-US"/>
+        </w:rPr>
+      </w:pPr>
+      <w:r>
+        <w:rPr>
+          <w:rFonts w:ascii="Aptos" w:eastAsia="Aptos" w:hAnsi="Aptos" w:cs="Times New Roman"/>
+          <w:b/>
+          <w:bCs/>
+          <w:color w:val="9A0000"/>
+          <w:sz w:val="24"/>
+          <w:szCs w:val="24"/>
+          <w:lang w:eastAsia="en-US"/>
+        </w:rPr>
+        <w:t xml:space="preserve">Réglementation du transport public particulier de personnes et prévention des discriminations et des violences sexuelles et sexistes </w:t>
+      </w:r>
+    </w:p>
+    <w:p>
+      <w:pPr>
+        <w:spacing w:after="0" w:line="256" w:lineRule="auto"/>
+        <w:ind w:left="0" w:firstLine="0"/>
+        <w:rPr>
+          <w:b/>
+          <w:bCs/>
+          <w:u w:val="single"/>
+        </w:rPr>
+      </w:pPr>
+      <w:r>
+        <w:rPr>
+          <w:b/>
+          <w:bCs/>
+          <w:u w:val="single"/>
+        </w:rPr>
+        <w:t>Compétences communes :</w:t>
+      </w:r>
+    </w:p>
+    <w:p>
+      <w:pPr>
+        <w:spacing w:after="0" w:line="256" w:lineRule="auto"/>
+        <w:ind w:left="0" w:firstLine="0"/>
+        <w:rPr>
+          <w:b/>
+          <w:bCs/>
+          <w:u w:val="single"/>
+        </w:rPr>
+      </w:pPr>
+    </w:p>
+    <w:p>
+      <w:pPr>
+        <w:spacing w:after="0" w:line="256" w:lineRule="auto"/>
+        <w:ind w:left="0" w:firstLine="0"/>
+        <w:rPr>
+          <w:color w:val="auto"/>
+        </w:rPr>
+      </w:pPr>
+      <w:r>
+        <w:rPr>
+          <w:rFonts w:ascii="Segoe UI Symbol" w:hAnsi="Segoe UI Symbol" w:cs="Segoe UI Symbol"/>
+        </w:rPr>
+        <w:t>❖</w:t>
+      </w:r>
+      <w:r>
+        <w:t xml:space="preserve"> </w:t>
+      </w:r>
+      <w:r>
+        <w:rPr>
+          <w:color w:val="auto"/>
+        </w:rPr>
+        <w:t>Connaître la réglementation s’appliquant aux différents modes de transport publics particuliers : taxis, VTC, véhicules motorisés à deux roues ;</w:t>
+      </w:r>
+    </w:p>
+    <w:p>
+      <w:pPr>
+        <w:spacing w:after="0" w:line="256" w:lineRule="auto"/>
+        <w:ind w:left="0" w:firstLine="0"/>
+        <w:rPr>
+          <w:color w:val="auto"/>
+        </w:rPr>
+      </w:pPr>
+      <w:r>
+        <w:rPr>
+          <w:rFonts w:ascii="Segoe UI Symbol" w:hAnsi="Segoe UI Symbol" w:cs="Segoe UI Symbol"/>
+          <w:color w:val="auto"/>
+        </w:rPr>
+        <w:t>❖</w:t>
+      </w:r>
+      <w:r>
+        <w:rPr>
+          <w:color w:val="auto"/>
+        </w:rPr>
+        <w:t xml:space="preserve"> Connaître la réglementation relative à l’utilisation de la voie publique pour la prise en charge de la clientèle pour les différents modes de transport publics particuliers</w:t>
+      </w:r>
+    </w:p>
+    <w:p>
+      <w:pPr>
+        <w:spacing w:after="0" w:line="256" w:lineRule="auto"/>
+        <w:ind w:left="0" w:firstLine="0"/>
+        <w:rPr>
+          <w:color w:val="auto"/>
+        </w:rPr>
+      </w:pPr>
+      <w:r>
+        <w:rPr>
+          <w:rFonts w:ascii="Segoe UI Symbol" w:hAnsi="Segoe UI Symbol" w:cs="Segoe UI Symbol"/>
+          <w:color w:val="auto"/>
+        </w:rPr>
+        <w:t>❖</w:t>
+      </w:r>
+      <w:r>
+        <w:rPr>
+          <w:color w:val="auto"/>
+        </w:rPr>
+        <w:t xml:space="preserve"> Connaître les obligations générales relatives aux véhicules ;</w:t>
+      </w:r>
+    </w:p>
+    <w:p>
+      <w:pPr>
+        <w:spacing w:after="0" w:line="256" w:lineRule="auto"/>
+        <w:ind w:left="0" w:firstLine="0"/>
+        <w:rPr>
+          <w:color w:val="auto"/>
+        </w:rPr>
+      </w:pPr>
+      <w:r>
+        <w:rPr>
+          <w:rFonts w:ascii="Segoe UI Symbol" w:hAnsi="Segoe UI Symbol" w:cs="Segoe UI Symbol"/>
+          <w:color w:val="auto"/>
+        </w:rPr>
+        <w:t>❖</w:t>
+      </w:r>
+      <w:r>
+        <w:rPr>
+          <w:color w:val="auto"/>
+        </w:rPr>
+        <w:t xml:space="preserve"> Connaître les obligations relatives au conducteur : d’accès et d’exercice de la profession, obligations de formation continue ;</w:t>
+      </w:r>
+    </w:p>
+    <w:p>
+      <w:pPr>
+        <w:spacing w:after="0" w:line="256" w:lineRule="auto"/>
+        <w:ind w:left="0" w:firstLine="0"/>
+        <w:rPr>
+          <w:color w:val="auto"/>
+        </w:rPr>
+      </w:pPr>
+      <w:r>
+        <w:rPr>
+          <w:rFonts w:ascii="Segoe UI Symbol" w:hAnsi="Segoe UI Symbol" w:cs="Segoe UI Symbol"/>
+          <w:color w:val="auto"/>
+        </w:rPr>
+        <w:t>❖</w:t>
+      </w:r>
+      <w:r>
+        <w:rPr>
+          <w:color w:val="auto"/>
+        </w:rPr>
+        <w:t xml:space="preserve"> Connaître la composition et le rôle des divers organismes administratifs, consultatifs et professionnels ; </w:t>
+      </w:r>
+    </w:p>
+    <w:p>
+      <w:pPr>
+        <w:spacing w:after="0" w:line="256" w:lineRule="auto"/>
+        <w:ind w:left="0" w:firstLine="0"/>
+        <w:rPr>
+          <w:color w:val="auto"/>
+        </w:rPr>
+      </w:pPr>
+      <w:r>
+        <w:rPr>
+          <w:rFonts w:ascii="Segoe UI Symbol" w:hAnsi="Segoe UI Symbol" w:cs="Segoe UI Symbol"/>
+          <w:color w:val="auto"/>
+        </w:rPr>
+        <w:t>❖</w:t>
+      </w:r>
+      <w:r>
+        <w:rPr>
+          <w:color w:val="auto"/>
+        </w:rPr>
+        <w:t xml:space="preserve"> Connaître les autorités administratives et juridiction compétentes dans le cadre de l’activité du transport public particulier de personnes ; </w:t>
+      </w:r>
+    </w:p>
+    <w:p>
+      <w:pPr>
+        <w:spacing w:after="0" w:line="256" w:lineRule="auto"/>
+        <w:ind w:left="0" w:firstLine="0"/>
+        <w:rPr>
+          <w:color w:val="auto"/>
+        </w:rPr>
+      </w:pPr>
+      <w:r>
+        <w:rPr>
+          <w:rFonts w:ascii="Segoe UI Symbol" w:hAnsi="Segoe UI Symbol" w:cs="Segoe UI Symbol"/>
+          <w:color w:val="auto"/>
+        </w:rPr>
+        <w:t>❖</w:t>
+      </w:r>
+      <w:r>
+        <w:rPr>
+          <w:color w:val="auto"/>
+        </w:rPr>
+        <w:t xml:space="preserve"> Connaître les obligations du conducteur en matière d’assurance, l'identification des assurances obligatoires et les conséquences à ne pas être assuré ; </w:t>
+      </w:r>
+    </w:p>
+    <w:p>
+      <w:pPr>
+        <w:spacing w:after="0" w:line="256" w:lineRule="auto"/>
+        <w:ind w:left="0" w:firstLine="0"/>
+        <w:rPr>
+          <w:color w:val="auto"/>
+        </w:rPr>
+      </w:pPr>
+      <w:r>
+        <w:rPr>
+          <w:rFonts w:ascii="Segoe UI Symbol" w:hAnsi="Segoe UI Symbol" w:cs="Segoe UI Symbol"/>
+          <w:color w:val="auto"/>
+        </w:rPr>
+        <w:t>❖</w:t>
+      </w:r>
+      <w:r>
+        <w:rPr>
+          <w:color w:val="auto"/>
+        </w:rPr>
+        <w:t xml:space="preserve"> Connaître les agents susceptibles de procéder à des contrôles en entreprise ou sur route et leurs prérogative respectives ; savoir présenter les documents relatifs au conducteur et au véhicule ; </w:t>
+      </w:r>
+    </w:p>
+    <w:p>
+      <w:pPr>
+        <w:spacing w:after="0" w:line="256" w:lineRule="auto"/>
+        <w:ind w:left="0" w:firstLine="0"/>
+        <w:rPr>
+          <w:color w:val="auto"/>
+        </w:rPr>
+      </w:pPr>
+      <w:r>
+        <w:rPr>
+          <w:rFonts w:ascii="Segoe UI Symbol" w:hAnsi="Segoe UI Symbol" w:cs="Segoe UI Symbol"/>
+          <w:color w:val="auto"/>
+        </w:rPr>
+        <w:t>❖</w:t>
+      </w:r>
+      <w:r>
+        <w:rPr>
+          <w:color w:val="auto"/>
+        </w:rPr>
+        <w:t xml:space="preserve"> Connaître les sanctions administratives et/ou pénales encourues en cas d’infraction à la réglementation ainsi que les voies et délais de recours ; </w:t>
+      </w:r>
+    </w:p>
+    <w:p>
+      <w:pPr>
+        <w:spacing w:after="0" w:line="256" w:lineRule="auto"/>
+        <w:ind w:left="0" w:firstLine="0"/>
+        <w:rPr>
+          <w:color w:val="auto"/>
+        </w:rPr>
+      </w:pPr>
+      <w:r>
+        <w:rPr>
+          <w:rFonts w:ascii="Segoe UI Symbol" w:hAnsi="Segoe UI Symbol" w:cs="Segoe UI Symbol"/>
+          <w:color w:val="auto"/>
+        </w:rPr>
+        <w:t>❖</w:t>
+      </w:r>
+      <w:r>
+        <w:rPr>
+          <w:color w:val="auto"/>
+        </w:rPr>
+        <w:t xml:space="preserve"> Connaître les règles relatives à la prise en charge des personnes à mobilité réduite ; </w:t>
+      </w:r>
+    </w:p>
+    <w:p>
+      <w:pPr>
+        <w:spacing w:after="0" w:line="256" w:lineRule="auto"/>
+        <w:ind w:left="0" w:firstLine="0"/>
+        <w:rPr>
+          <w:color w:val="auto"/>
+        </w:rPr>
+      </w:pPr>
+      <w:r>
+        <w:rPr>
+          <w:rFonts w:ascii="Segoe UI Symbol" w:hAnsi="Segoe UI Symbol" w:cs="Segoe UI Symbol"/>
+          <w:color w:val="auto"/>
+        </w:rPr>
+        <w:t>❖</w:t>
+      </w:r>
+      <w:r>
+        <w:rPr>
+          <w:color w:val="auto"/>
+        </w:rPr>
+        <w:t xml:space="preserve"> Avoir des notions de réglementation s’appliquant aux transports collectifs assurés sous la forme de services occasionnels ainsi que sur le transport à la demande ;</w:t>
+      </w:r>
+    </w:p>
+    <w:p>
+      <w:pPr>
+        <w:spacing w:after="0" w:line="256" w:lineRule="auto"/>
+        <w:ind w:left="0" w:firstLine="0"/>
+        <w:rPr>
+          <w:color w:val="auto"/>
+        </w:rPr>
+      </w:pPr>
+      <w:r>
+        <w:rPr>
+          <w:rFonts w:ascii="Segoe UI Symbol" w:hAnsi="Segoe UI Symbol" w:cs="Segoe UI Symbol"/>
+          <w:color w:val="auto"/>
+        </w:rPr>
+        <w:t>❖</w:t>
+      </w:r>
+      <w:r>
+        <w:rPr>
+          <w:color w:val="auto"/>
+        </w:rPr>
+        <w:t xml:space="preserve"> Avoir des notions sur les règles s’appliquant aux pratiques de covoiturage entre particuliers et aux offres de transport privé ;</w:t>
+      </w:r>
+    </w:p>
+    <w:p>
+      <w:pPr>
+        <w:spacing w:after="0" w:line="256" w:lineRule="auto"/>
+        <w:ind w:left="0" w:firstLine="0"/>
+        <w:rPr>
+          <w:color w:val="auto"/>
+        </w:rPr>
+      </w:pPr>
+      <w:r>
+        <w:rPr>
+          <w:rFonts w:ascii="Segoe UI Symbol" w:hAnsi="Segoe UI Symbol" w:cs="Segoe UI Symbol"/>
+          <w:color w:val="auto"/>
+        </w:rPr>
+        <w:t>❖</w:t>
+      </w:r>
+      <w:r>
+        <w:rPr>
+          <w:color w:val="auto"/>
+        </w:rPr>
+        <w:t xml:space="preserve"> Connaître les dispositions relatives aux intermédiaires, en ce qui concerne la relation avec le conducteur</w:t>
+      </w:r>
+    </w:p>
+    <w:p>
+      <w:pPr>
+        <w:spacing w:after="0" w:line="256" w:lineRule="auto"/>
+        <w:ind w:left="0" w:firstLine="0"/>
+        <w:rPr>
+          <w:color w:val="auto"/>
+        </w:rPr>
+      </w:pPr>
+    </w:p>
+    <w:p>
+      <w:pPr>
+        <w:spacing w:after="0" w:line="256" w:lineRule="auto"/>
+        <w:ind w:left="0" w:firstLine="0"/>
+        <w:rPr>
+          <w:color w:val="auto"/>
+        </w:rPr>
+      </w:pPr>
+    </w:p>
+    <w:p>
+      <w:pPr>
+        <w:spacing w:line="240" w:lineRule="auto"/>
+        <w:ind w:left="0" w:firstLine="0"/>
+      </w:pPr>
+    </w:p>
+    <w:p>
+      <w:pPr>
+        <w:pStyle w:val="Paragraphedeliste"/>
+        <w:numPr>
+          <w:ilvl w:val="0"/>
+          <w:numId w:val="1"/>
+        </w:numPr>
+        <w:spacing w:line="240" w:lineRule="auto"/>
+        <w:rPr>
+          <w:bCs/>
+          <w:color w:val="auto"/>
+          <w:szCs w:val="20"/>
+        </w:rPr>
+      </w:pPr>
+      <w:r>
+        <w:rPr>
+          <w:bCs/>
+          <w:color w:val="auto"/>
+          <w:szCs w:val="20"/>
+        </w:rPr>
+        <w:t xml:space="preserve">Connaître les comportements constituant des infractions à caractère sexuel et/ ou sexiste (outrage sexiste, agression sexuelle, harcèlement sexuel, viol) ; </w:t>
+      </w:r>
+    </w:p>
+    <w:p>
+      <w:pPr>
+        <w:pStyle w:val="Paragraphedeliste"/>
+        <w:numPr>
+          <w:ilvl w:val="0"/>
+          <w:numId w:val="1"/>
+        </w:numPr>
+        <w:spacing w:line="240" w:lineRule="auto"/>
+        <w:rPr>
+          <w:bCs/>
+          <w:color w:val="auto"/>
+          <w:szCs w:val="20"/>
+        </w:rPr>
+      </w:pPr>
+      <w:r>
+        <w:rPr>
+          <w:bCs/>
+          <w:color w:val="auto"/>
+          <w:szCs w:val="20"/>
+        </w:rPr>
+        <w:t xml:space="preserve">Connaître les discriminations listées à l'article 225-1 du code pénal ainsi que les peines encourues ; </w:t>
+      </w:r>
+    </w:p>
+    <w:p>
+      <w:pPr>
+        <w:pStyle w:val="Paragraphedeliste"/>
+        <w:numPr>
+          <w:ilvl w:val="0"/>
+          <w:numId w:val="1"/>
+        </w:numPr>
+        <w:spacing w:line="240" w:lineRule="auto"/>
+        <w:rPr>
+          <w:bCs/>
+          <w:color w:val="auto"/>
+          <w:szCs w:val="20"/>
+        </w:rPr>
+      </w:pPr>
+      <w:r>
+        <w:rPr>
+          <w:bCs/>
+          <w:color w:val="auto"/>
+          <w:szCs w:val="20"/>
+        </w:rPr>
+        <w:t>Connaître les acteurs au service de la prévention en matière de violences sexuelles et sexistes et les acteurs au service de la prévention et de la lutte contre les discriminations : identification des acteurs mobilisables, en fonction des situations rencontrées, et, le cas échéant, des bons réflexes à mobiliser.</w:t>
+      </w:r>
+    </w:p>
+    <w:p>
+      <w:pPr>
+        <w:spacing w:line="240" w:lineRule="auto"/>
+        <w:jc w:val="both"/>
+      </w:pPr>
+    </w:p>
+    <w:p>
+      <w:pPr>
+        <w:spacing w:line="240" w:lineRule="auto"/>
+        <w:jc w:val="both"/>
+      </w:pPr>
+    </w:p>
+    <w:p>
+      <w:pPr>
+        <w:spacing w:line="240" w:lineRule="auto"/>
+        <w:jc w:val="both"/>
+      </w:pPr>
+    </w:p>
+    <w:p>
+      <w:pPr>
+        <w:spacing w:line="240" w:lineRule="auto"/>
+        <w:jc w:val="both"/>
+      </w:pPr>
+    </w:p>
+    <w:p>
+      <w:pPr>
+        <w:spacing w:line="240" w:lineRule="auto"/>
+        <w:jc w:val="both"/>
+      </w:pPr>
+    </w:p>
+    <w:p>
+      <w:pPr>
+        <w:spacing w:line="240" w:lineRule="auto"/>
+        <w:jc w:val="both"/>
+      </w:pPr>
+    </w:p>
+    <w:p>
+      <w:pPr>
+        <w:spacing w:line="240" w:lineRule="auto"/>
+        <w:jc w:val="both"/>
+      </w:pPr>
+    </w:p>
+    <w:p>
+      <w:pPr>
+        <w:spacing w:line="240" w:lineRule="auto"/>
+        <w:jc w:val="both"/>
+      </w:pPr>
+    </w:p>
+    <w:p>
+      <w:pPr>
+        <w:spacing w:line="240" w:lineRule="auto"/>
+        <w:jc w:val="both"/>
+      </w:pPr>
+    </w:p>
+    <w:p>
+      <w:pPr>
+        <w:spacing w:line="240" w:lineRule="auto"/>
+        <w:jc w:val="both"/>
+      </w:pPr>
+    </w:p>
+    <w:p>
+      <w:pPr>
+        <w:spacing w:line="240" w:lineRule="auto"/>
+        <w:jc w:val="both"/>
+      </w:pPr>
+    </w:p>
+    <w:p>
+      <w:pPr>
+        <w:spacing w:line="240" w:lineRule="auto"/>
+        <w:jc w:val="both"/>
+      </w:pPr>
+    </w:p>
+    <w:p>
+      <w:pPr>
+        <w:spacing w:line="240" w:lineRule="auto"/>
+        <w:jc w:val="both"/>
+      </w:pPr>
+    </w:p>
+    <w:p>
+      <w:pPr>
+        <w:spacing w:line="240" w:lineRule="auto"/>
+        <w:jc w:val="both"/>
+      </w:pPr>
+    </w:p>
+    <w:p>
+      <w:pPr>
+        <w:spacing w:line="240" w:lineRule="auto"/>
+        <w:jc w:val="both"/>
+      </w:pPr>
+    </w:p>
+    <w:p>
+      <w:pPr>
+        <w:spacing w:line="240" w:lineRule="auto"/>
+        <w:jc w:val="both"/>
+      </w:pPr>
+    </w:p>
+    <w:p>
+      <w:pPr>
+        <w:spacing w:line="240" w:lineRule="auto"/>
+        <w:jc w:val="both"/>
+      </w:pPr>
+    </w:p>
+    <w:p>
+      <w:pPr>
+        <w:spacing w:line="240" w:lineRule="auto"/>
+        <w:jc w:val="center"/>
+        <w:rPr>
+          <w:b/>
+          <w:color w:val="980000"/>
           <w:sz w:val="28"/>
           <w:szCs w:val="28"/>
-          <w:lang w:eastAsia="en-US"/>
-        </w:rPr>
-      </w:pPr>
-      <w:r>
-        <w:rPr>
-          <w:rFonts w:ascii="Aptos" w:eastAsia="Aptos" w:hAnsi="Aptos" w:cs="Times New Roman"/>
-          <w:b/>
-          <w:bCs/>
-          <w:color w:val="C00000"/>
+        </w:rPr>
+      </w:pPr>
+      <w:r>
+        <w:rPr>
+          <w:b/>
+          <w:color w:val="980000"/>
           <w:sz w:val="28"/>
           <w:szCs w:val="28"/>
-          <w:lang w:eastAsia="en-US"/>
-        </w:rPr>
-        <w:t xml:space="preserve">Réglementation du transport public particulier de personnes et prévention des discriminations et des violences sexuelles et sexistes </w:t>
-      </w:r>
-    </w:p>
-    <w:p>
-      <w:pPr>
-        <w:spacing w:after="160" w:line="256" w:lineRule="auto"/>
-        <w:ind w:left="0" w:firstLine="0"/>
-        <w:rPr>
-          <w:rFonts w:ascii="Aptos" w:eastAsia="Aptos" w:hAnsi="Aptos" w:cs="Times New Roman"/>
-          <w:color w:val="auto"/>
-          <w:sz w:val="22"/>
-          <w:lang w:eastAsia="en-US"/>
-        </w:rPr>
-      </w:pPr>
-    </w:p>
-    <w:tbl>
-      <w:tblPr>
-        <w:tblStyle w:val="TableauGrille6Couleur-Accentuation51"/>
-        <w:tblW w:w="0" w:type="auto"/>
-        <w:tblInd w:w="0" w:type="dxa"/>
-        <w:tblLook w:val="04A0" w:firstRow="1" w:lastRow="0" w:firstColumn="1" w:lastColumn="0" w:noHBand="0" w:noVBand="1"/>
-      </w:tblPr>
-      <w:tblGrid>
-        <w:gridCol w:w="5949"/>
-      </w:tblGrid>
-      <w:tr>
-        <w:trPr>
-          <w:cnfStyle w:val="100000000000" w:firstRow="1" w:lastRow="0" w:firstColumn="0" w:lastColumn="0" w:oddVBand="0" w:evenVBand="0" w:oddHBand="0" w:evenHBand="0" w:firstRowFirstColumn="0" w:firstRowLastColumn="0" w:lastRowFirstColumn="0" w:lastRowLastColumn="0"/>
-          <w:trHeight w:val="549"/>
-        </w:trPr>
-        <w:tc>
-          <w:tcPr>
-            <w:cnfStyle w:val="001000000000" w:firstRow="0" w:lastRow="0" w:firstColumn="1" w:lastColumn="0" w:oddVBand="0" w:evenVBand="0" w:oddHBand="0" w:evenHBand="0" w:firstRowFirstColumn="0" w:firstRowLastColumn="0" w:lastRowFirstColumn="0" w:lastRowLastColumn="0"/>
-            <w:tcW w:w="5949" w:type="dxa"/>
-          </w:tcPr>
-          <w:p>
-            <w:pPr>
-              <w:spacing w:after="0" w:line="256" w:lineRule="auto"/>
-              <w:ind w:left="0" w:firstLine="0"/>
-              <w:rPr>
-                <w:rFonts w:ascii="Aptos" w:eastAsia="Aptos" w:hAnsi="Aptos" w:cs="Times New Roman"/>
-                <w:b w:val="0"/>
-                <w:color w:val="auto"/>
-                <w:sz w:val="22"/>
-              </w:rPr>
-            </w:pPr>
-            <w:r>
-              <w:rPr>
-                <w:rFonts w:ascii="Aptos" w:eastAsia="Aptos" w:hAnsi="Aptos" w:cs="Times New Roman"/>
-                <w:color w:val="auto"/>
-                <w:sz w:val="22"/>
-              </w:rPr>
-              <w:t>Connaître les comportements constituant des infractions à caractère sexuel et/ ou sexiste (outrage sexiste, agression sexuelle, harcèlement sexuel, viol) ;</w:t>
-            </w:r>
-          </w:p>
-        </w:tc>
-      </w:tr>
-      <w:tr>
-        <w:trPr>
-          <w:cnfStyle w:val="000000100000" w:firstRow="0" w:lastRow="0" w:firstColumn="0" w:lastColumn="0" w:oddVBand="0" w:evenVBand="0" w:oddHBand="1" w:evenHBand="0" w:firstRowFirstColumn="0" w:firstRowLastColumn="0" w:lastRowFirstColumn="0" w:lastRowLastColumn="0"/>
-          <w:trHeight w:val="549"/>
-        </w:trPr>
-        <w:tc>
-          <w:tcPr>
-            <w:cnfStyle w:val="001000000000" w:firstRow="0" w:lastRow="0" w:firstColumn="1" w:lastColumn="0" w:oddVBand="0" w:evenVBand="0" w:oddHBand="0" w:evenHBand="0" w:firstRowFirstColumn="0" w:firstRowLastColumn="0" w:lastRowFirstColumn="0" w:lastRowLastColumn="0"/>
-            <w:tcW w:w="5949" w:type="dxa"/>
-          </w:tcPr>
-          <w:p>
-            <w:pPr>
-              <w:spacing w:after="0" w:line="256" w:lineRule="auto"/>
-              <w:ind w:left="0" w:firstLine="0"/>
-              <w:rPr>
-                <w:rFonts w:ascii="Aptos" w:eastAsia="Aptos" w:hAnsi="Aptos" w:cs="Times New Roman"/>
-                <w:color w:val="auto"/>
-                <w:sz w:val="22"/>
-              </w:rPr>
-            </w:pPr>
-            <w:r>
-              <w:rPr>
-                <w:rFonts w:ascii="Aptos" w:eastAsia="Aptos" w:hAnsi="Aptos" w:cs="Times New Roman"/>
-                <w:color w:val="auto"/>
-                <w:sz w:val="22"/>
-              </w:rPr>
-              <w:t>Connaître les discriminations listées à l'article 225-1 du code pénal ainsi que les peines encourues ;</w:t>
-            </w:r>
-          </w:p>
-        </w:tc>
-      </w:tr>
-      <w:tr>
-        <w:trPr>
-          <w:trHeight w:val="1083"/>
-        </w:trPr>
-        <w:tc>
-          <w:tcPr>
-            <w:cnfStyle w:val="001000000000" w:firstRow="0" w:lastRow="0" w:firstColumn="1" w:lastColumn="0" w:oddVBand="0" w:evenVBand="0" w:oddHBand="0" w:evenHBand="0" w:firstRowFirstColumn="0" w:firstRowLastColumn="0" w:lastRowFirstColumn="0" w:lastRowLastColumn="0"/>
-            <w:tcW w:w="5949" w:type="dxa"/>
-          </w:tcPr>
-          <w:p>
-            <w:pPr>
-              <w:spacing w:after="0" w:line="256" w:lineRule="auto"/>
-              <w:ind w:left="0" w:firstLine="0"/>
-              <w:rPr>
-                <w:rFonts w:ascii="Aptos" w:eastAsia="Aptos" w:hAnsi="Aptos" w:cs="Times New Roman"/>
-                <w:color w:val="auto"/>
-                <w:sz w:val="22"/>
-              </w:rPr>
-            </w:pPr>
-            <w:r>
-              <w:rPr>
-                <w:rFonts w:ascii="Aptos" w:eastAsia="Aptos" w:hAnsi="Aptos" w:cs="Times New Roman"/>
-                <w:color w:val="auto"/>
-                <w:sz w:val="22"/>
-              </w:rPr>
-              <w:t>Connaître les acteurs au service de la prévention en matière de violences sexuelles et sexistes et les acteurs au service de la prévention et de la lutte contre les discriminations : identification des acteurs mobilisables, en fonction des situations rencontrées, et, le cas échéant, des bons réflexes à mobiliser.</w:t>
-            </w:r>
-          </w:p>
-        </w:tc>
-      </w:tr>
-    </w:tbl>
+        </w:rPr>
+        <w:lastRenderedPageBreak/>
+        <w:t xml:space="preserve">SÉCURITÉ ROUTIÈRE </w:t>
+      </w:r>
+    </w:p>
     <w:p>
       <w:pPr>
         <w:spacing w:line="240" w:lineRule="auto"/>
         <w:jc w:val="both"/>
-      </w:pPr>
+        <w:rPr>
+          <w:sz w:val="28"/>
+          <w:szCs w:val="28"/>
+        </w:rPr>
+      </w:pPr>
+    </w:p>
+    <w:p>
+      <w:pPr>
+        <w:numPr>
+          <w:ilvl w:val="0"/>
+          <w:numId w:val="10"/>
+        </w:numPr>
+        <w:spacing w:after="0" w:line="240" w:lineRule="auto"/>
+        <w:contextualSpacing/>
+        <w:jc w:val="both"/>
+      </w:pPr>
+      <w:r>
+        <w:t>Savoir appliquer les règles du code de la route (signalisation, règles de circulation, comportement du conducteur, usage de sécurité, utilisation des voies dédiées…</w:t>
+      </w:r>
     </w:p>
     <w:p>
       <w:pPr>
         <w:spacing w:line="240" w:lineRule="auto"/>
+        <w:jc w:val="both"/>
+      </w:pPr>
+    </w:p>
+    <w:p>
+      <w:pPr>
+        <w:numPr>
+          <w:ilvl w:val="0"/>
+          <w:numId w:val="10"/>
+        </w:numPr>
+        <w:spacing w:after="0" w:line="240" w:lineRule="auto"/>
+        <w:contextualSpacing/>
+        <w:jc w:val="both"/>
+      </w:pPr>
+      <w:r>
+        <w:t>Connaître et éviter les risques liés à l’alcoolémie, l’usage de stupéfiants, la prise de médicaments, le stress, la fatigue ;</w:t>
+      </w:r>
+    </w:p>
+    <w:p>
+      <w:pPr>
+        <w:spacing w:line="240" w:lineRule="auto"/>
+        <w:jc w:val="both"/>
+      </w:pPr>
+    </w:p>
+    <w:p>
+      <w:pPr>
+        <w:numPr>
+          <w:ilvl w:val="0"/>
+          <w:numId w:val="10"/>
+        </w:numPr>
+        <w:spacing w:after="0" w:line="240" w:lineRule="auto"/>
+        <w:contextualSpacing/>
+        <w:jc w:val="both"/>
+      </w:pPr>
+      <w:r>
+        <w:t>Connaître les principes de conduite rationnelle pour économiser le carburant, réduire le bruit et préserver le matériel et l’environnement ;</w:t>
+      </w:r>
+    </w:p>
+    <w:p>
+      <w:pPr>
+        <w:spacing w:line="240" w:lineRule="auto"/>
+        <w:jc w:val="both"/>
+      </w:pPr>
+    </w:p>
+    <w:p>
+      <w:pPr>
+        <w:numPr>
+          <w:ilvl w:val="0"/>
+          <w:numId w:val="10"/>
+        </w:numPr>
+        <w:spacing w:after="0" w:line="240" w:lineRule="auto"/>
+        <w:contextualSpacing/>
+        <w:jc w:val="both"/>
+      </w:pPr>
+      <w:r>
+        <w:t>Savoir appliquer les règles de sécurité concernant l’utilisation des téléphones et ordiphones dans les véhicules ;</w:t>
+      </w:r>
+    </w:p>
+    <w:p>
+      <w:pPr>
+        <w:spacing w:line="240" w:lineRule="auto"/>
+        <w:jc w:val="both"/>
+      </w:pPr>
+    </w:p>
+    <w:p>
+      <w:pPr>
+        <w:numPr>
+          <w:ilvl w:val="0"/>
+          <w:numId w:val="10"/>
+        </w:numPr>
+        <w:spacing w:after="0" w:line="240" w:lineRule="auto"/>
+        <w:contextualSpacing/>
+        <w:jc w:val="both"/>
+      </w:pPr>
+      <w:r>
+        <w:t>Savoir respecter les obligations en matière d’entretien et de visite technique des véhicules ;</w:t>
+      </w:r>
+    </w:p>
+    <w:p>
+      <w:pPr>
+        <w:spacing w:line="240" w:lineRule="auto"/>
+        <w:jc w:val="both"/>
+        <w:rPr>
+          <w:b/>
+        </w:rPr>
+      </w:pPr>
+    </w:p>
+    <w:p>
+      <w:pPr>
+        <w:numPr>
+          <w:ilvl w:val="0"/>
+          <w:numId w:val="10"/>
+        </w:numPr>
+        <w:spacing w:after="0" w:line="240" w:lineRule="auto"/>
+        <w:contextualSpacing/>
+        <w:jc w:val="both"/>
+      </w:pPr>
+      <w:r>
+        <w:t>Savoir appliquer les règles de conduite à tenir en cas d’accident (protection des victimes, alerte des secours, premiers secours à porter…) ;</w:t>
+      </w:r>
+    </w:p>
+    <w:p>
+      <w:pPr>
+        <w:spacing w:line="240" w:lineRule="auto"/>
+        <w:jc w:val="both"/>
+      </w:pPr>
+    </w:p>
+    <w:p>
+      <w:pPr>
+        <w:numPr>
+          <w:ilvl w:val="0"/>
+          <w:numId w:val="10"/>
+        </w:numPr>
+        <w:spacing w:after="0" w:line="240" w:lineRule="auto"/>
+        <w:contextualSpacing/>
+        <w:jc w:val="both"/>
+      </w:pPr>
+      <w:r>
+        <w:t>Savoir rédiger un constat amiable d’accident matériel ;</w:t>
+      </w:r>
+    </w:p>
+    <w:p>
+      <w:pPr>
+        <w:spacing w:line="240" w:lineRule="auto"/>
+        <w:jc w:val="both"/>
+      </w:pPr>
+    </w:p>
+    <w:p>
+      <w:pPr>
+        <w:numPr>
+          <w:ilvl w:val="0"/>
+          <w:numId w:val="10"/>
+        </w:numPr>
+        <w:spacing w:after="0" w:line="240" w:lineRule="auto"/>
+        <w:contextualSpacing/>
+        <w:jc w:val="both"/>
+      </w:pPr>
+      <w:r>
+        <w:t>Connaître la réglementation du permis de conduire (permis à points, permis probatoire, annulation, invalidation et suspension de permis) ;</w:t>
+      </w:r>
+    </w:p>
+    <w:p>
+      <w:pPr>
+        <w:spacing w:line="240" w:lineRule="auto"/>
+        <w:jc w:val="both"/>
+      </w:pPr>
+    </w:p>
+    <w:p>
+      <w:pPr>
+        <w:numPr>
+          <w:ilvl w:val="0"/>
+          <w:numId w:val="10"/>
+        </w:numPr>
+        <w:spacing w:after="0" w:line="240" w:lineRule="auto"/>
+        <w:contextualSpacing/>
+        <w:jc w:val="both"/>
+      </w:pPr>
+      <w:r>
+        <w:t>Savoir prendre en charge des passagers et leurs bagages en assurant la sécurité des personnes et des biens.</w:t>
+      </w:r>
+    </w:p>
+    <w:p>
+      <w:pPr>
+        <w:spacing w:line="240" w:lineRule="auto"/>
+        <w:jc w:val="center"/>
+        <w:rPr>
+          <w:b/>
+          <w:color w:val="980000"/>
+          <w:sz w:val="28"/>
+          <w:szCs w:val="28"/>
+        </w:rPr>
+      </w:pPr>
+    </w:p>
+    <w:p>
+      <w:pPr>
+        <w:spacing w:line="240" w:lineRule="auto"/>
+        <w:jc w:val="center"/>
+        <w:rPr>
+          <w:b/>
+          <w:color w:val="980000"/>
+          <w:sz w:val="28"/>
+          <w:szCs w:val="28"/>
+        </w:rPr>
+      </w:pPr>
+      <w:r>
+        <w:rPr>
+          <w:b/>
+          <w:color w:val="980000"/>
+          <w:sz w:val="28"/>
+          <w:szCs w:val="28"/>
+        </w:rPr>
+        <w:t>GESTION</w:t>
+      </w:r>
+    </w:p>
+    <w:p>
+      <w:pPr>
+        <w:spacing w:line="240" w:lineRule="auto"/>
+        <w:rPr>
+          <w:b/>
+        </w:rPr>
+      </w:pPr>
+    </w:p>
+    <w:p>
+      <w:pPr>
+        <w:spacing w:line="240" w:lineRule="auto"/>
+        <w:rPr>
+          <w:b/>
+          <w:u w:val="single"/>
+        </w:rPr>
+      </w:pPr>
+      <w:r>
+        <w:rPr>
+          <w:b/>
+          <w:u w:val="single"/>
+        </w:rPr>
+        <w:t>Compétences communes</w:t>
+      </w:r>
+    </w:p>
+    <w:p>
+      <w:pPr>
+        <w:spacing w:line="240" w:lineRule="auto"/>
+        <w:rPr>
+          <w:b/>
+          <w:u w:val="single"/>
+        </w:rPr>
+      </w:pPr>
+    </w:p>
+    <w:p>
+      <w:pPr>
+        <w:numPr>
+          <w:ilvl w:val="0"/>
+          <w:numId w:val="6"/>
+        </w:numPr>
+        <w:spacing w:after="0" w:line="240" w:lineRule="auto"/>
+        <w:contextualSpacing/>
+      </w:pPr>
+      <w:r>
+        <w:t>Connaître et savoir appliquer les principes de base de gestion et de comptabilité :</w:t>
+      </w:r>
+    </w:p>
+    <w:p>
+      <w:pPr>
+        <w:spacing w:line="240" w:lineRule="auto"/>
+      </w:pPr>
+    </w:p>
+    <w:p>
+      <w:pPr>
+        <w:numPr>
+          <w:ilvl w:val="0"/>
+          <w:numId w:val="17"/>
+        </w:numPr>
+        <w:spacing w:after="0" w:line="240" w:lineRule="auto"/>
+        <w:contextualSpacing/>
+      </w:pPr>
+      <w:r>
+        <w:t>Connaître les obligations et documents comptables ;</w:t>
+      </w:r>
+    </w:p>
+    <w:p>
+      <w:pPr>
+        <w:spacing w:line="240" w:lineRule="auto"/>
+      </w:pPr>
+    </w:p>
+    <w:p>
+      <w:pPr>
+        <w:numPr>
+          <w:ilvl w:val="0"/>
+          <w:numId w:val="18"/>
+        </w:numPr>
+        <w:spacing w:after="0" w:line="240" w:lineRule="auto"/>
+        <w:contextualSpacing/>
+      </w:pPr>
+      <w:r>
+        <w:t>Connaître les charges entrant dans le calcul du coût de revient et les classer en charges fixes et charges variables ;</w:t>
+      </w:r>
+    </w:p>
+    <w:p>
+      <w:pPr>
+        <w:numPr>
+          <w:ilvl w:val="0"/>
+          <w:numId w:val="18"/>
+        </w:numPr>
+        <w:spacing w:after="0" w:line="240" w:lineRule="auto"/>
+      </w:pPr>
+      <w:r>
+        <w:t>Connaître les principes de base pour déterminer le produit d’exploitation, le bénéfice, le résultat, les charges, le seuil de rentabilité ;</w:t>
+      </w:r>
+    </w:p>
+    <w:p>
+      <w:pPr>
+        <w:numPr>
+          <w:ilvl w:val="0"/>
+          <w:numId w:val="18"/>
+        </w:numPr>
+        <w:spacing w:after="0" w:line="240" w:lineRule="auto"/>
+      </w:pPr>
+      <w:r>
+        <w:t>Connaître les principes de l’amortissement.</w:t>
+      </w:r>
+    </w:p>
+    <w:p>
+      <w:pPr>
+        <w:spacing w:line="240" w:lineRule="auto"/>
+      </w:pPr>
+    </w:p>
+    <w:p>
+      <w:pPr>
+        <w:spacing w:line="240" w:lineRule="auto"/>
+        <w:ind w:left="425" w:hanging="141"/>
+      </w:pPr>
+      <w:r>
+        <w:t>2. Connaître les différentes formes juridiques d’exploitation (EI, EIRL, EURL, SARL, SASU, SCOP...)</w:t>
+      </w:r>
+    </w:p>
+    <w:p>
+      <w:pPr>
+        <w:numPr>
+          <w:ilvl w:val="0"/>
+          <w:numId w:val="18"/>
+        </w:numPr>
+        <w:spacing w:after="0" w:line="240" w:lineRule="auto"/>
+      </w:pPr>
+      <w:r>
+        <w:t>Connaître les modes d’exploitation (exploitation directe, location-gérance)</w:t>
+      </w:r>
+    </w:p>
+    <w:p>
+      <w:pPr>
+        <w:spacing w:line="240" w:lineRule="auto"/>
+      </w:pPr>
+    </w:p>
+    <w:p>
+      <w:pPr>
+        <w:spacing w:line="240" w:lineRule="auto"/>
+        <w:ind w:firstLine="283"/>
+      </w:pPr>
+      <w:r>
+        <w:t>3. Connaître les différents régimes d’imposition et déclaration fiscales</w:t>
+      </w:r>
+    </w:p>
+    <w:p>
+      <w:pPr>
+        <w:spacing w:line="240" w:lineRule="auto"/>
+        <w:ind w:firstLine="283"/>
+      </w:pPr>
+      <w:r>
+        <w:t>4. Connaître les différentes formalités déclaratives.</w:t>
+      </w:r>
+    </w:p>
+    <w:p>
+      <w:pPr>
+        <w:spacing w:line="240" w:lineRule="auto"/>
+        <w:ind w:firstLine="283"/>
+      </w:pPr>
+      <w:r>
+        <w:t>5. Connaître la composition et le rôle des chambres des métiers et de l’artisanat</w:t>
+      </w:r>
+    </w:p>
+    <w:p>
+      <w:pPr>
+        <w:spacing w:line="240" w:lineRule="auto"/>
+        <w:ind w:firstLine="283"/>
+      </w:pPr>
+      <w:r>
+        <w:t>6. Savoir définir les différents régimes sociaux (Régime général, régime social des indépendants) ; comprendre les principes de cotisations et prestations par branche (maladie, vieillesse, chômage…)</w:t>
+      </w:r>
+    </w:p>
+    <w:p>
+      <w:pPr>
+        <w:spacing w:line="240" w:lineRule="auto"/>
+        <w:ind w:firstLine="283"/>
+      </w:pPr>
+    </w:p>
+    <w:p>
+      <w:pPr>
+        <w:spacing w:line="240" w:lineRule="auto"/>
+      </w:pPr>
+    </w:p>
+    <w:p>
+      <w:pPr>
+        <w:spacing w:line="240" w:lineRule="auto"/>
+      </w:pPr>
+      <w:r>
+        <w:rPr>
+          <w:b/>
+          <w:u w:val="single"/>
+        </w:rPr>
+        <w:t xml:space="preserve">Compétences spécifique VTC : </w:t>
+      </w:r>
+    </w:p>
+    <w:p>
+      <w:pPr>
+        <w:spacing w:line="240" w:lineRule="auto"/>
+      </w:pPr>
+    </w:p>
+    <w:p>
+      <w:pPr>
+        <w:numPr>
+          <w:ilvl w:val="0"/>
+          <w:numId w:val="16"/>
+        </w:numPr>
+        <w:spacing w:after="0" w:line="240" w:lineRule="auto"/>
+        <w:contextualSpacing/>
+      </w:pPr>
+      <w:r>
+        <w:t>Savoir établir un devis pour la réalisation d’une prestation et établir la facturation ;</w:t>
+      </w:r>
+    </w:p>
+    <w:p>
+      <w:pPr>
+        <w:numPr>
+          <w:ilvl w:val="0"/>
+          <w:numId w:val="16"/>
+        </w:numPr>
+        <w:spacing w:after="0" w:line="240" w:lineRule="auto"/>
+        <w:contextualSpacing/>
+      </w:pPr>
+      <w:r>
+        <w:t>Savoir calculer le coût de revient en formule simple (formule monôme et binôme);</w:t>
+      </w:r>
+    </w:p>
+    <w:p>
+      <w:pPr>
+        <w:numPr>
+          <w:ilvl w:val="0"/>
+          <w:numId w:val="16"/>
+        </w:numPr>
+        <w:spacing w:after="0" w:line="240" w:lineRule="auto"/>
+        <w:contextualSpacing/>
+      </w:pPr>
+      <w:r>
+        <w:t>Savoir définir la notion de marge et l’utiliser pour calculer un prix de vente</w:t>
+      </w:r>
+    </w:p>
+    <w:p>
+      <w:pPr>
+        <w:spacing w:line="240" w:lineRule="auto"/>
+      </w:pPr>
+    </w:p>
+    <w:p>
+      <w:pPr>
+        <w:spacing w:line="240" w:lineRule="auto"/>
+      </w:pPr>
+    </w:p>
+    <w:p>
+      <w:pPr>
+        <w:spacing w:line="240" w:lineRule="auto"/>
+        <w:jc w:val="center"/>
+        <w:rPr>
+          <w:b/>
+          <w:color w:val="980000"/>
+          <w:sz w:val="28"/>
+          <w:szCs w:val="28"/>
+        </w:rPr>
+      </w:pPr>
+      <w:r>
+        <w:rPr>
+          <w:b/>
+          <w:color w:val="980000"/>
+          <w:sz w:val="28"/>
+          <w:szCs w:val="28"/>
+        </w:rPr>
+        <w:lastRenderedPageBreak/>
+        <w:t>FRANÇAIS</w:t>
+      </w:r>
+    </w:p>
+    <w:p>
+      <w:pPr>
+        <w:spacing w:line="240" w:lineRule="auto"/>
+        <w:jc w:val="center"/>
+        <w:rPr>
+          <w:b/>
+        </w:rPr>
+      </w:pPr>
+    </w:p>
+    <w:p>
+      <w:pPr>
+        <w:numPr>
+          <w:ilvl w:val="0"/>
+          <w:numId w:val="20"/>
+        </w:numPr>
+        <w:spacing w:after="0" w:line="240" w:lineRule="auto"/>
+        <w:contextualSpacing/>
+      </w:pPr>
+      <w:r>
+        <w:t>Comprendre un texte simple ou des documents en lien, notamment, avec l’activité des transports.</w:t>
+      </w:r>
+    </w:p>
+    <w:p>
+      <w:pPr>
+        <w:numPr>
+          <w:ilvl w:val="0"/>
+          <w:numId w:val="20"/>
+        </w:numPr>
+        <w:spacing w:after="0" w:line="240" w:lineRule="auto"/>
+        <w:contextualSpacing/>
+      </w:pPr>
+      <w:r>
+        <w:t xml:space="preserve">Comprendre et s’exprimer en français pour : </w:t>
+      </w:r>
+    </w:p>
+    <w:p>
+      <w:pPr>
+        <w:numPr>
+          <w:ilvl w:val="0"/>
+          <w:numId w:val="4"/>
+        </w:numPr>
+        <w:spacing w:after="0" w:line="240" w:lineRule="auto"/>
+        <w:contextualSpacing/>
+      </w:pPr>
+      <w:r>
+        <w:t>Accueillir la clientèle ;</w:t>
+      </w:r>
+    </w:p>
+    <w:p>
+      <w:pPr>
+        <w:numPr>
+          <w:ilvl w:val="0"/>
+          <w:numId w:val="4"/>
+        </w:numPr>
+        <w:spacing w:after="0" w:line="240" w:lineRule="auto"/>
+        <w:contextualSpacing/>
+      </w:pPr>
+      <w:r>
+        <w:t>Comprendre les demandes des clients ;</w:t>
+      </w:r>
+    </w:p>
+    <w:p>
+      <w:pPr>
+        <w:numPr>
+          <w:ilvl w:val="0"/>
+          <w:numId w:val="4"/>
+        </w:numPr>
+        <w:spacing w:after="0" w:line="240" w:lineRule="auto"/>
+        <w:contextualSpacing/>
+      </w:pPr>
+      <w:r>
+        <w:t>Interroger les clients sur leur confort ;</w:t>
+      </w:r>
+    </w:p>
+    <w:p>
+      <w:pPr>
+        <w:numPr>
+          <w:ilvl w:val="0"/>
+          <w:numId w:val="4"/>
+        </w:numPr>
+        <w:spacing w:after="0" w:line="240" w:lineRule="auto"/>
+        <w:contextualSpacing/>
+      </w:pPr>
+      <w:r>
+        <w:t>Tenir une conversation neutre et courtoise avec les clients durant le transport ;</w:t>
+      </w:r>
+    </w:p>
+    <w:p>
+      <w:pPr>
+        <w:numPr>
+          <w:ilvl w:val="0"/>
+          <w:numId w:val="4"/>
+        </w:numPr>
+        <w:spacing w:after="0" w:line="240" w:lineRule="auto"/>
+        <w:contextualSpacing/>
+      </w:pPr>
+      <w:r>
+        <w:t>Prendre congé des clients.</w:t>
+      </w:r>
+    </w:p>
+    <w:p>
+      <w:pPr>
+        <w:spacing w:line="240" w:lineRule="auto"/>
+      </w:pPr>
+    </w:p>
+    <w:p>
+      <w:pPr>
+        <w:spacing w:line="240" w:lineRule="auto"/>
+      </w:pPr>
+    </w:p>
+    <w:p>
+      <w:pPr>
+        <w:spacing w:line="240" w:lineRule="auto"/>
+        <w:jc w:val="center"/>
+        <w:rPr>
+          <w:b/>
+          <w:color w:val="980000"/>
+          <w:sz w:val="28"/>
+          <w:szCs w:val="28"/>
+        </w:rPr>
+      </w:pPr>
+      <w:r>
+        <w:rPr>
+          <w:b/>
+          <w:color w:val="980000"/>
+          <w:sz w:val="28"/>
+          <w:szCs w:val="28"/>
+        </w:rPr>
+        <w:t>ANGLAIS</w:t>
+      </w:r>
+    </w:p>
+    <w:p>
+      <w:pPr>
+        <w:spacing w:line="240" w:lineRule="auto"/>
+      </w:pPr>
+      <w:r>
+        <w:t>Comprendre et s’exprimer en anglais, au niveau A2 du Cadre Européen Commun de Référence pour les Langues, pour :</w:t>
+      </w:r>
+    </w:p>
+    <w:p>
+      <w:pPr>
+        <w:numPr>
+          <w:ilvl w:val="0"/>
+          <w:numId w:val="9"/>
+        </w:numPr>
+        <w:spacing w:after="0" w:line="240" w:lineRule="auto"/>
+        <w:contextualSpacing/>
+      </w:pPr>
+      <w:r>
+        <w:t xml:space="preserve">Accueillir la clientèle ; </w:t>
+      </w:r>
+    </w:p>
+    <w:p>
+      <w:pPr>
+        <w:numPr>
+          <w:ilvl w:val="0"/>
+          <w:numId w:val="9"/>
+        </w:numPr>
+        <w:spacing w:after="0" w:line="240" w:lineRule="auto"/>
+        <w:contextualSpacing/>
+      </w:pPr>
+      <w:r>
+        <w:t>Comprendre les demandes simples des clients ;</w:t>
+      </w:r>
+    </w:p>
+    <w:p>
+      <w:pPr>
+        <w:numPr>
+          <w:ilvl w:val="0"/>
+          <w:numId w:val="9"/>
+        </w:numPr>
+        <w:spacing w:after="0" w:line="240" w:lineRule="auto"/>
+        <w:contextualSpacing/>
+      </w:pPr>
+      <w:r>
+        <w:t xml:space="preserve">Demander des renseignements simples concernant le confort de la clientèle ; </w:t>
+      </w:r>
+    </w:p>
+    <w:p>
+      <w:pPr>
+        <w:numPr>
+          <w:ilvl w:val="0"/>
+          <w:numId w:val="9"/>
+        </w:numPr>
+        <w:spacing w:after="0" w:line="240" w:lineRule="auto"/>
+        <w:contextualSpacing/>
+      </w:pPr>
+      <w:r>
+        <w:t>Tenir une conversation très simple durant le transport ;</w:t>
+      </w:r>
+    </w:p>
+    <w:p>
+      <w:pPr>
+        <w:numPr>
+          <w:ilvl w:val="0"/>
+          <w:numId w:val="9"/>
+        </w:numPr>
+        <w:spacing w:after="0" w:line="240" w:lineRule="auto"/>
+        <w:contextualSpacing/>
+      </w:pPr>
+      <w:r>
+        <w:t>Prendre congé des clients ;</w:t>
+      </w:r>
+    </w:p>
+    <w:p>
+      <w:pPr>
+        <w:spacing w:line="240" w:lineRule="auto"/>
+        <w:jc w:val="center"/>
+        <w:rPr>
+          <w:b/>
+          <w:color w:val="980000"/>
+          <w:sz w:val="28"/>
+          <w:szCs w:val="28"/>
+        </w:rPr>
+      </w:pPr>
+    </w:p>
+    <w:p>
+      <w:pPr>
+        <w:spacing w:line="240" w:lineRule="auto"/>
+        <w:jc w:val="center"/>
+        <w:rPr>
+          <w:b/>
+          <w:color w:val="980000"/>
+          <w:sz w:val="28"/>
+          <w:szCs w:val="28"/>
+        </w:rPr>
+      </w:pPr>
+    </w:p>
+    <w:p>
+      <w:pPr>
+        <w:spacing w:line="240" w:lineRule="auto"/>
+        <w:jc w:val="center"/>
+        <w:rPr>
+          <w:b/>
+          <w:color w:val="980000"/>
+          <w:sz w:val="28"/>
+          <w:szCs w:val="28"/>
+        </w:rPr>
       </w:pPr>
     </w:p>
     <w:p>
@@ -5287,12 +5564,272 @@
         <w:contextualSpacing/>
       </w:pPr>
       <w:r>
-        <w:t>Savoir développer un réseau de partenaires favorisant l’accès à la clientèle (hotels, entreprise... )</w:t>
+        <w:t>Savoir développer un réseau de partenaires favorisant l’accès à la clientèle (hôtels, entreprise...)</w:t>
       </w:r>
     </w:p>
     <w:p>
       <w:pPr>
         <w:spacing w:line="240" w:lineRule="auto"/>
+      </w:pPr>
+    </w:p>
+    <w:p>
+      <w:pPr>
+        <w:spacing w:line="240" w:lineRule="auto"/>
+        <w:jc w:val="center"/>
+        <w:rPr>
+          <w:b/>
+          <w:color w:val="980000"/>
+          <w:sz w:val="24"/>
+          <w:szCs w:val="24"/>
+          <w:u w:val="single"/>
+        </w:rPr>
+      </w:pPr>
+    </w:p>
+    <w:p>
+      <w:pPr>
+        <w:spacing w:line="240" w:lineRule="auto"/>
+        <w:jc w:val="center"/>
+        <w:rPr>
+          <w:b/>
+          <w:color w:val="980000"/>
+          <w:sz w:val="24"/>
+          <w:szCs w:val="24"/>
+          <w:u w:val="single"/>
+        </w:rPr>
+      </w:pPr>
+    </w:p>
+    <w:p>
+      <w:pPr>
+        <w:spacing w:line="240" w:lineRule="auto"/>
+        <w:jc w:val="center"/>
+        <w:rPr>
+          <w:b/>
+          <w:color w:val="980000"/>
+          <w:sz w:val="24"/>
+          <w:szCs w:val="24"/>
+          <w:u w:val="single"/>
+        </w:rPr>
+      </w:pPr>
+    </w:p>
+    <w:p>
+      <w:pPr>
+        <w:spacing w:line="240" w:lineRule="auto"/>
+        <w:jc w:val="center"/>
+        <w:rPr>
+          <w:b/>
+          <w:color w:val="980000"/>
+          <w:sz w:val="24"/>
+          <w:szCs w:val="24"/>
+          <w:u w:val="single"/>
+        </w:rPr>
+      </w:pPr>
+    </w:p>
+    <w:p>
+      <w:pPr>
+        <w:spacing w:line="240" w:lineRule="auto"/>
+        <w:jc w:val="center"/>
+        <w:rPr>
+          <w:b/>
+          <w:color w:val="980000"/>
+          <w:sz w:val="24"/>
+          <w:szCs w:val="24"/>
+          <w:u w:val="single"/>
+        </w:rPr>
+      </w:pPr>
+    </w:p>
+    <w:p>
+      <w:pPr>
+        <w:spacing w:line="240" w:lineRule="auto"/>
+        <w:jc w:val="center"/>
+        <w:rPr>
+          <w:b/>
+          <w:color w:val="980000"/>
+          <w:sz w:val="24"/>
+          <w:szCs w:val="24"/>
+          <w:u w:val="single"/>
+        </w:rPr>
+      </w:pPr>
+    </w:p>
+    <w:p>
+      <w:pPr>
+        <w:spacing w:line="240" w:lineRule="auto"/>
+        <w:jc w:val="center"/>
+        <w:rPr>
+          <w:b/>
+          <w:color w:val="980000"/>
+          <w:sz w:val="24"/>
+          <w:szCs w:val="24"/>
+          <w:u w:val="single"/>
+        </w:rPr>
+      </w:pPr>
+    </w:p>
+    <w:p>
+      <w:pPr>
+        <w:spacing w:line="240" w:lineRule="auto"/>
+        <w:jc w:val="center"/>
+        <w:rPr>
+          <w:b/>
+          <w:color w:val="980000"/>
+          <w:sz w:val="24"/>
+          <w:szCs w:val="24"/>
+          <w:u w:val="single"/>
+        </w:rPr>
+      </w:pPr>
+    </w:p>
+    <w:p>
+      <w:pPr>
+        <w:spacing w:line="240" w:lineRule="auto"/>
+        <w:jc w:val="center"/>
+        <w:rPr>
+          <w:b/>
+          <w:color w:val="980000"/>
+          <w:sz w:val="24"/>
+          <w:szCs w:val="24"/>
+          <w:u w:val="single"/>
+        </w:rPr>
+      </w:pPr>
+    </w:p>
+    <w:p>
+      <w:pPr>
+        <w:spacing w:line="240" w:lineRule="auto"/>
+        <w:jc w:val="center"/>
+        <w:rPr>
+          <w:b/>
+          <w:color w:val="980000"/>
+          <w:sz w:val="24"/>
+          <w:szCs w:val="24"/>
+          <w:u w:val="single"/>
+        </w:rPr>
+      </w:pPr>
+    </w:p>
+    <w:p>
+      <w:pPr>
+        <w:spacing w:line="240" w:lineRule="auto"/>
+        <w:jc w:val="center"/>
+        <w:rPr>
+          <w:b/>
+          <w:color w:val="980000"/>
+          <w:sz w:val="24"/>
+          <w:szCs w:val="24"/>
+          <w:u w:val="single"/>
+        </w:rPr>
+      </w:pPr>
+    </w:p>
+    <w:p>
+      <w:pPr>
+        <w:spacing w:line="240" w:lineRule="auto"/>
+        <w:jc w:val="center"/>
+        <w:rPr>
+          <w:b/>
+          <w:color w:val="980000"/>
+          <w:sz w:val="24"/>
+          <w:szCs w:val="24"/>
+          <w:u w:val="single"/>
+        </w:rPr>
+      </w:pPr>
+    </w:p>
+    <w:p>
+      <w:pPr>
+        <w:spacing w:line="240" w:lineRule="auto"/>
+        <w:jc w:val="center"/>
+        <w:rPr>
+          <w:b/>
+          <w:color w:val="980000"/>
+          <w:sz w:val="24"/>
+          <w:szCs w:val="24"/>
+          <w:u w:val="single"/>
+        </w:rPr>
+      </w:pPr>
+    </w:p>
+    <w:p>
+      <w:pPr>
+        <w:spacing w:line="240" w:lineRule="auto"/>
+        <w:jc w:val="center"/>
+        <w:rPr>
+          <w:b/>
+          <w:color w:val="980000"/>
+          <w:sz w:val="24"/>
+          <w:szCs w:val="24"/>
+          <w:u w:val="single"/>
+        </w:rPr>
+      </w:pPr>
+    </w:p>
+    <w:p>
+      <w:pPr>
+        <w:spacing w:line="240" w:lineRule="auto"/>
+        <w:jc w:val="center"/>
+        <w:rPr>
+          <w:b/>
+          <w:color w:val="980000"/>
+          <w:sz w:val="24"/>
+          <w:szCs w:val="24"/>
+          <w:u w:val="single"/>
+        </w:rPr>
+      </w:pPr>
+    </w:p>
+    <w:p>
+      <w:pPr>
+        <w:spacing w:line="240" w:lineRule="auto"/>
+        <w:jc w:val="center"/>
+        <w:rPr>
+          <w:b/>
+          <w:color w:val="980000"/>
+          <w:sz w:val="24"/>
+          <w:szCs w:val="24"/>
+          <w:u w:val="single"/>
+        </w:rPr>
+      </w:pPr>
+    </w:p>
+    <w:p>
+      <w:pPr>
+        <w:spacing w:line="240" w:lineRule="auto"/>
+        <w:jc w:val="center"/>
+        <w:rPr>
+          <w:b/>
+          <w:color w:val="980000"/>
+          <w:sz w:val="24"/>
+          <w:szCs w:val="24"/>
+          <w:u w:val="single"/>
+        </w:rPr>
+      </w:pPr>
+    </w:p>
+    <w:p>
+      <w:pPr>
+        <w:spacing w:line="240" w:lineRule="auto"/>
+        <w:jc w:val="center"/>
+        <w:rPr>
+          <w:b/>
+          <w:color w:val="980000"/>
+          <w:sz w:val="24"/>
+          <w:szCs w:val="24"/>
+          <w:u w:val="single"/>
+        </w:rPr>
+      </w:pPr>
+    </w:p>
+    <w:p>
+      <w:pPr>
+        <w:spacing w:line="240" w:lineRule="auto"/>
+        <w:jc w:val="center"/>
+        <w:rPr>
+          <w:b/>
+          <w:color w:val="980000"/>
+          <w:sz w:val="24"/>
+          <w:szCs w:val="24"/>
+          <w:u w:val="single"/>
+        </w:rPr>
+      </w:pPr>
+    </w:p>
+    <w:p>
+      <w:pPr>
+        <w:spacing w:line="240" w:lineRule="auto"/>
+        <w:jc w:val="center"/>
+        <w:rPr>
+          <w:b/>
+          <w:color w:val="980000"/>
+          <w:sz w:val="24"/>
+          <w:szCs w:val="24"/>
+          <w:u w:val="single"/>
+        </w:rPr>
       </w:pPr>
     </w:p>
     <w:p>
@@ -5494,7 +6031,6 @@
         <w:spacing w:line="240" w:lineRule="auto"/>
       </w:pPr>
       <w:r>
-        <w:lastRenderedPageBreak/>
         <w:t>A - 2 Souplesse de la conduite assurant le confort des passagers</w:t>
       </w:r>
     </w:p>
@@ -5645,6 +6181,20 @@
     </w:p>
     <w:p>
       <w:pPr>
+        <w:spacing w:line="240" w:lineRule="auto"/>
+        <w:rPr>
+          <w:b/>
+        </w:rPr>
+      </w:pPr>
+      <w:r>
+        <w:rPr>
+          <w:b/>
+        </w:rPr>
+        <w:t>Compétences spécifiques VTC</w:t>
+      </w:r>
+    </w:p>
+    <w:p>
+      <w:pPr>
         <w:numPr>
           <w:ilvl w:val="0"/>
           <w:numId w:val="13"/>
@@ -5652,6 +6202,33 @@
         <w:spacing w:after="0" w:line="240" w:lineRule="auto"/>
         <w:contextualSpacing/>
       </w:pPr>
+      <w:r>
+        <w:t>Aucune</w:t>
+      </w:r>
+    </w:p>
+    <w:p>
+      <w:pPr>
+        <w:spacing w:after="0" w:line="240" w:lineRule="auto"/>
+        <w:ind w:left="720" w:firstLine="0"/>
+        <w:contextualSpacing/>
+      </w:pPr>
+    </w:p>
+    <w:p>
+      <w:pPr>
+        <w:spacing w:after="0" w:line="240" w:lineRule="auto"/>
+        <w:ind w:left="720" w:firstLine="0"/>
+        <w:contextualSpacing/>
+      </w:pPr>
+    </w:p>
+    <w:p>
+      <w:pPr>
+        <w:spacing w:line="240" w:lineRule="auto"/>
+      </w:pPr>
+    </w:p>
+    <w:p>
+      <w:pPr>
+        <w:spacing w:line="240" w:lineRule="auto"/>
+      </w:pPr>
     </w:p>
     <w:p>
       <w:pPr>
@@ -5669,13 +6246,122 @@
           <w:szCs w:val="28"/>
         </w:rPr>
       </w:pPr>
-      <w:r>
+    </w:p>
+    <w:p>
+      <w:pPr>
+        <w:spacing w:line="240" w:lineRule="auto"/>
+        <w:jc w:val="center"/>
         <w:rPr>
           <w:b/>
           <w:color w:val="980000"/>
           <w:sz w:val="28"/>
           <w:szCs w:val="28"/>
         </w:rPr>
+      </w:pPr>
+    </w:p>
+    <w:p>
+      <w:pPr>
+        <w:spacing w:line="240" w:lineRule="auto"/>
+        <w:jc w:val="center"/>
+        <w:rPr>
+          <w:b/>
+          <w:color w:val="980000"/>
+          <w:sz w:val="28"/>
+          <w:szCs w:val="28"/>
+        </w:rPr>
+      </w:pPr>
+    </w:p>
+    <w:p>
+      <w:pPr>
+        <w:spacing w:line="240" w:lineRule="auto"/>
+        <w:jc w:val="center"/>
+        <w:rPr>
+          <w:b/>
+          <w:color w:val="980000"/>
+          <w:sz w:val="28"/>
+          <w:szCs w:val="28"/>
+        </w:rPr>
+      </w:pPr>
+    </w:p>
+    <w:p>
+      <w:pPr>
+        <w:spacing w:line="240" w:lineRule="auto"/>
+        <w:jc w:val="center"/>
+        <w:rPr>
+          <w:b/>
+          <w:color w:val="980000"/>
+          <w:sz w:val="28"/>
+          <w:szCs w:val="28"/>
+        </w:rPr>
+      </w:pPr>
+    </w:p>
+    <w:p>
+      <w:pPr>
+        <w:spacing w:line="240" w:lineRule="auto"/>
+        <w:jc w:val="center"/>
+        <w:rPr>
+          <w:b/>
+          <w:color w:val="980000"/>
+          <w:sz w:val="28"/>
+          <w:szCs w:val="28"/>
+        </w:rPr>
+      </w:pPr>
+    </w:p>
+    <w:p>
+      <w:pPr>
+        <w:spacing w:line="240" w:lineRule="auto"/>
+        <w:jc w:val="center"/>
+        <w:rPr>
+          <w:b/>
+          <w:color w:val="980000"/>
+          <w:sz w:val="28"/>
+          <w:szCs w:val="28"/>
+        </w:rPr>
+      </w:pPr>
+    </w:p>
+    <w:p>
+      <w:pPr>
+        <w:spacing w:line="240" w:lineRule="auto"/>
+        <w:jc w:val="center"/>
+        <w:rPr>
+          <w:b/>
+          <w:color w:val="980000"/>
+          <w:sz w:val="28"/>
+          <w:szCs w:val="28"/>
+        </w:rPr>
+      </w:pPr>
+    </w:p>
+    <w:p>
+      <w:pPr>
+        <w:spacing w:line="240" w:lineRule="auto"/>
+        <w:jc w:val="center"/>
+        <w:rPr>
+          <w:b/>
+          <w:color w:val="980000"/>
+          <w:sz w:val="28"/>
+          <w:szCs w:val="28"/>
+        </w:rPr>
+      </w:pPr>
+    </w:p>
+    <w:p>
+      <w:pPr>
+        <w:spacing w:line="240" w:lineRule="auto"/>
+        <w:jc w:val="center"/>
+        <w:rPr>
+          <w:b/>
+          <w:color w:val="980000"/>
+          <w:sz w:val="28"/>
+          <w:szCs w:val="28"/>
+        </w:rPr>
+      </w:pPr>
+      <w:r>
+        <w:rPr>
+          <w:b/>
+          <w:color w:val="980000"/>
+          <w:sz w:val="28"/>
+          <w:szCs w:val="28"/>
+        </w:rPr>
+        <w:lastRenderedPageBreak/>
         <w:t>B - RELATION CLIENT</w:t>
       </w:r>
     </w:p>
@@ -5933,34 +6619,43 @@
     <w:p>
       <w:pPr>
         <w:spacing w:line="240" w:lineRule="auto"/>
+        <w:ind w:left="0" w:firstLine="0"/>
       </w:pPr>
     </w:p>
     <w:p>
       <w:pPr>
         <w:spacing w:line="240" w:lineRule="auto"/>
-      </w:pPr>
+        <w:rPr>
+          <w:b/>
+        </w:rPr>
+      </w:pPr>
+      <w:r>
+        <w:rPr>
+          <w:b/>
+        </w:rPr>
+        <w:t>Compétences spécifiques pour les VTC</w:t>
+      </w:r>
     </w:p>
     <w:p>
       <w:pPr>
         <w:spacing w:line="240" w:lineRule="auto"/>
-        <w:rPr>
-          <w:b/>
-        </w:rPr>
-      </w:pPr>
-      <w:r>
-        <w:rPr>
-          <w:b/>
-        </w:rPr>
-        <w:t>Compétences spécifiques pour les VTC</w:t>
+      </w:pPr>
+      <w:r>
+        <w:t>Préparer un parcours en fonction de la commande des clients.</w:t>
       </w:r>
     </w:p>
     <w:p>
       <w:pPr>
         <w:spacing w:line="240" w:lineRule="auto"/>
-      </w:pPr>
-      <w:r>
-        <w:t>Préparer un parcours en fonction de la commande des clients.</w:t>
-      </w:r>
+        <w:jc w:val="center"/>
+        <w:rPr>
+          <w:b/>
+          <w:color w:val="980000"/>
+          <w:sz w:val="24"/>
+          <w:szCs w:val="24"/>
+          <w:u w:val="single"/>
+        </w:rPr>
+      </w:pPr>
     </w:p>
     <w:p>
       <w:pPr>
@@ -5969,8 +6664,40 @@
     </w:p>
     <w:p>
       <w:pPr>
-        <w:spacing w:line="240" w:lineRule="auto"/>
-      </w:pPr>
+        <w:spacing w:after="224"/>
+        <w:ind w:left="0"/>
+        <w:rPr>
+          <w:b/>
+          <w:color w:val="363636"/>
+          <w:sz w:val="18"/>
+        </w:rPr>
+      </w:pPr>
+      <w:r>
+        <w:rPr>
+          <w:b/>
+          <w:color w:val="363636"/>
+          <w:sz w:val="18"/>
+        </w:rPr>
+        <w:t xml:space="preserve">Nous vous rappelons que ce devis ne fait pas l’objet d’une inscription donc votre place n’est pas réservée. </w:t>
+      </w:r>
+    </w:p>
+    <w:p>
+      <w:pPr>
+        <w:spacing w:after="224"/>
+        <w:ind w:left="0"/>
+        <w:rPr>
+          <w:color w:val="363636"/>
+          <w:sz w:val="18"/>
+        </w:rPr>
+      </w:pPr>
+      <w:r>
+        <w:rPr>
+          <w:b/>
+          <w:color w:val="363636"/>
+          <w:sz w:val="18"/>
+        </w:rPr>
+        <w:t>Ce devis est valable pour une durée d’une semaine sous réserve de places disponibles. Il n’est définitivement valide qu’après accord écrit entre le stagiaire et FTRANSPORT sur la date de la formation. Toute inscription sans date de formation confirmée par FTRANSPORT est considérée comme non finalisée.</w:t>
+      </w:r>
     </w:p>
     <w:p>
       <w:pPr>
@@ -6002,8 +6729,18 @@
           <w:sz w:val="24"/>
           <w:szCs w:val="24"/>
         </w:rPr>
-        <w:t> : devis + fiche inscription + conditions générales de ventes remplis et signés documents justificatifs+ règlement</w:t>
-      </w:r>
+        <w:t xml:space="preserve"> : devis + fiche inscription + conditions générales de ventes remplis et signés documents justificatifs+ règlement </w:t>
+      </w:r>
+    </w:p>
+    <w:p>
+      <w:pPr>
+        <w:ind w:left="0"/>
+      </w:pPr>
+    </w:p>
+    <w:p>
+      <w:pPr>
+        <w:ind w:left="0"/>
+      </w:pPr>
     </w:p>
     <w:p>
       <w:pPr>
@@ -6011,25 +6748,15 @@
           <w:tab w:val="left" w:pos="1590"/>
         </w:tabs>
         <w:ind w:left="0" w:firstLine="0"/>
-      </w:pPr>
-    </w:p>
-    <w:p>
-      <w:pPr>
-        <w:spacing w:after="224"/>
-        <w:ind w:left="0"/>
-        <w:rPr>
-          <w:b/>
-          <w:color w:val="363636"/>
-          <w:sz w:val="18"/>
-        </w:rPr>
-      </w:pPr>
-      <w:r>
-        <w:rPr>
-          <w:b/>
-          <w:color w:val="363636"/>
-          <w:sz w:val="18"/>
-        </w:rPr>
-        <w:t xml:space="preserve">Nous vous rappelons que ce devis ne fait pas l’objet d’une inscription donc votre place n’est pas réservée. </w:t>
+        <w:rPr>
+          <w:b/>
+        </w:rPr>
+      </w:pPr>
+      <w:r>
+        <w:rPr>
+          <w:b/>
+        </w:rPr>
+        <w:t>Pour plus d'informations consultez notre site http://ftransport.fr/ ou par téléphone au 04.28.29.60.91</w:t>
       </w:r>
     </w:p>
     <w:p>
@@ -6042,22 +6769,113 @@
           <w:b/>
         </w:rPr>
       </w:pPr>
-      <w:r>
-        <w:rPr>
-          <w:b/>
-          <w:color w:val="363636"/>
-          <w:sz w:val="18"/>
-        </w:rPr>
-        <w:lastRenderedPageBreak/>
-        <w:t>Ce devis est valable pour une durée d’une semaine sous réserve de places disponibles. Il n’est définitivement valide qu’après accord écrit entre le stagiaire et FTRANSPORT sur la date de la formation. Toute inscription sans date de formation confirmée par FTRANSPORT est considérée comme non finalisée.</w:t>
-      </w:r>
-      <w:r>
-        <w:rPr>
-          <w:b/>
-        </w:rPr>
-        <w:t xml:space="preserve"> Pour plus d'informations consultez notre site http://ftransport.fr/ ou par téléphone au 04.28.29.60.91</w:t>
-      </w:r>
-    </w:p>
+    </w:p>
+    <w:p>
+      <w:bookmarkStart w:id="2" w:name="_Hlk168496452"/>
+      <w:r>
+        <w:rPr>
+          <w:b/>
+          <w:bCs/>
+        </w:rPr>
+        <w:t>Coordonnées bancaires (RIB)</w:t>
+      </w:r>
+    </w:p>
+    <w:p/>
+    <w:p>
+      <w:r>
+        <w:t>Titulaire</w:t>
+      </w:r>
+    </w:p>
+    <w:p>
+      <w:r>
+        <w:t>SERVICES PRO FTRANSPORT</w:t>
+      </w:r>
+    </w:p>
+    <w:p>
+      <w:pPr>
+        <w:rPr>
+          <w:lang w:val="en-GB"/>
+        </w:rPr>
+      </w:pPr>
+      <w:r>
+        <w:rPr>
+          <w:lang w:val="en-GB"/>
+        </w:rPr>
+        <w:t>86 ROUTE DE GENAS</w:t>
+      </w:r>
+    </w:p>
+    <w:p>
+      <w:pPr>
+        <w:rPr>
+          <w:lang w:val="en-GB"/>
+        </w:rPr>
+      </w:pPr>
+      <w:r>
+        <w:rPr>
+          <w:lang w:val="en-GB"/>
+        </w:rPr>
+        <w:t>69003 LYON 3EME</w:t>
+      </w:r>
+    </w:p>
+    <w:p>
+      <w:pPr>
+        <w:rPr>
+          <w:lang w:val="en-GB"/>
+        </w:rPr>
+      </w:pPr>
+    </w:p>
+    <w:p>
+      <w:pPr>
+        <w:rPr>
+          <w:lang w:val="en-GB"/>
+        </w:rPr>
+      </w:pPr>
+    </w:p>
+    <w:p>
+      <w:pPr>
+        <w:rPr>
+          <w:lang w:val="en-GB"/>
+        </w:rPr>
+      </w:pPr>
+      <w:r>
+        <w:rPr>
+          <w:lang w:val="en-GB"/>
+        </w:rPr>
+        <w:t>SWIFT : QNTOFRP1XXX</w:t>
+      </w:r>
+    </w:p>
+    <w:p>
+      <w:pPr>
+        <w:rPr>
+          <w:lang w:val="en-GB"/>
+        </w:rPr>
+      </w:pPr>
+      <w:r>
+        <w:rPr>
+          <w:lang w:val="en-GB"/>
+        </w:rPr>
+        <w:t>IBAN : FR76 1695 8000 0197 9789 6261 128</w:t>
+      </w:r>
+    </w:p>
+    <w:p>
+      <w:pPr>
+        <w:rPr>
+          <w:lang w:val="en-GB"/>
+        </w:rPr>
+      </w:pPr>
+      <w:r>
+        <w:rPr>
+          <w:lang w:val="en-GB"/>
+        </w:rPr>
+        <w:t>BIC/SWIFT : QNTOFRP1XXX</w:t>
+      </w:r>
+    </w:p>
+    <w:p>
+      <w:r>
+        <w:t>Banque : 16958    Agence : 00001    Compte :  97978962611     Clé : 28</w:t>
+      </w:r>
+    </w:p>
+    <w:bookmarkEnd w:id="2"/>
     <w:p>
       <w:pPr>
         <w:tabs>
@@ -6070,126 +6888,24 @@
       </w:pPr>
     </w:p>
     <w:p>
-      <w:bookmarkStart w:id="1" w:name="_Hlk168496452"/>
-      <w:r>
-        <w:rPr>
-          <w:b/>
-          <w:bCs/>
-        </w:rPr>
-        <w:t>Coordonnées bancaires (RIB)</w:t>
-      </w:r>
-    </w:p>
-    <w:p/>
-    <w:p>
-      <w:r>
-        <w:t>Titulaire</w:t>
-      </w:r>
-    </w:p>
-    <w:p>
-      <w:r>
-        <w:t>SERVICES PRO FTRANSPORT</w:t>
-      </w:r>
-    </w:p>
-    <w:p>
-      <w:pPr>
-        <w:rPr>
-          <w:lang w:val="en-GB"/>
-        </w:rPr>
-      </w:pPr>
-      <w:r>
-        <w:rPr>
-          <w:lang w:val="en-GB"/>
-        </w:rPr>
-        <w:t>86 ROUTE DE GENAS</w:t>
-      </w:r>
-    </w:p>
-    <w:p>
-      <w:pPr>
-        <w:rPr>
-          <w:lang w:val="en-GB"/>
-        </w:rPr>
-      </w:pPr>
-      <w:r>
-        <w:rPr>
-          <w:lang w:val="en-GB"/>
-        </w:rPr>
-        <w:t>69003 LYON 3EME</w:t>
-      </w:r>
-    </w:p>
-    <w:p>
-      <w:pPr>
-        <w:rPr>
-          <w:lang w:val="en-GB"/>
-        </w:rPr>
-      </w:pPr>
-    </w:p>
-    <w:p>
-      <w:pPr>
-        <w:rPr>
-          <w:lang w:val="en-GB"/>
-        </w:rPr>
-      </w:pPr>
-    </w:p>
-    <w:p>
-      <w:pPr>
-        <w:rPr>
-          <w:lang w:val="en-GB"/>
-        </w:rPr>
-      </w:pPr>
-      <w:r>
-        <w:rPr>
-          <w:lang w:val="en-GB"/>
-        </w:rPr>
-        <w:t>SWIFT : QNTOFRP1XXX</w:t>
-      </w:r>
-    </w:p>
-    <w:p>
-      <w:pPr>
-        <w:rPr>
-          <w:lang w:val="en-GB"/>
-        </w:rPr>
-      </w:pPr>
-      <w:r>
-        <w:rPr>
-          <w:lang w:val="en-GB"/>
-        </w:rPr>
-        <w:t>IBAN : FR76 1695 8000 0197 9789 6261 128</w:t>
-      </w:r>
-    </w:p>
-    <w:p>
-      <w:pPr>
-        <w:rPr>
-          <w:lang w:val="en-GB"/>
-        </w:rPr>
-      </w:pPr>
-      <w:r>
-        <w:rPr>
-          <w:lang w:val="en-GB"/>
-        </w:rPr>
-        <w:t>BIC/SWIFT : QNTOFRP1XXX</w:t>
-      </w:r>
-    </w:p>
-    <w:p>
-      <w:r>
-        <w:t>Banque : 16958    Agence : 00001    Compte :  97978962611     Clé : 28</w:t>
-      </w:r>
-    </w:p>
-    <w:bookmarkEnd w:id="1"/>
-    <w:p>
       <w:pPr>
         <w:tabs>
           <w:tab w:val="left" w:pos="1590"/>
         </w:tabs>
         <w:ind w:left="0" w:firstLine="0"/>
+        <w:rPr>
+          <w:b/>
+          <w:bCs/>
+        </w:rPr>
       </w:pPr>
     </w:p>
     <w:sectPr>
-      <w:headerReference w:type="even" r:id="rId18"/>
-      <w:headerReference w:type="default" r:id="rId19"/>
-      <w:footerReference w:type="even" r:id="rId20"/>
-      <w:footerReference w:type="default" r:id="rId21"/>
-      <w:headerReference w:type="first" r:id="rId22"/>
-      <w:footerReference w:type="first" r:id="rId23"/>
+      <w:headerReference w:type="even" r:id="rId20"/>
+      <w:headerReference w:type="default" r:id="rId21"/>
+      <w:footerReference w:type="even" r:id="rId22"/>
+      <w:footerReference w:type="default" r:id="rId23"/>
+      <w:headerReference w:type="first" r:id="rId24"/>
+      <w:footerReference w:type="first" r:id="rId25"/>
       <w:pgSz w:w="11906" w:h="16838"/>
       <w:pgMar w:top="1843" w:right="652" w:bottom="20" w:left="567" w:header="567" w:footer="209" w:gutter="0"/>
       <w:cols w:space="720"/>
@@ -6218,13 +6934,6 @@
       <w:r>
         <w:continuationSeparator/>
       </w:r>
-    </w:p>
-  </w:endnote>
-  <w:endnote w:type="continuationNotice" w:id="1">
-    <w:p>
-      <w:pPr>
-        <w:spacing w:after="0" w:line="240" w:lineRule="auto"/>
-      </w:pPr>
     </w:p>
   </w:endnote>
 </w:endnotes>
@@ -6725,7 +7434,7 @@
       <w:rPr>
         <w:noProof/>
       </w:rPr>
-      <w:t>4</w:t>
+      <w:t>2</w:t>
     </w:r>
     <w:r>
       <w:rPr>
@@ -6755,7 +7464,7 @@
       <w:rPr>
         <w:noProof/>
       </w:rPr>
-      <w:t>5</w:t>
+      <w:t>4</w:t>
     </w:r>
     <w:r>
       <w:rPr>
@@ -6863,7 +7572,7 @@
       <w:rPr>
         <w:noProof/>
       </w:rPr>
-      <w:t>10</w:t>
+      <w:t>4</w:t>
     </w:r>
     <w:r>
       <w:rPr>
@@ -6893,7 +7602,7 @@
       <w:rPr>
         <w:noProof/>
       </w:rPr>
-      <w:t>10</w:t>
+      <w:t>5</w:t>
     </w:r>
     <w:r>
       <w:rPr>
@@ -6904,80 +7613,67 @@
   </w:p>
   <w:p>
     <w:pPr>
-      <w:tabs>
-        <w:tab w:val="left" w:pos="7938"/>
-      </w:tabs>
-      <w:spacing w:after="5" w:line="259" w:lineRule="auto"/>
-      <w:ind w:left="567" w:right="326" w:firstLine="0"/>
-      <w:rPr>
-        <w:noProof/>
-        <w:sz w:val="16"/>
-        <w:szCs w:val="16"/>
+      <w:pStyle w:val="Pieddepage"/>
+      <w:jc w:val="center"/>
+      <w:rPr>
+        <w:rFonts w:ascii="Cambria" w:hAnsi="Cambria"/>
+        <w:sz w:val="18"/>
+        <w:szCs w:val="18"/>
       </w:rPr>
     </w:pPr>
     <w:r>
       <w:rPr>
-        <w:noProof/>
-        <w:sz w:val="16"/>
-        <w:szCs w:val="16"/>
-      </w:rPr>
-      <w:t>Ft</w:t>
+        <w:rFonts w:ascii="Cambria" w:hAnsi="Cambria"/>
+        <w:sz w:val="18"/>
+        <w:szCs w:val="18"/>
+      </w:rPr>
+      <w:t>Services Pro- Ft</w:t>
     </w:r>
     <w:r>
       <w:rPr>
-        <w:noProof/>
-        <w:sz w:val="16"/>
-        <w:szCs w:val="16"/>
-      </w:rPr>
-      <w:t>ransport – SASU au capital social de 5 000€</w:t>
-    </w:r>
-    <w:r>
-      <w:rPr>
-        <w:noProof/>
-        <w:sz w:val="16"/>
-        <w:szCs w:val="16"/>
-      </w:rPr>
-      <w:tab/>
-      <w:t>Email : contact@ftransport.fr</w:t>
+        <w:rFonts w:ascii="Cambria" w:hAnsi="Cambria"/>
+        <w:sz w:val="18"/>
+        <w:szCs w:val="18"/>
+      </w:rPr>
+      <w:t>ransport- SASU au capital social de 5 000€</w:t>
     </w:r>
   </w:p>
   <w:p>
     <w:pPr>
-      <w:tabs>
-        <w:tab w:val="left" w:pos="7938"/>
-      </w:tabs>
-      <w:spacing w:after="5" w:line="259" w:lineRule="auto"/>
-      <w:ind w:left="567" w:right="326" w:firstLine="0"/>
-      <w:rPr>
-        <w:noProof/>
-        <w:sz w:val="16"/>
-        <w:szCs w:val="16"/>
+      <w:pStyle w:val="Pieddepage"/>
+      <w:jc w:val="center"/>
+      <w:rPr>
+        <w:rFonts w:ascii="Cambria" w:hAnsi="Cambria"/>
+        <w:sz w:val="18"/>
+        <w:szCs w:val="18"/>
       </w:rPr>
     </w:pPr>
     <w:r>
       <w:rPr>
-        <w:noProof/>
-        <w:sz w:val="16"/>
-        <w:szCs w:val="16"/>
-      </w:rPr>
-      <w:t>Siège social 86 route de Genas, 69003 LYON</w:t>
+        <w:rFonts w:ascii="Cambria" w:hAnsi="Cambria"/>
+        <w:sz w:val="18"/>
+        <w:szCs w:val="18"/>
+      </w:rPr>
+      <w:t>86 route de Genas- 69003 LYON</w:t>
     </w:r>
+  </w:p>
+  <w:p>
+    <w:pPr>
+      <w:pStyle w:val="Pieddepage"/>
+      <w:jc w:val="center"/>
+      <w:rPr>
+        <w:rFonts w:ascii="Cambria" w:hAnsi="Cambria"/>
+        <w:sz w:val="18"/>
+        <w:szCs w:val="18"/>
+      </w:rPr>
+    </w:pPr>
     <w:r>
       <w:rPr>
-        <w:noProof/>
-        <w:sz w:val="16"/>
-        <w:szCs w:val="16"/>
-      </w:rPr>
-      <w:tab/>
-      <w:t xml:space="preserve">Site web : </w:t>
-    </w:r>
-    <w:r>
-      <w:rPr>
-        <w:noProof/>
-        <w:sz w:val="16"/>
-        <w:szCs w:val="16"/>
-      </w:rPr>
-      <w:t>http://ftransport.fr/</w:t>
+        <w:rFonts w:ascii="Cambria" w:hAnsi="Cambria"/>
+        <w:sz w:val="18"/>
+        <w:szCs w:val="18"/>
+      </w:rPr>
+      <w:t>Tél : 04.28.29.60.91- mél : contact@ftransport.fr</w:t>
     </w:r>
   </w:p>
   <w:p>
@@ -7014,6 +7710,157 @@
       <w:rPr>
         <w:noProof/>
       </w:rPr>
+      <w:t>10</w:t>
+    </w:r>
+    <w:r>
+      <w:rPr>
+        <w:szCs w:val="20"/>
+      </w:rPr>
+      <w:fldChar w:fldCharType="end"/>
+    </w:r>
+    <w:r>
+      <w:rPr>
+        <w:szCs w:val="20"/>
+      </w:rPr>
+      <w:t xml:space="preserve"> sur </w:t>
+    </w:r>
+    <w:r>
+      <w:rPr>
+        <w:szCs w:val="20"/>
+      </w:rPr>
+      <w:fldChar w:fldCharType="begin"/>
+    </w:r>
+    <w:r>
+      <w:instrText>NUMPAGES</w:instrText>
+    </w:r>
+    <w:r>
+      <w:fldChar w:fldCharType="separate"/>
+    </w:r>
+    <w:r>
+      <w:rPr>
+        <w:noProof/>
+      </w:rPr>
+      <w:t>11</w:t>
+    </w:r>
+    <w:r>
+      <w:rPr>
+        <w:szCs w:val="20"/>
+      </w:rPr>
+      <w:fldChar w:fldCharType="end"/>
+    </w:r>
+  </w:p>
+  <w:p>
+    <w:pPr>
+      <w:tabs>
+        <w:tab w:val="left" w:pos="7938"/>
+      </w:tabs>
+      <w:spacing w:after="5" w:line="259" w:lineRule="auto"/>
+      <w:ind w:left="567" w:right="326" w:firstLine="0"/>
+      <w:rPr>
+        <w:noProof/>
+        <w:sz w:val="16"/>
+        <w:szCs w:val="16"/>
+      </w:rPr>
+    </w:pPr>
+    <w:r>
+      <w:rPr>
+        <w:noProof/>
+        <w:sz w:val="16"/>
+        <w:szCs w:val="16"/>
+      </w:rPr>
+      <w:t>Ft</w:t>
+    </w:r>
+    <w:r>
+      <w:rPr>
+        <w:noProof/>
+        <w:sz w:val="16"/>
+        <w:szCs w:val="16"/>
+      </w:rPr>
+      <w:t>ransport – SASU au capital social de 5 000€</w:t>
+    </w:r>
+    <w:r>
+      <w:rPr>
+        <w:noProof/>
+        <w:sz w:val="16"/>
+        <w:szCs w:val="16"/>
+      </w:rPr>
+      <w:tab/>
+      <w:t>Email : contact@ftransport.fr</w:t>
+    </w:r>
+  </w:p>
+  <w:p>
+    <w:pPr>
+      <w:tabs>
+        <w:tab w:val="left" w:pos="7938"/>
+      </w:tabs>
+      <w:spacing w:after="5" w:line="259" w:lineRule="auto"/>
+      <w:ind w:left="567" w:right="326" w:firstLine="0"/>
+      <w:rPr>
+        <w:noProof/>
+        <w:sz w:val="16"/>
+        <w:szCs w:val="16"/>
+      </w:rPr>
+    </w:pPr>
+    <w:r>
+      <w:rPr>
+        <w:noProof/>
+        <w:sz w:val="16"/>
+        <w:szCs w:val="16"/>
+      </w:rPr>
+      <w:t>Siège social 86 route de Genas, 69003 LYON</w:t>
+    </w:r>
+    <w:r>
+      <w:rPr>
+        <w:noProof/>
+        <w:sz w:val="16"/>
+        <w:szCs w:val="16"/>
+      </w:rPr>
+      <w:tab/>
+      <w:t xml:space="preserve">Site web : </w:t>
+    </w:r>
+    <w:r>
+      <w:rPr>
+        <w:noProof/>
+        <w:sz w:val="16"/>
+        <w:szCs w:val="16"/>
+      </w:rPr>
+      <w:t>http://ftransport.fr/</w:t>
+    </w:r>
+  </w:p>
+  <w:p>
+    <w:pPr>
+      <w:pStyle w:val="Pieddepage"/>
+    </w:pPr>
+  </w:p>
+</w:ftr>
+</file>
+
+<file path=word/footer8.xml><?xml version="1.0" encoding="utf-8"?>
+<w:ftr xmlns:wpc="http://schemas.microsoft.com/office/word/2010/wordprocessingCanvas" xmlns:cx="http://schemas.microsoft.com/office/drawing/2014/chartex" xmlns:cx1="http://schemas.microsoft.com/office/drawing/2015/9/8/chartex" xmlns:cx2="http://schemas.microsoft.com/office/drawing/2015/10/21/chartex" xmlns:cx3="http://schemas.microsoft.com/office/drawing/2016/5/9/chartex" xmlns:cx4="http://schemas.microsoft.com/office/drawing/2016/5/10/chartex" xmlns:cx5="http://schemas.microsoft.com/office/drawing/2016/5/11/chartex" xmlns:cx6="http://schemas.microsoft.com/office/drawing/2016/5/12/chartex" xmlns:cx7="http://schemas.microsoft.com/office/drawing/2016/5/13/chartex" xmlns:cx8="http://schemas.microsoft.com/office/drawing/2016/5/14/chartex" xmlns:mc="http://schemas.openxmlformats.org/markup-compatibility/2006" xmlns:aink="http://schemas.microsoft.com/office/drawing/2016/ink" xmlns:am3d="http://schemas.microsoft.com/office/drawing/2017/model3d" xmlns:o="urn:schemas-microsoft-com:office:office" xmlns:oel="http://schemas.microsoft.com/office/2019/extlst" xmlns:r="http://schemas.openxmlformats.org/officeDocument/2006/relationships" xmlns:m="http://schemas.openxmlformats.org/officeDocument/2006/math" xmlns:v="urn:schemas-microsoft-com:vml" xmlns:wp14="http://schemas.microsoft.com/office/word/2010/wordprocessingDrawing" xmlns:wp="http://schemas.openxmlformats.org/drawingml/2006/wordprocessingDrawing" xmlns:w10="urn:schemas-microsoft-com:office:word" xmlns:w="http://schemas.openxmlformats.org/wordprocessingml/2006/main" xmlns:w14="http://schemas.microsoft.com/office/word/2010/wordml" xmlns:w15="http://schemas.microsoft.com/office/word/2012/wordml" xmlns:w16cex="http://schemas.microsoft.com/office/word/2018/wordml/cex" xmlns:w16cid="http://schemas.microsoft.com/office/word/2016/wordml/cid" xmlns:w16="http://schemas.microsoft.com/office/word/2018/wordml" xmlns:w16du="http://schemas.microsoft.com/office/word/2023/wordml/word16du" xmlns:w16sdtdh="http://schemas.microsoft.com/office/word/2020/wordml/sdtdatahash" xmlns:w16sdtfl="http://schemas.microsoft.com/office/word/2024/wordml/sdtformatlock" xmlns:w16se="http://schemas.microsoft.com/office/word/2015/wordml/symex" xmlns:wpg="http://schemas.microsoft.com/office/word/2010/wordprocessingGroup" xmlns:wpi="http://schemas.microsoft.com/office/word/2010/wordprocessingInk" xmlns:wne="http://schemas.microsoft.com/office/word/2006/wordml" xmlns:wps="http://schemas.microsoft.com/office/word/2010/wordprocessingShape" mc:Ignorable="w14 w15 w16se w16cid w16 w16cex w16sdtdh w16sdtfl w16du wp14">
+  <w:p>
+    <w:pPr>
+      <w:pStyle w:val="Pieddepage"/>
+      <w:jc w:val="right"/>
+      <w:rPr>
+        <w:szCs w:val="20"/>
+      </w:rPr>
+    </w:pPr>
+    <w:r>
+      <w:rPr>
+        <w:szCs w:val="20"/>
+      </w:rPr>
+      <w:fldChar w:fldCharType="begin"/>
+    </w:r>
+    <w:r>
+      <w:instrText>PAGE</w:instrText>
+    </w:r>
+    <w:r>
+      <w:fldChar w:fldCharType="separate"/>
+    </w:r>
+    <w:r>
+      <w:rPr>
+        <w:noProof/>
+      </w:rPr>
       <w:t>9</w:t>
     </w:r>
     <w:r>
@@ -7140,7 +7987,7 @@
 </w:ftr>
 </file>
 
-<file path=word/footer8.xml><?xml version="1.0" encoding="utf-8"?>
+<file path=word/footer9.xml><?xml version="1.0" encoding="utf-8"?>
 <w:ftr xmlns:wpc="http://schemas.microsoft.com/office/word/2010/wordprocessingCanvas" xmlns:cx="http://schemas.microsoft.com/office/drawing/2014/chartex" xmlns:cx1="http://schemas.microsoft.com/office/drawing/2015/9/8/chartex" xmlns:cx2="http://schemas.microsoft.com/office/drawing/2015/10/21/chartex" xmlns:cx3="http://schemas.microsoft.com/office/drawing/2016/5/9/chartex" xmlns:cx4="http://schemas.microsoft.com/office/drawing/2016/5/10/chartex" xmlns:cx5="http://schemas.microsoft.com/office/drawing/2016/5/11/chartex" xmlns:cx6="http://schemas.microsoft.com/office/drawing/2016/5/12/chartex" xmlns:cx7="http://schemas.microsoft.com/office/drawing/2016/5/13/chartex" xmlns:cx8="http://schemas.microsoft.com/office/drawing/2016/5/14/chartex" xmlns:mc="http://schemas.openxmlformats.org/markup-compatibility/2006" xmlns:aink="http://schemas.microsoft.com/office/drawing/2016/ink" xmlns:am3d="http://schemas.microsoft.com/office/drawing/2017/model3d" xmlns:o="urn:schemas-microsoft-com:office:office" xmlns:oel="http://schemas.microsoft.com/office/2019/extlst" xmlns:r="http://schemas.openxmlformats.org/officeDocument/2006/relationships" xmlns:m="http://schemas.openxmlformats.org/officeDocument/2006/math" xmlns:v="urn:schemas-microsoft-com:vml" xmlns:wp14="http://schemas.microsoft.com/office/word/2010/wordprocessingDrawing" xmlns:wp="http://schemas.openxmlformats.org/drawingml/2006/wordprocessingDrawing" xmlns:w10="urn:schemas-microsoft-com:office:word" xmlns:w="http://schemas.openxmlformats.org/wordprocessingml/2006/main" xmlns:w14="http://schemas.microsoft.com/office/word/2010/wordml" xmlns:w15="http://schemas.microsoft.com/office/word/2012/wordml" xmlns:w16cex="http://schemas.microsoft.com/office/word/2018/wordml/cex" xmlns:w16cid="http://schemas.microsoft.com/office/word/2016/wordml/cid" xmlns:w16="http://schemas.microsoft.com/office/word/2018/wordml" xmlns:w16du="http://schemas.microsoft.com/office/word/2023/wordml/word16du" xmlns:w16sdtdh="http://schemas.microsoft.com/office/word/2020/wordml/sdtdatahash" xmlns:w16sdtfl="http://schemas.microsoft.com/office/word/2024/wordml/sdtformatlock" xmlns:w16se="http://schemas.microsoft.com/office/word/2015/wordml/symex" xmlns:wpg="http://schemas.microsoft.com/office/word/2010/wordprocessingGroup" xmlns:wpi="http://schemas.microsoft.com/office/word/2010/wordprocessingInk" xmlns:wne="http://schemas.microsoft.com/office/word/2006/wordml" xmlns:wps="http://schemas.microsoft.com/office/word/2010/wordprocessingShape" mc:Ignorable="w14 w15 w16se w16cid w16 w16cex w16sdtdh w16sdtfl w16du wp14">
   <w:p>
     <w:pPr>
@@ -7152,7 +7999,7 @@
         <w:noProof/>
       </w:rPr>
       <w:drawing>
-        <wp:anchor distT="0" distB="0" distL="114300" distR="114300" simplePos="0" relativeHeight="251658241" behindDoc="0" locked="0" layoutInCell="1" allowOverlap="0" wp14:anchorId="5823D46C" wp14:editId="7199079A">
+        <wp:anchor distT="0" distB="0" distL="114300" distR="114300" simplePos="0" relativeHeight="251669504" behindDoc="0" locked="0" layoutInCell="1" allowOverlap="0" wp14:anchorId="5823D46C" wp14:editId="7199079A">
           <wp:simplePos x="0" y="0"/>
           <wp:positionH relativeFrom="page">
             <wp:posOffset>6372000</wp:posOffset>
@@ -7317,13 +8164,6 @@
       </w:r>
     </w:p>
   </w:footnote>
-  <w:footnote w:type="continuationNotice" w:id="1">
-    <w:p>
-      <w:pPr>
-        <w:spacing w:after="0" w:line="240" w:lineRule="auto"/>
-      </w:pPr>
-    </w:p>
-  </w:footnote>
 </w:footnotes>
 </file>
 
@@ -7338,10 +8178,10 @@
         <w:noProof/>
       </w:rPr>
       <w:drawing>
-        <wp:inline distT="0" distB="0" distL="0" distR="0" wp14:anchorId="73534031" wp14:editId="7E049989">
-          <wp:extent cx="2071978" cy="599322"/>
-          <wp:effectExtent l="0" t="0" r="5080" b="0"/>
-          <wp:docPr id="13" name="Image 13" descr="Une image contenant texte  Description générée automatiquement"/>
+        <wp:inline distT="0" distB="0" distL="0" distR="0" wp14:anchorId="6AF570B5" wp14:editId="4F96B845">
+          <wp:extent cx="2051685" cy="610424"/>
+          <wp:effectExtent l="0" t="0" r="5715" b="0"/>
+          <wp:docPr id="10" name="Image 10" descr="Une image contenant texte  Description générée automatiquement"/>
           <wp:cNvGraphicFramePr>
             <a:graphicFrameLocks xmlns:a="http://schemas.openxmlformats.org/drawingml/2006/main" noChangeAspect="1"/>
           </wp:cNvGraphicFramePr>
@@ -7349,7 +8189,7 @@
             <a:graphicData uri="http://schemas.openxmlformats.org/drawingml/2006/picture">
               <pic:pic xmlns:pic="http://schemas.openxmlformats.org/drawingml/2006/picture">
                 <pic:nvPicPr>
-                  <pic:cNvPr id="13" name="Image 13" descr="Une image contenant texte  Description générée automatiquement"/>
+                  <pic:cNvPr id="2" name="Image 2" descr="Une image contenant texte  Description générée automatiquement"/>
                   <pic:cNvPicPr/>
                 </pic:nvPicPr>
                 <pic:blipFill>
@@ -7367,7 +8207,7 @@
                 <pic:spPr>
                   <a:xfrm>
                     <a:off x="0" y="0"/>
-                    <a:ext cx="2139199" cy="618766"/>
+                    <a:ext cx="2085713" cy="620548"/>
                   </a:xfrm>
                   <a:prstGeom prst="rect">
                     <a:avLst/>
@@ -7395,10 +8235,10 @@
         <w:noProof/>
       </w:rPr>
       <w:drawing>
-        <wp:inline distT="0" distB="0" distL="0" distR="0" wp14:anchorId="4C68FCC8" wp14:editId="711FBBBA">
-          <wp:extent cx="2019935" cy="557318"/>
-          <wp:effectExtent l="0" t="0" r="0" b="0"/>
-          <wp:docPr id="12" name="Image 12" descr="Une image contenant texte  Description générée automatiquement"/>
+        <wp:inline distT="0" distB="0" distL="0" distR="0" wp14:anchorId="5809F871" wp14:editId="798A126E">
+          <wp:extent cx="2030545" cy="621680"/>
+          <wp:effectExtent l="0" t="0" r="8255" b="6985"/>
+          <wp:docPr id="11" name="Image 11" descr="Une image contenant texte  Description générée automatiquement"/>
           <wp:cNvGraphicFramePr>
             <a:graphicFrameLocks xmlns:a="http://schemas.openxmlformats.org/drawingml/2006/main" noChangeAspect="1"/>
           </wp:cNvGraphicFramePr>
@@ -7424,7 +8264,7 @@
                 <pic:spPr>
                   <a:xfrm>
                     <a:off x="0" y="0"/>
-                    <a:ext cx="2044483" cy="564091"/>
+                    <a:ext cx="2049899" cy="627606"/>
                   </a:xfrm>
                   <a:prstGeom prst="rect">
                     <a:avLst/>
@@ -7451,10 +8291,10 @@
         <w:noProof/>
       </w:rPr>
       <w:drawing>
-        <wp:inline distT="0" distB="0" distL="0" distR="0" wp14:anchorId="57EEB1D4" wp14:editId="7B290195">
+        <wp:inline distT="0" distB="0" distL="0" distR="0" wp14:anchorId="7DC3540E" wp14:editId="497C9A24">
           <wp:extent cx="1818168" cy="525780"/>
           <wp:effectExtent l="0" t="0" r="0" b="7620"/>
-          <wp:docPr id="3" name="Image 3" descr="Une image contenant texte  Description générée automatiquement"/>
+          <wp:docPr id="1067795559" name="Image 1067795559" descr="Une image contenant texte  Description générée automatiquement"/>
           <wp:cNvGraphicFramePr>
             <a:graphicFrameLocks xmlns:a="http://schemas.openxmlformats.org/drawingml/2006/main" noChangeAspect="1"/>
           </wp:cNvGraphicFramePr>
@@ -7507,10 +8347,10 @@
         <w:noProof/>
       </w:rPr>
       <w:drawing>
-        <wp:inline distT="0" distB="0" distL="0" distR="0" wp14:anchorId="3FA52B25" wp14:editId="3009B140">
-          <wp:extent cx="2020187" cy="589280"/>
-          <wp:effectExtent l="0" t="0" r="0" b="1270"/>
-          <wp:docPr id="16" name="Image 16" descr="Une image contenant texte  Description générée automatiquement"/>
+        <wp:inline distT="0" distB="0" distL="0" distR="0" wp14:anchorId="19824ABE" wp14:editId="367A2295">
+          <wp:extent cx="1818168" cy="525780"/>
+          <wp:effectExtent l="0" t="0" r="0" b="7620"/>
+          <wp:docPr id="1363072551" name="Image 1363072551" descr="Une image contenant texte  Description générée automatiquement"/>
           <wp:cNvGraphicFramePr>
             <a:graphicFrameLocks xmlns:a="http://schemas.openxmlformats.org/drawingml/2006/main" noChangeAspect="1"/>
           </wp:cNvGraphicFramePr>
@@ -7518,7 +8358,7 @@
             <a:graphicData uri="http://schemas.openxmlformats.org/drawingml/2006/picture">
               <pic:pic xmlns:pic="http://schemas.openxmlformats.org/drawingml/2006/picture">
                 <pic:nvPicPr>
-                  <pic:cNvPr id="16" name="Image 16" descr="Une image contenant texte  Description générée automatiquement"/>
+                  <pic:cNvPr id="3" name="Image 3" descr="Une image contenant texte  Description générée automatiquement"/>
                   <pic:cNvPicPr/>
                 </pic:nvPicPr>
                 <pic:blipFill>
@@ -7536,7 +8376,7 @@
                 <pic:spPr>
                   <a:xfrm>
                     <a:off x="0" y="0"/>
-                    <a:ext cx="2039173" cy="594818"/>
+                    <a:ext cx="1833745" cy="530285"/>
                   </a:xfrm>
                   <a:prstGeom prst="rect">
                     <a:avLst/>
@@ -7556,29 +8396,17 @@
 <w:hdr xmlns:wpc="http://schemas.microsoft.com/office/word/2010/wordprocessingCanvas" xmlns:cx="http://schemas.microsoft.com/office/drawing/2014/chartex" xmlns:cx1="http://schemas.microsoft.com/office/drawing/2015/9/8/chartex" xmlns:cx2="http://schemas.microsoft.com/office/drawing/2015/10/21/chartex" xmlns:cx3="http://schemas.microsoft.com/office/drawing/2016/5/9/chartex" xmlns:cx4="http://schemas.microsoft.com/office/drawing/2016/5/10/chartex" xmlns:cx5="http://schemas.microsoft.com/office/drawing/2016/5/11/chartex" xmlns:cx6="http://schemas.microsoft.com/office/drawing/2016/5/12/chartex" xmlns:cx7="http://schemas.microsoft.com/office/drawing/2016/5/13/chartex" xmlns:cx8="http://schemas.microsoft.com/office/drawing/2016/5/14/chartex" xmlns:mc="http://schemas.openxmlformats.org/markup-compatibility/2006" xmlns:aink="http://schemas.microsoft.com/office/drawing/2016/ink" xmlns:am3d="http://schemas.microsoft.com/office/drawing/2017/model3d" xmlns:o="urn:schemas-microsoft-com:office:office" xmlns:oel="http://schemas.microsoft.com/office/2019/extlst" xmlns:r="http://schemas.openxmlformats.org/officeDocument/2006/relationships" xmlns:m="http://schemas.openxmlformats.org/officeDocument/2006/math" xmlns:v="urn:schemas-microsoft-com:vml" xmlns:wp14="http://schemas.microsoft.com/office/word/2010/wordprocessingDrawing" xmlns:wp="http://schemas.openxmlformats.org/drawingml/2006/wordprocessingDrawing" xmlns:w10="urn:schemas-microsoft-com:office:word" xmlns:w="http://schemas.openxmlformats.org/wordprocessingml/2006/main" xmlns:w14="http://schemas.microsoft.com/office/word/2010/wordml" xmlns:w15="http://schemas.microsoft.com/office/word/2012/wordml" xmlns:w16cex="http://schemas.microsoft.com/office/word/2018/wordml/cex" xmlns:w16cid="http://schemas.microsoft.com/office/word/2016/wordml/cid" xmlns:w16="http://schemas.microsoft.com/office/word/2018/wordml" xmlns:w16du="http://schemas.microsoft.com/office/word/2023/wordml/word16du" xmlns:w16sdtdh="http://schemas.microsoft.com/office/word/2020/wordml/sdtdatahash" xmlns:w16sdtfl="http://schemas.microsoft.com/office/word/2024/wordml/sdtformatlock" xmlns:w16se="http://schemas.microsoft.com/office/word/2015/wordml/symex" xmlns:wpg="http://schemas.microsoft.com/office/word/2010/wordprocessingGroup" xmlns:wpi="http://schemas.microsoft.com/office/word/2010/wordprocessingInk" xmlns:wne="http://schemas.microsoft.com/office/word/2006/wordml" xmlns:wps="http://schemas.microsoft.com/office/word/2010/wordprocessingShape" mc:Ignorable="w14 w15 w16se w16cid w16 w16cex w16sdtdh w16sdtfl w16du wp14">
   <w:p>
     <w:pPr>
-      <w:spacing w:after="0" w:line="259" w:lineRule="auto"/>
-      <w:ind w:left="-57" w:right="7852" w:firstLine="0"/>
-    </w:pPr>
-  </w:p>
-</w:hdr>
-</file>
-
-<file path=word/header6.xml><?xml version="1.0" encoding="utf-8"?>
-<w:hdr xmlns:wpc="http://schemas.microsoft.com/office/word/2010/wordprocessingCanvas" xmlns:cx="http://schemas.microsoft.com/office/drawing/2014/chartex" xmlns:cx1="http://schemas.microsoft.com/office/drawing/2015/9/8/chartex" xmlns:cx2="http://schemas.microsoft.com/office/drawing/2015/10/21/chartex" xmlns:cx3="http://schemas.microsoft.com/office/drawing/2016/5/9/chartex" xmlns:cx4="http://schemas.microsoft.com/office/drawing/2016/5/10/chartex" xmlns:cx5="http://schemas.microsoft.com/office/drawing/2016/5/11/chartex" xmlns:cx6="http://schemas.microsoft.com/office/drawing/2016/5/12/chartex" xmlns:cx7="http://schemas.microsoft.com/office/drawing/2016/5/13/chartex" xmlns:cx8="http://schemas.microsoft.com/office/drawing/2016/5/14/chartex" xmlns:mc="http://schemas.openxmlformats.org/markup-compatibility/2006" xmlns:aink="http://schemas.microsoft.com/office/drawing/2016/ink" xmlns:am3d="http://schemas.microsoft.com/office/drawing/2017/model3d" xmlns:o="urn:schemas-microsoft-com:office:office" xmlns:oel="http://schemas.microsoft.com/office/2019/extlst" xmlns:r="http://schemas.openxmlformats.org/officeDocument/2006/relationships" xmlns:m="http://schemas.openxmlformats.org/officeDocument/2006/math" xmlns:v="urn:schemas-microsoft-com:vml" xmlns:wp14="http://schemas.microsoft.com/office/word/2010/wordprocessingDrawing" xmlns:wp="http://schemas.openxmlformats.org/drawingml/2006/wordprocessingDrawing" xmlns:w10="urn:schemas-microsoft-com:office:word" xmlns:w="http://schemas.openxmlformats.org/wordprocessingml/2006/main" xmlns:w14="http://schemas.microsoft.com/office/word/2010/wordml" xmlns:w15="http://schemas.microsoft.com/office/word/2012/wordml" xmlns:w16cex="http://schemas.microsoft.com/office/word/2018/wordml/cex" xmlns:w16cid="http://schemas.microsoft.com/office/word/2016/wordml/cid" xmlns:w16="http://schemas.microsoft.com/office/word/2018/wordml" xmlns:w16du="http://schemas.microsoft.com/office/word/2023/wordml/word16du" xmlns:w16sdtdh="http://schemas.microsoft.com/office/word/2020/wordml/sdtdatahash" xmlns:w16sdtfl="http://schemas.microsoft.com/office/word/2024/wordml/sdtformatlock" xmlns:w16se="http://schemas.microsoft.com/office/word/2015/wordml/symex" xmlns:wpg="http://schemas.microsoft.com/office/word/2010/wordprocessingGroup" xmlns:wpi="http://schemas.microsoft.com/office/word/2010/wordprocessingInk" xmlns:wne="http://schemas.microsoft.com/office/word/2006/wordml" xmlns:wps="http://schemas.microsoft.com/office/word/2010/wordprocessingShape" mc:Ignorable="w14 w15 w16se w16cid w16 w16cex w16sdtdh w16sdtfl w16du wp14">
-  <w:p>
-    <w:pPr>
-      <w:spacing w:after="0" w:line="259" w:lineRule="auto"/>
-      <w:ind w:left="-57" w:right="7852" w:firstLine="0"/>
+      <w:pStyle w:val="En-tte"/>
     </w:pPr>
     <w:r>
       <w:rPr>
         <w:noProof/>
       </w:rPr>
       <w:drawing>
-        <wp:inline distT="0" distB="0" distL="0" distR="0" wp14:anchorId="0C062803" wp14:editId="4A10A15D">
-          <wp:extent cx="2083435" cy="706261"/>
-          <wp:effectExtent l="0" t="0" r="0" b="0"/>
-          <wp:docPr id="17" name="Image 17" descr="Une image contenant texte  Description générée automatiquement"/>
+        <wp:inline distT="0" distB="0" distL="0" distR="0" wp14:anchorId="307F717B" wp14:editId="1DDC75DC">
+          <wp:extent cx="2062480" cy="589564"/>
+          <wp:effectExtent l="0" t="0" r="0" b="1270"/>
+          <wp:docPr id="1" name="Image 1" descr="Une image contenant texte  Description générée automatiquement"/>
           <wp:cNvGraphicFramePr>
             <a:graphicFrameLocks xmlns:a="http://schemas.openxmlformats.org/drawingml/2006/main" noChangeAspect="1"/>
           </wp:cNvGraphicFramePr>
@@ -7586,7 +8414,7 @@
             <a:graphicData uri="http://schemas.openxmlformats.org/drawingml/2006/picture">
               <pic:pic xmlns:pic="http://schemas.openxmlformats.org/drawingml/2006/picture">
                 <pic:nvPicPr>
-                  <pic:cNvPr id="17" name="Image 17" descr="Une image contenant texte  Description générée automatiquement"/>
+                  <pic:cNvPr id="5" name="Image 5" descr="Une image contenant texte  Description générée automatiquement"/>
                   <pic:cNvPicPr/>
                 </pic:nvPicPr>
                 <pic:blipFill>
@@ -7604,7 +8432,64 @@
                 <pic:spPr>
                   <a:xfrm>
                     <a:off x="0" y="0"/>
-                    <a:ext cx="2162371" cy="733019"/>
+                    <a:ext cx="2079480" cy="594423"/>
+                  </a:xfrm>
+                  <a:prstGeom prst="rect">
+                    <a:avLst/>
+                  </a:prstGeom>
+                </pic:spPr>
+              </pic:pic>
+            </a:graphicData>
+          </a:graphic>
+        </wp:inline>
+      </w:drawing>
+    </w:r>
+  </w:p>
+</w:hdr>
+</file>
+
+<file path=word/header6.xml><?xml version="1.0" encoding="utf-8"?>
+<w:hdr xmlns:wpc="http://schemas.microsoft.com/office/word/2010/wordprocessingCanvas" xmlns:cx="http://schemas.microsoft.com/office/drawing/2014/chartex" xmlns:cx1="http://schemas.microsoft.com/office/drawing/2015/9/8/chartex" xmlns:cx2="http://schemas.microsoft.com/office/drawing/2015/10/21/chartex" xmlns:cx3="http://schemas.microsoft.com/office/drawing/2016/5/9/chartex" xmlns:cx4="http://schemas.microsoft.com/office/drawing/2016/5/10/chartex" xmlns:cx5="http://schemas.microsoft.com/office/drawing/2016/5/11/chartex" xmlns:cx6="http://schemas.microsoft.com/office/drawing/2016/5/12/chartex" xmlns:cx7="http://schemas.microsoft.com/office/drawing/2016/5/13/chartex" xmlns:cx8="http://schemas.microsoft.com/office/drawing/2016/5/14/chartex" xmlns:mc="http://schemas.openxmlformats.org/markup-compatibility/2006" xmlns:aink="http://schemas.microsoft.com/office/drawing/2016/ink" xmlns:am3d="http://schemas.microsoft.com/office/drawing/2017/model3d" xmlns:o="urn:schemas-microsoft-com:office:office" xmlns:oel="http://schemas.microsoft.com/office/2019/extlst" xmlns:r="http://schemas.openxmlformats.org/officeDocument/2006/relationships" xmlns:m="http://schemas.openxmlformats.org/officeDocument/2006/math" xmlns:v="urn:schemas-microsoft-com:vml" xmlns:wp14="http://schemas.microsoft.com/office/word/2010/wordprocessingDrawing" xmlns:wp="http://schemas.openxmlformats.org/drawingml/2006/wordprocessingDrawing" xmlns:w10="urn:schemas-microsoft-com:office:word" xmlns:w="http://schemas.openxmlformats.org/wordprocessingml/2006/main" xmlns:w14="http://schemas.microsoft.com/office/word/2010/wordml" xmlns:w15="http://schemas.microsoft.com/office/word/2012/wordml" xmlns:w16cex="http://schemas.microsoft.com/office/word/2018/wordml/cex" xmlns:w16cid="http://schemas.microsoft.com/office/word/2016/wordml/cid" xmlns:w16="http://schemas.microsoft.com/office/word/2018/wordml" xmlns:w16du="http://schemas.microsoft.com/office/word/2023/wordml/word16du" xmlns:w16sdtdh="http://schemas.microsoft.com/office/word/2020/wordml/sdtdatahash" xmlns:w16sdtfl="http://schemas.microsoft.com/office/word/2024/wordml/sdtformatlock" xmlns:w16se="http://schemas.microsoft.com/office/word/2015/wordml/symex" xmlns:wpg="http://schemas.microsoft.com/office/word/2010/wordprocessingGroup" xmlns:wpi="http://schemas.microsoft.com/office/word/2010/wordprocessingInk" xmlns:wne="http://schemas.microsoft.com/office/word/2006/wordml" xmlns:wps="http://schemas.microsoft.com/office/word/2010/wordprocessingShape" mc:Ignorable="w14 w15 w16se w16cid w16 w16cex w16sdtdh w16sdtfl w16du wp14">
+  <w:p>
+    <w:pPr>
+      <w:spacing w:after="0" w:line="259" w:lineRule="auto"/>
+      <w:ind w:left="-57" w:right="7852" w:firstLine="0"/>
+    </w:pPr>
+    <w:r>
+      <w:rPr>
+        <w:noProof/>
+      </w:rPr>
+      <w:drawing>
+        <wp:inline distT="0" distB="0" distL="0" distR="0" wp14:anchorId="68C14F65" wp14:editId="500F3FB7">
+          <wp:extent cx="2083435" cy="557394"/>
+          <wp:effectExtent l="0" t="0" r="0" b="0"/>
+          <wp:docPr id="7" name="Image 7" descr="Une image contenant texte  Description générée automatiquement"/>
+          <wp:cNvGraphicFramePr>
+            <a:graphicFrameLocks xmlns:a="http://schemas.openxmlformats.org/drawingml/2006/main" noChangeAspect="1"/>
+          </wp:cNvGraphicFramePr>
+          <a:graphic xmlns:a="http://schemas.openxmlformats.org/drawingml/2006/main">
+            <a:graphicData uri="http://schemas.openxmlformats.org/drawingml/2006/picture">
+              <pic:pic xmlns:pic="http://schemas.openxmlformats.org/drawingml/2006/picture">
+                <pic:nvPicPr>
+                  <pic:cNvPr id="7" name="Image 7" descr="Une image contenant texte  Description générée automatiquement"/>
+                  <pic:cNvPicPr/>
+                </pic:nvPicPr>
+                <pic:blipFill>
+                  <a:blip r:embed="rId1">
+                    <a:extLst>
+                      <a:ext uri="{28A0092B-C50C-407E-A947-70E740481C1C}">
+                        <a14:useLocalDpi xmlns:a14="http://schemas.microsoft.com/office/drawing/2010/main" val="0"/>
+                      </a:ext>
+                    </a:extLst>
+                  </a:blip>
+                  <a:stretch>
+                    <a:fillRect/>
+                  </a:stretch>
+                </pic:blipFill>
+                <pic:spPr>
+                  <a:xfrm>
+                    <a:off x="0" y="0"/>
+                    <a:ext cx="2122478" cy="567839"/>
                   </a:xfrm>
                   <a:prstGeom prst="rect">
                     <a:avLst/>
@@ -7632,7 +8517,64 @@
         <w:noProof/>
       </w:rPr>
       <w:drawing>
-        <wp:anchor distT="0" distB="0" distL="114300" distR="114300" simplePos="0" relativeHeight="251658240" behindDoc="0" locked="0" layoutInCell="1" allowOverlap="0" wp14:anchorId="1589310C" wp14:editId="4B2B5334">
+        <wp:inline distT="0" distB="0" distL="0" distR="0" wp14:anchorId="2DF0A22D" wp14:editId="3C605E75">
+          <wp:extent cx="1860697" cy="556895"/>
+          <wp:effectExtent l="0" t="0" r="6350" b="0"/>
+          <wp:docPr id="12" name="Image 12" descr="Une image contenant texte  Description générée automatiquement"/>
+          <wp:cNvGraphicFramePr>
+            <a:graphicFrameLocks xmlns:a="http://schemas.openxmlformats.org/drawingml/2006/main" noChangeAspect="1"/>
+          </wp:cNvGraphicFramePr>
+          <a:graphic xmlns:a="http://schemas.openxmlformats.org/drawingml/2006/main">
+            <a:graphicData uri="http://schemas.openxmlformats.org/drawingml/2006/picture">
+              <pic:pic xmlns:pic="http://schemas.openxmlformats.org/drawingml/2006/picture">
+                <pic:nvPicPr>
+                  <pic:cNvPr id="12" name="Image 12" descr="Une image contenant texte  Description générée automatiquement"/>
+                  <pic:cNvPicPr/>
+                </pic:nvPicPr>
+                <pic:blipFill>
+                  <a:blip r:embed="rId1">
+                    <a:extLst>
+                      <a:ext uri="{28A0092B-C50C-407E-A947-70E740481C1C}">
+                        <a14:useLocalDpi xmlns:a14="http://schemas.microsoft.com/office/drawing/2010/main" val="0"/>
+                      </a:ext>
+                    </a:extLst>
+                  </a:blip>
+                  <a:stretch>
+                    <a:fillRect/>
+                  </a:stretch>
+                </pic:blipFill>
+                <pic:spPr>
+                  <a:xfrm>
+                    <a:off x="0" y="0"/>
+                    <a:ext cx="1894216" cy="566927"/>
+                  </a:xfrm>
+                  <a:prstGeom prst="rect">
+                    <a:avLst/>
+                  </a:prstGeom>
+                </pic:spPr>
+              </pic:pic>
+            </a:graphicData>
+          </a:graphic>
+        </wp:inline>
+      </w:drawing>
+    </w:r>
+  </w:p>
+</w:hdr>
+</file>
+
+<file path=word/header8.xml><?xml version="1.0" encoding="utf-8"?>
+<w:hdr xmlns:wpc="http://schemas.microsoft.com/office/word/2010/wordprocessingCanvas" xmlns:cx="http://schemas.microsoft.com/office/drawing/2014/chartex" xmlns:cx1="http://schemas.microsoft.com/office/drawing/2015/9/8/chartex" xmlns:cx2="http://schemas.microsoft.com/office/drawing/2015/10/21/chartex" xmlns:cx3="http://schemas.microsoft.com/office/drawing/2016/5/9/chartex" xmlns:cx4="http://schemas.microsoft.com/office/drawing/2016/5/10/chartex" xmlns:cx5="http://schemas.microsoft.com/office/drawing/2016/5/11/chartex" xmlns:cx6="http://schemas.microsoft.com/office/drawing/2016/5/12/chartex" xmlns:cx7="http://schemas.microsoft.com/office/drawing/2016/5/13/chartex" xmlns:cx8="http://schemas.microsoft.com/office/drawing/2016/5/14/chartex" xmlns:mc="http://schemas.openxmlformats.org/markup-compatibility/2006" xmlns:aink="http://schemas.microsoft.com/office/drawing/2016/ink" xmlns:am3d="http://schemas.microsoft.com/office/drawing/2017/model3d" xmlns:o="urn:schemas-microsoft-com:office:office" xmlns:oel="http://schemas.microsoft.com/office/2019/extlst" xmlns:r="http://schemas.openxmlformats.org/officeDocument/2006/relationships" xmlns:m="http://schemas.openxmlformats.org/officeDocument/2006/math" xmlns:v="urn:schemas-microsoft-com:vml" xmlns:wp14="http://schemas.microsoft.com/office/word/2010/wordprocessingDrawing" xmlns:wp="http://schemas.openxmlformats.org/drawingml/2006/wordprocessingDrawing" xmlns:w10="urn:schemas-microsoft-com:office:word" xmlns:w="http://schemas.openxmlformats.org/wordprocessingml/2006/main" xmlns:w14="http://schemas.microsoft.com/office/word/2010/wordml" xmlns:w15="http://schemas.microsoft.com/office/word/2012/wordml" xmlns:w16cex="http://schemas.microsoft.com/office/word/2018/wordml/cex" xmlns:w16cid="http://schemas.microsoft.com/office/word/2016/wordml/cid" xmlns:w16="http://schemas.microsoft.com/office/word/2018/wordml" xmlns:w16du="http://schemas.microsoft.com/office/word/2023/wordml/word16du" xmlns:w16sdtdh="http://schemas.microsoft.com/office/word/2020/wordml/sdtdatahash" xmlns:w16sdtfl="http://schemas.microsoft.com/office/word/2024/wordml/sdtformatlock" xmlns:w16se="http://schemas.microsoft.com/office/word/2015/wordml/symex" xmlns:wpg="http://schemas.microsoft.com/office/word/2010/wordprocessingGroup" xmlns:wpi="http://schemas.microsoft.com/office/word/2010/wordprocessingInk" xmlns:wne="http://schemas.microsoft.com/office/word/2006/wordml" xmlns:wps="http://schemas.microsoft.com/office/word/2010/wordprocessingShape" mc:Ignorable="w14 w15 w16se w16cid w16 w16cex w16sdtdh w16sdtfl w16du wp14">
+  <w:p>
+    <w:pPr>
+      <w:spacing w:after="0" w:line="259" w:lineRule="auto"/>
+      <w:ind w:left="-57" w:right="7852" w:firstLine="0"/>
+    </w:pPr>
+    <w:r>
+      <w:rPr>
+        <w:noProof/>
+      </w:rPr>
+      <w:drawing>
+        <wp:anchor distT="0" distB="0" distL="114300" distR="114300" simplePos="0" relativeHeight="251666432" behindDoc="0" locked="0" layoutInCell="1" allowOverlap="0" wp14:anchorId="1589310C" wp14:editId="4B2B5334">
           <wp:simplePos x="0" y="0"/>
           <wp:positionH relativeFrom="page">
             <wp:posOffset>360000</wp:posOffset>
@@ -10829,85 +11771,85 @@
       </w:rPr>
     </w:lvl>
   </w:abstractNum>
-  <w:num w:numId="1" w16cid:durableId="537595279">
+  <w:num w:numId="1" w16cid:durableId="375930707">
     <w:abstractNumId w:val="22"/>
   </w:num>
-  <w:num w:numId="2" w16cid:durableId="598880010">
+  <w:num w:numId="2" w16cid:durableId="898517103">
     <w:abstractNumId w:val="13"/>
   </w:num>
-  <w:num w:numId="3" w16cid:durableId="670059141">
+  <w:num w:numId="3" w16cid:durableId="1256134671">
     <w:abstractNumId w:val="0"/>
   </w:num>
-  <w:num w:numId="4" w16cid:durableId="1574774662">
+  <w:num w:numId="4" w16cid:durableId="1414010765">
     <w:abstractNumId w:val="21"/>
   </w:num>
-  <w:num w:numId="5" w16cid:durableId="1670057546">
+  <w:num w:numId="5" w16cid:durableId="1704399281">
     <w:abstractNumId w:val="20"/>
   </w:num>
-  <w:num w:numId="6" w16cid:durableId="441654420">
+  <w:num w:numId="6" w16cid:durableId="630792306">
     <w:abstractNumId w:val="25"/>
   </w:num>
-  <w:num w:numId="7" w16cid:durableId="982196550">
+  <w:num w:numId="7" w16cid:durableId="833495881">
     <w:abstractNumId w:val="18"/>
   </w:num>
-  <w:num w:numId="8" w16cid:durableId="559245271">
+  <w:num w:numId="8" w16cid:durableId="937756269">
     <w:abstractNumId w:val="10"/>
   </w:num>
-  <w:num w:numId="9" w16cid:durableId="612247300">
+  <w:num w:numId="9" w16cid:durableId="716978028">
     <w:abstractNumId w:val="9"/>
   </w:num>
-  <w:num w:numId="10" w16cid:durableId="1731422168">
+  <w:num w:numId="10" w16cid:durableId="1824661056">
     <w:abstractNumId w:val="19"/>
   </w:num>
-  <w:num w:numId="11" w16cid:durableId="1703047558">
+  <w:num w:numId="11" w16cid:durableId="929853050">
     <w:abstractNumId w:val="4"/>
   </w:num>
-  <w:num w:numId="12" w16cid:durableId="160507973">
+  <w:num w:numId="12" w16cid:durableId="1872834871">
     <w:abstractNumId w:val="6"/>
   </w:num>
-  <w:num w:numId="13" w16cid:durableId="915629859">
+  <w:num w:numId="13" w16cid:durableId="1781486887">
     <w:abstractNumId w:val="17"/>
   </w:num>
-  <w:num w:numId="14" w16cid:durableId="753362444">
+  <w:num w:numId="14" w16cid:durableId="1867867071">
     <w:abstractNumId w:val="3"/>
   </w:num>
-  <w:num w:numId="15" w16cid:durableId="2067561104">
+  <w:num w:numId="15" w16cid:durableId="891842458">
     <w:abstractNumId w:val="5"/>
   </w:num>
-  <w:num w:numId="16" w16cid:durableId="580019852">
+  <w:num w:numId="16" w16cid:durableId="290090971">
     <w:abstractNumId w:val="23"/>
   </w:num>
-  <w:num w:numId="17" w16cid:durableId="1899824223">
+  <w:num w:numId="17" w16cid:durableId="1662612418">
     <w:abstractNumId w:val="24"/>
   </w:num>
-  <w:num w:numId="18" w16cid:durableId="1241452323">
+  <w:num w:numId="18" w16cid:durableId="577831926">
     <w:abstractNumId w:val="1"/>
   </w:num>
-  <w:num w:numId="19" w16cid:durableId="359934618">
+  <w:num w:numId="19" w16cid:durableId="887492280">
     <w:abstractNumId w:val="16"/>
   </w:num>
-  <w:num w:numId="20" w16cid:durableId="2045865021">
+  <w:num w:numId="20" w16cid:durableId="2026981078">
     <w:abstractNumId w:val="14"/>
   </w:num>
-  <w:num w:numId="21" w16cid:durableId="663971673">
+  <w:num w:numId="21" w16cid:durableId="1819344980">
     <w:abstractNumId w:val="15"/>
   </w:num>
-  <w:num w:numId="22" w16cid:durableId="1895383057">
+  <w:num w:numId="22" w16cid:durableId="949239904">
     <w:abstractNumId w:val="26"/>
   </w:num>
-  <w:num w:numId="23" w16cid:durableId="1743529623">
+  <w:num w:numId="23" w16cid:durableId="431435242">
     <w:abstractNumId w:val="8"/>
   </w:num>
-  <w:num w:numId="24" w16cid:durableId="225919202">
+  <w:num w:numId="24" w16cid:durableId="1649869263">
     <w:abstractNumId w:val="7"/>
   </w:num>
-  <w:num w:numId="25" w16cid:durableId="2073384698">
+  <w:num w:numId="25" w16cid:durableId="434330922">
     <w:abstractNumId w:val="12"/>
   </w:num>
-  <w:num w:numId="26" w16cid:durableId="54551577">
+  <w:num w:numId="26" w16cid:durableId="275722516">
     <w:abstractNumId w:val="11"/>
   </w:num>
-  <w:num w:numId="27" w16cid:durableId="2027636480">
+  <w:num w:numId="27" w16cid:durableId="500895815">
     <w:abstractNumId w:val="2"/>
   </w:num>
 </w:numbering>
@@ -11311,7 +12253,7 @@
   <w:style w:type="paragraph" w:default="1" w:styleId="Normal">
     <w:name w:val="Normal"/>
     <w:qFormat/>
-    <w:rsid w:val="00F903CF"/>
+    <w:rsid w:val="00035E6C"/>
     <w:pPr>
       <w:spacing w:after="3" w:line="265" w:lineRule="auto"/>
       <w:ind w:left="10" w:hanging="10"/>
@@ -11439,6 +12381,20 @@
       <w:color w:val="1A1A1A"/>
       <w:sz w:val="24"/>
     </w:rPr>
+  </w:style>
+  <w:style w:type="table" w:customStyle="1" w:styleId="Grilledutableau1">
+    <w:name w:val="Grille du tableau1"/>
+    <w:pPr>
+      <w:spacing w:after="0" w:line="240" w:lineRule="auto"/>
+    </w:pPr>
+    <w:tblPr>
+      <w:tblCellMar>
+        <w:top w:w="0" w:type="dxa"/>
+        <w:left w:w="0" w:type="dxa"/>
+        <w:bottom w:w="0" w:type="dxa"/>
+        <w:right w:w="0" w:type="dxa"/>
+      </w:tblCellMar>
+    </w:tblPr>
   </w:style>
   <w:style w:type="paragraph" w:styleId="Paragraphedeliste">
     <w:name w:val="List Paragraph"/>
@@ -13467,13 +14423,13 @@
   <w:style w:type="character" w:customStyle="1" w:styleId="document-layout-shortcodesshortcode">
     <w:name w:val="document-layout-shortcodes__shortcode"/>
     <w:basedOn w:val="Policepardfaut"/>
-    <w:rsid w:val="00E346F7"/>
+    <w:rsid w:val="00CD7E7B"/>
   </w:style>
   <w:style w:type="table" w:styleId="TableauGrille4-Accentuation5">
     <w:name w:val="Grid Table 4 Accent 5"/>
     <w:basedOn w:val="TableauNormal"/>
     <w:uiPriority w:val="49"/>
-    <w:rsid w:val="00291C9A"/>
+    <w:rsid w:val="002F6249"/>
     <w:pPr>
       <w:spacing w:after="0" w:line="240" w:lineRule="auto"/>
     </w:pPr>
@@ -13549,27 +14505,12 @@
       </w:tcPr>
     </w:tblStylePr>
   </w:style>
-  <w:style w:type="table" w:customStyle="1" w:styleId="Grilledutableau1">
-    <w:name w:val="Grille du tableau1"/>
-    <w:rsid w:val="007471B5"/>
-    <w:pPr>
-      <w:spacing w:after="0" w:line="240" w:lineRule="auto"/>
-    </w:pPr>
-    <w:tblPr>
-      <w:tblCellMar>
-        <w:top w:w="0" w:type="dxa"/>
-        <w:left w:w="0" w:type="dxa"/>
-        <w:bottom w:w="0" w:type="dxa"/>
-        <w:right w:w="0" w:type="dxa"/>
-      </w:tblCellMar>
-    </w:tblPr>
-  </w:style>
   <w:style w:type="table" w:customStyle="1" w:styleId="TableauGrille6Couleur-Accentuation51">
     <w:name w:val="Tableau Grille 6 Couleur - Accentuation 51"/>
     <w:basedOn w:val="TableauNormal"/>
     <w:next w:val="TableauGrille6Couleur-Accentuation5"/>
     <w:uiPriority w:val="51"/>
-    <w:rsid w:val="00593317"/>
+    <w:rsid w:val="00A92BA5"/>
     <w:pPr>
       <w:spacing w:after="0" w:line="240" w:lineRule="auto"/>
     </w:pPr>
@@ -13644,7 +14585,7 @@
     <w:name w:val="Grid Table 6 Colorful Accent 5"/>
     <w:basedOn w:val="TableauNormal"/>
     <w:uiPriority w:val="51"/>
-    <w:rsid w:val="00593317"/>
+    <w:rsid w:val="00A92BA5"/>
     <w:pPr>
       <w:spacing w:after="0" w:line="240" w:lineRule="auto"/>
     </w:pPr>
@@ -14015,7 +14956,7 @@
 </file>
 
 <file path=customXml/itemProps1.xml><?xml version="1.0" encoding="utf-8"?>
-<ds:datastoreItem xmlns:ds="http://schemas.openxmlformats.org/officeDocument/2006/customXml" ds:itemID="{D37B1F18-88E4-4469-881E-22518054EF6B}">
+<ds:datastoreItem xmlns:ds="http://schemas.openxmlformats.org/officeDocument/2006/customXml" ds:itemID="{2C9C00D2-E152-4B8A-B118-A11835C3BA9F}">
   <ds:schemaRefs>
     <ds:schemaRef ds:uri="http://schemas.openxmlformats.org/officeDocument/2006/bibliography"/>
   </ds:schemaRefs>
